--- a/05-数字电路/03-单片机及嵌入式接口/LED数码管显示电路/LED数码管显示电路.docx
+++ b/05-数字电路/03-单片机及嵌入式接口/LED数码管显示电路/LED数码管显示电路.docx
@@ -2408,6 +2408,20 @@
     </w:p>
     <w:bookmarkEnd w:id="26"/>
     <w:bookmarkEnd w:id="27"/>
+    <w:p>
+      <w:pPr>
+        <w:spacing w:before="360"/>
+        <w:jc w:val="center"/>
+      </w:pPr>
+      <w:r>
+        <w:rPr>
+          <w:rFonts w:ascii="Times New Roman" w:hAnsi="Times New Roman"/>
+          <w:color w:val="555555"/>
+          <w:sz w:val="21"/>
+        </w:rPr>
+        <w:t>材料收集者：杜文杰</w:t>
+      </w:r>
+    </w:p>
     <w:sectPr>
       <w:headerReference r:id="rId9" w:type="default"/>
       <w:footerReference r:id="rId10" w:type="default"/>

--- a/05-数字电路/03-单片机及嵌入式接口/LED数码管显示电路/LED数码管显示电路.docx
+++ b/05-数字电路/03-单片机及嵌入式接口/LED数码管显示电路/LED数码管显示电路.docx
@@ -1,6 +1,6 @@
 
 <file path=word/document.xml><?xml version="1.0" encoding="utf-8"?>
-<w:document xmlns:w="http://schemas.openxmlformats.org/wordprocessingml/2006/main" xmlns:m="http://schemas.openxmlformats.org/officeDocument/2006/math" xmlns:r="http://schemas.openxmlformats.org/officeDocument/2006/relationships" xmlns:o="urn:schemas-microsoft-com:office:office" xmlns:v="urn:schemas-microsoft-com:vml" xmlns:w10="urn:schemas-microsoft-com:office:word" xmlns:a="http://schemas.openxmlformats.org/drawingml/2006/main" xmlns:pic="http://schemas.openxmlformats.org/drawingml/2006/picture" xmlns:wp="http://schemas.openxmlformats.org/drawingml/2006/wordprocessingDrawing">
+<w:document xmlns:m="http://schemas.openxmlformats.org/officeDocument/2006/math" xmlns:r="http://schemas.openxmlformats.org/officeDocument/2006/relationships" xmlns:w="http://schemas.openxmlformats.org/wordprocessingml/2006/main" xmlns:o="urn:schemas-microsoft-com:office:office" xmlns:v="urn:schemas-microsoft-com:vml" xmlns:w10="urn:schemas-microsoft-com:office:word" xmlns:a="http://schemas.openxmlformats.org/drawingml/2006/main" xmlns:pic="http://schemas.openxmlformats.org/drawingml/2006/picture" xmlns:wp="http://schemas.openxmlformats.org/drawingml/2006/wordprocessingDrawing">
   <w:body>
     <w:bookmarkStart w:id="27" w:name="led-数码管显示电路"/>
     <w:p>
@@ -8,11 +8,14 @@
         <w:pStyle w:val="Heading1"/>
       </w:pPr>
       <w:r>
+        <w:rPr>
+          <w:rFonts w:eastAsia="黑体"/>
+        </w:rPr>
         <w:t xml:space="preserve">LED </w:t>
       </w:r>
       <w:r>
         <w:rPr>
-          <w:rFonts w:hint="eastAsia"/>
+          <w:rFonts w:hint="eastAsia" w:eastAsia="黑体"/>
         </w:rPr>
         <w:t xml:space="preserve">数码管显示电路</w:t>
       </w:r>
@@ -24,7 +27,7 @@
       </w:pPr>
       <w:r>
         <w:rPr>
-          <w:rFonts w:hint="eastAsia"/>
+          <w:rFonts w:hint="eastAsia" w:eastAsia="黑体"/>
         </w:rPr>
         <w:t xml:space="preserve">拓扑描述</w:t>
       </w:r>
@@ -34,20 +37,26 @@
         <w:pStyle w:val="FirstParagraph"/>
       </w:pPr>
       <w:r>
+        <w:rPr>
+          <w:rFonts w:eastAsia="黑体"/>
+        </w:rPr>
         <w:t xml:space="preserve">LED </w:t>
       </w:r>
       <w:r>
         <w:rPr>
-          <w:rFonts w:hint="eastAsia"/>
+          <w:rFonts w:hint="eastAsia" w:eastAsia="黑体"/>
         </w:rPr>
         <w:t xml:space="preserve">数码管显示电路由</w:t>
       </w:r>
       <w:r>
+        <w:rPr>
+          <w:rFonts w:eastAsia="黑体"/>
+        </w:rPr>
         <w:t xml:space="preserve"> </w:t>
       </w:r>
       <w:r>
         <w:rPr>
-          <w:rFonts w:hint="eastAsia"/>
+          <w:rFonts w:hint="eastAsia" w:eastAsia="黑体"/>
           <w:b/>
           <w:bCs/>
         </w:rPr>
@@ -55,6 +64,7 @@
       </w:r>
       <w:r>
         <w:rPr>
+          <w:rFonts w:eastAsia="黑体"/>
           <w:b/>
           <w:bCs/>
         </w:rPr>
@@ -62,85 +72,109 @@
       </w:r>
       <w:r>
         <w:rPr>
-          <w:rFonts w:hint="eastAsia"/>
+          <w:rFonts w:hint="eastAsia" w:eastAsia="黑体"/>
           <w:b/>
           <w:bCs/>
         </w:rPr>
         <w:t xml:space="preserve">数码管</w:t>
       </w:r>
       <w:r>
+        <w:rPr>
+          <w:rFonts w:eastAsia="黑体"/>
+        </w:rPr>
         <w:t xml:space="preserve"> </w:t>
       </w:r>
       <w:r>
         <w:rPr>
-          <w:rFonts w:hint="eastAsia"/>
+          <w:rFonts w:hint="eastAsia" w:eastAsia="黑体"/>
         </w:rPr>
         <w:t xml:space="preserve">与</w:t>
       </w:r>
       <w:r>
+        <w:rPr>
+          <w:rFonts w:eastAsia="黑体"/>
+        </w:rPr>
         <w:t xml:space="preserve"> </w:t>
       </w:r>
       <w:r>
         <w:rPr>
-          <w:rFonts w:hint="eastAsia"/>
+          <w:rFonts w:hint="eastAsia" w:eastAsia="黑体"/>
           <w:b/>
           <w:bCs/>
         </w:rPr>
         <w:t xml:space="preserve">限流电阻或段驱动电路</w:t>
       </w:r>
       <w:r>
+        <w:rPr>
+          <w:rFonts w:eastAsia="黑体"/>
+        </w:rPr>
         <w:t xml:space="preserve"> </w:t>
       </w:r>
       <w:r>
         <w:rPr>
-          <w:rFonts w:hint="eastAsia"/>
+          <w:rFonts w:hint="eastAsia" w:eastAsia="黑体"/>
         </w:rPr>
         <w:t xml:space="preserve">组成，由</w:t>
       </w:r>
       <w:r>
+        <w:rPr>
+          <w:rFonts w:eastAsia="黑体"/>
+        </w:rPr>
         <w:t xml:space="preserve"> MCU </w:t>
       </w:r>
       <w:r>
         <w:rPr>
-          <w:rFonts w:hint="eastAsia"/>
+          <w:rFonts w:hint="eastAsia" w:eastAsia="黑体"/>
         </w:rPr>
         <w:t xml:space="preserve">或专用驱动</w:t>
       </w:r>
       <w:r>
+        <w:rPr>
+          <w:rFonts w:eastAsia="黑体"/>
+        </w:rPr>
         <w:t xml:space="preserve"> IC </w:t>
       </w:r>
       <w:r>
         <w:rPr>
-          <w:rFonts w:hint="eastAsia"/>
+          <w:rFonts w:hint="eastAsia" w:eastAsia="黑体"/>
         </w:rPr>
         <w:t xml:space="preserve">通过</w:t>
       </w:r>
       <w:r>
+        <w:rPr>
+          <w:rFonts w:eastAsia="黑体"/>
+        </w:rPr>
         <w:t xml:space="preserve"> </w:t>
       </w:r>
       <w:r>
         <w:rPr>
-          <w:rFonts w:hint="eastAsia"/>
+          <w:rFonts w:hint="eastAsia" w:eastAsia="黑体"/>
           <w:b/>
           <w:bCs/>
         </w:rPr>
         <w:t xml:space="preserve">段选线（a~g、dp）</w:t>
       </w:r>
       <w:r>
+        <w:rPr>
+          <w:rFonts w:eastAsia="黑体"/>
+        </w:rPr>
         <w:t xml:space="preserve"> </w:t>
       </w:r>
       <w:r>
         <w:rPr>
-          <w:rFonts w:hint="eastAsia"/>
+          <w:rFonts w:hint="eastAsia" w:eastAsia="黑体"/>
         </w:rPr>
         <w:t xml:space="preserve">控制各段亮灭以显示数字/字母，连接方式分</w:t>
       </w:r>
       <w:r>
+        <w:rPr>
+          <w:rFonts w:eastAsia="黑体"/>
+        </w:rPr>
         <w:t xml:space="preserve"> </w:t>
       </w:r>
       <w:r>
         <w:rPr>
-          <w:rFonts w:hint="eastAsia"/>
+          <w:rFonts w:hint="eastAsia" w:eastAsia="黑体"/>
           <w:b/>
           <w:bCs/>
         </w:rPr>
@@ -148,16 +182,19 @@
       </w:r>
       <w:r>
         <w:rPr>
-          <w:rFonts w:hint="eastAsia"/>
+          <w:rFonts w:hint="eastAsia" w:eastAsia="黑体"/>
         </w:rPr>
         <w:t xml:space="preserve">（阴极公共端接地）与</w:t>
       </w:r>
       <w:r>
+        <w:rPr>
+          <w:rFonts w:eastAsia="黑体"/>
+        </w:rPr>
         <w:t xml:space="preserve"> </w:t>
       </w:r>
       <w:r>
         <w:rPr>
-          <w:rFonts w:hint="eastAsia"/>
+          <w:rFonts w:hint="eastAsia" w:eastAsia="黑体"/>
           <w:b/>
           <w:bCs/>
         </w:rPr>
@@ -165,22 +202,25 @@
       </w:r>
       <w:r>
         <w:rPr>
-          <w:rFonts w:hint="eastAsia"/>
+          <w:rFonts w:hint="eastAsia" w:eastAsia="黑体"/>
         </w:rPr>
         <w:t xml:space="preserve">（阳极公共端接电源）两种。电路共有</w:t>
       </w:r>
       <w:r>
+        <w:rPr>
+          <w:rFonts w:eastAsia="黑体"/>
+        </w:rPr>
         <w:t xml:space="preserve"> 2 </w:t>
       </w:r>
       <w:r>
         <w:rPr>
-          <w:rFonts w:hint="eastAsia"/>
+          <w:rFonts w:hint="eastAsia" w:eastAsia="黑体"/>
         </w:rPr>
         <w:t xml:space="preserve">类关键节点：</w:t>
       </w:r>
       <w:r>
         <w:rPr>
-          <w:rFonts w:hint="eastAsia"/>
+          <w:rFonts w:hint="eastAsia" w:eastAsia="黑体"/>
           <w:b/>
           <w:bCs/>
         </w:rPr>
@@ -188,6 +228,7 @@
       </w:r>
       <w:r>
         <w:rPr>
+          <w:rFonts w:eastAsia="黑体"/>
           <w:b/>
           <w:bCs/>
         </w:rPr>
@@ -221,6 +262,7 @@
       </m:oMath>
       <w:r>
         <w:rPr>
+          <w:rFonts w:eastAsia="黑体"/>
           <w:b/>
           <w:bCs/>
         </w:rPr>
@@ -242,6 +284,7 @@
       </m:oMath>
       <w:r>
         <w:rPr>
+          <w:rFonts w:eastAsia="黑体"/>
           <w:b/>
           <w:bCs/>
         </w:rPr>
@@ -266,22 +309,25 @@
       </m:oMath>
       <w:r>
         <w:rPr>
-          <w:rFonts w:hint="eastAsia"/>
+          <w:rFonts w:hint="eastAsia" w:eastAsia="黑体"/>
         </w:rPr>
         <w:t xml:space="preserve">（各段</w:t>
       </w:r>
       <w:r>
+        <w:rPr>
+          <w:rFonts w:eastAsia="黑体"/>
+        </w:rPr>
         <w:t xml:space="preserve"> LED </w:t>
       </w:r>
       <w:r>
         <w:rPr>
-          <w:rFonts w:hint="eastAsia"/>
+          <w:rFonts w:hint="eastAsia" w:eastAsia="黑体"/>
         </w:rPr>
         <w:t xml:space="preserve">的驱动端与限流电阻公共节点）；</w:t>
       </w:r>
       <w:r>
         <w:rPr>
-          <w:rFonts w:hint="eastAsia"/>
+          <w:rFonts w:hint="eastAsia" w:eastAsia="黑体"/>
           <w:b/>
           <w:bCs/>
         </w:rPr>
@@ -289,6 +335,7 @@
       </w:r>
       <w:r>
         <w:rPr>
+          <w:rFonts w:eastAsia="黑体"/>
           <w:b/>
           <w:bCs/>
         </w:rPr>
@@ -322,6 +369,7 @@
       </m:oMath>
       <w:r>
         <w:rPr>
+          <w:rFonts w:eastAsia="黑体"/>
           <w:b/>
           <w:bCs/>
         </w:rPr>
@@ -343,7 +391,7 @@
       </m:oMath>
       <w:r>
         <w:rPr>
-          <w:rFonts w:hint="eastAsia"/>
+          <w:rFonts w:hint="eastAsia" w:eastAsia="黑体"/>
         </w:rPr>
         <w:t xml:space="preserve">（各位数码管的公共端，动态扫描时分时选中）。</w:t>
       </w:r>
@@ -352,37 +400,46 @@
       <w:pPr/>
       <w:r>
         <w:rPr>
-          <w:rFonts w:hint="eastAsia"/>
+          <w:rFonts w:hint="eastAsia" w:eastAsia="黑体"/>
         </w:rPr>
         <w:t xml:space="preserve">各元件管脚连接：</w:t>
       </w:r>
       <w:r>
         <w:rPr>
-          <w:rFonts w:hint="eastAsia"/>
+          <w:rFonts w:hint="eastAsia" w:eastAsia="黑体"/>
           <w:b/>
           <w:bCs/>
         </w:rPr>
         <w:t xml:space="preserve">数码管</w:t>
       </w:r>
       <w:r>
+        <w:rPr>
+          <w:rFonts w:eastAsia="黑体"/>
+        </w:rPr>
         <w:t xml:space="preserve"> </w:t>
       </w:r>
       <w:r>
         <w:rPr>
-          <w:rFonts w:hint="eastAsia"/>
+          <w:rFonts w:hint="eastAsia" w:eastAsia="黑体"/>
         </w:rPr>
         <w:t xml:space="preserve">的</w:t>
       </w:r>
       <w:r>
+        <w:rPr>
+          <w:rFonts w:eastAsia="黑体"/>
+        </w:rPr>
         <w:t xml:space="preserve"> 8 </w:t>
       </w:r>
       <w:r>
         <w:rPr>
-          <w:rFonts w:hint="eastAsia"/>
+          <w:rFonts w:hint="eastAsia" w:eastAsia="黑体"/>
         </w:rPr>
         <w:t xml:space="preserve">个段脚（a~g、dp）分别接段选线</w:t>
       </w:r>
       <w:r>
+        <w:rPr>
+          <w:rFonts w:eastAsia="黑体"/>
+        </w:rPr>
         <w:t xml:space="preserve"> SEG</w:t>
       </w:r>
       <m:oMath>
@@ -412,6 +469,9 @@
         </m:r>
       </m:oMath>
       <w:r>
+        <w:rPr>
+          <w:rFonts w:eastAsia="黑体"/>
+        </w:rPr>
         <w:t xml:space="preserve">SEG</w:t>
       </w:r>
       <m:oMath>
@@ -433,20 +493,26 @@
       </m:oMath>
       <w:r>
         <w:rPr>
-          <w:rFonts w:hint="eastAsia"/>
+          <w:rFonts w:hint="eastAsia" w:eastAsia="黑体"/>
         </w:rPr>
         <w:t xml:space="preserve">，公共端</w:t>
       </w:r>
       <w:r>
+        <w:rPr>
+          <w:rFonts w:eastAsia="黑体"/>
+        </w:rPr>
         <w:t xml:space="preserve"> COM </w:t>
       </w:r>
       <w:r>
         <w:rPr>
-          <w:rFonts w:hint="eastAsia"/>
+          <w:rFonts w:hint="eastAsia" w:eastAsia="黑体"/>
         </w:rPr>
         <w:t xml:space="preserve">接位选线</w:t>
       </w:r>
       <w:r>
+        <w:rPr>
+          <w:rFonts w:eastAsia="黑体"/>
+        </w:rPr>
         <w:t xml:space="preserve"> COM</w:t>
       </w:r>
       <m:oMath>
@@ -476,6 +542,9 @@
         </m:r>
       </m:oMath>
       <w:r>
+        <w:rPr>
+          <w:rFonts w:eastAsia="黑体"/>
+        </w:rPr>
         <w:t xml:space="preserve">COM</w:t>
       </w:r>
       <m:oMath>
@@ -494,13 +563,13 @@
       </m:oMath>
       <w:r>
         <w:rPr>
-          <w:rFonts w:hint="eastAsia"/>
+          <w:rFonts w:hint="eastAsia" w:eastAsia="黑体"/>
         </w:rPr>
         <w:t xml:space="preserve">；</w:t>
       </w:r>
       <w:r>
         <w:rPr>
-          <w:rFonts w:hint="eastAsia"/>
+          <w:rFonts w:hint="eastAsia" w:eastAsia="黑体"/>
           <w:b/>
           <w:bCs/>
         </w:rPr>
@@ -508,21 +577,28 @@
       </w:r>
       <w:r>
         <w:rPr>
+          <w:rFonts w:eastAsia="黑体"/>
           <w:b/>
           <w:bCs/>
         </w:rPr>
         <w:t xml:space="preserve"> R</w:t>
       </w:r>
       <w:r>
+        <w:rPr>
+          <w:rFonts w:eastAsia="黑体"/>
+        </w:rPr>
         <w:t xml:space="preserve"> </w:t>
       </w:r>
       <w:r>
         <w:rPr>
-          <w:rFonts w:hint="eastAsia"/>
+          <w:rFonts w:hint="eastAsia" w:eastAsia="黑体"/>
         </w:rPr>
         <w:t xml:space="preserve">串接在每条段选驱动路径上，限流值</w:t>
       </w:r>
       <w:r>
+        <w:rPr>
+          <w:rFonts w:eastAsia="黑体"/>
+        </w:rPr>
         <w:t xml:space="preserve"> </w:t>
       </w:r>
       <m:oMath>
@@ -598,48 +674,61 @@
       </m:oMath>
       <w:r>
         <w:rPr>
-          <w:rFonts w:hint="eastAsia"/>
+          <w:rFonts w:hint="eastAsia" w:eastAsia="黑体"/>
         </w:rPr>
         <w:t xml:space="preserve">（共阴时段</w:t>
       </w:r>
       <w:r>
+        <w:rPr>
+          <w:rFonts w:eastAsia="黑体"/>
+        </w:rPr>
         <w:t xml:space="preserve"> anode </w:t>
       </w:r>
       <w:r>
         <w:rPr>
-          <w:rFonts w:hint="eastAsia"/>
+          <w:rFonts w:hint="eastAsia" w:eastAsia="黑体"/>
         </w:rPr>
         <w:t xml:space="preserve">经限流电阻接高、公共</w:t>
       </w:r>
       <w:r>
+        <w:rPr>
+          <w:rFonts w:eastAsia="黑体"/>
+        </w:rPr>
         <w:t xml:space="preserve"> cathode </w:t>
       </w:r>
       <w:r>
         <w:rPr>
-          <w:rFonts w:hint="eastAsia"/>
+          <w:rFonts w:hint="eastAsia" w:eastAsia="黑体"/>
         </w:rPr>
         <w:t xml:space="preserve">接地；共阳时公共</w:t>
       </w:r>
       <w:r>
+        <w:rPr>
+          <w:rFonts w:eastAsia="黑体"/>
+        </w:rPr>
         <w:t xml:space="preserve"> anode </w:t>
       </w:r>
       <w:r>
         <w:rPr>
-          <w:rFonts w:hint="eastAsia"/>
+          <w:rFonts w:hint="eastAsia" w:eastAsia="黑体"/>
         </w:rPr>
         <w:t xml:space="preserve">接电源、段</w:t>
       </w:r>
       <w:r>
+        <w:rPr>
+          <w:rFonts w:eastAsia="黑体"/>
+        </w:rPr>
         <w:t xml:space="preserve"> cathode </w:t>
       </w:r>
       <w:r>
         <w:rPr>
-          <w:rFonts w:hint="eastAsia"/>
+          <w:rFonts w:hint="eastAsia" w:eastAsia="黑体"/>
         </w:rPr>
         <w:t xml:space="preserve">经限流电阻接驱动低电平）；</w:t>
       </w:r>
       <w:r>
         <w:rPr>
+          <w:rFonts w:eastAsia="黑体"/>
           <w:b/>
           <w:bCs/>
         </w:rPr>
@@ -647,7 +736,7 @@
       </w:r>
       <w:r>
         <w:rPr>
-          <w:rFonts w:hint="eastAsia"/>
+          <w:rFonts w:hint="eastAsia" w:eastAsia="黑体"/>
           <w:b/>
           <w:bCs/>
         </w:rPr>
@@ -655,6 +744,7 @@
       </w:r>
       <w:r>
         <w:rPr>
+          <w:rFonts w:eastAsia="黑体"/>
           <w:b/>
           <w:bCs/>
         </w:rPr>
@@ -662,31 +752,40 @@
       </w:r>
       <w:r>
         <w:rPr>
-          <w:rFonts w:hint="eastAsia"/>
+          <w:rFonts w:hint="eastAsia" w:eastAsia="黑体"/>
           <w:b/>
           <w:bCs/>
         </w:rPr>
         <w:t xml:space="preserve">IC（74HC595、MAX7219、TM1637）</w:t>
       </w:r>
       <w:r>
+        <w:rPr>
+          <w:rFonts w:eastAsia="黑体"/>
+        </w:rPr>
         <w:t xml:space="preserve"> </w:t>
       </w:r>
       <w:r>
         <w:rPr>
-          <w:rFonts w:hint="eastAsia"/>
+          <w:rFonts w:hint="eastAsia" w:eastAsia="黑体"/>
         </w:rPr>
         <w:t xml:space="preserve">的段驱动输出脚接段选线、位选输出脚接位选线、电源脚</w:t>
       </w:r>
       <w:r>
+        <w:rPr>
+          <w:rFonts w:eastAsia="黑体"/>
+        </w:rPr>
         <w:t xml:space="preserve"> VDD </w:t>
       </w:r>
       <w:r>
         <w:rPr>
-          <w:rFonts w:hint="eastAsia"/>
+          <w:rFonts w:hint="eastAsia" w:eastAsia="黑体"/>
         </w:rPr>
         <w:t xml:space="preserve">接</w:t>
       </w:r>
       <w:r>
+        <w:rPr>
+          <w:rFonts w:eastAsia="黑体"/>
+        </w:rPr>
         <w:t xml:space="preserve"> </w:t>
       </w:r>
       <m:oMath>
@@ -714,38 +813,50 @@
       </m:oMath>
       <w:r>
         <w:rPr>
-          <w:rFonts w:hint="eastAsia"/>
+          <w:rFonts w:hint="eastAsia" w:eastAsia="黑体"/>
         </w:rPr>
         <w:t xml:space="preserve">、地脚</w:t>
       </w:r>
       <w:r>
+        <w:rPr>
+          <w:rFonts w:eastAsia="黑体"/>
+        </w:rPr>
         <w:t xml:space="preserve"> GND </w:t>
       </w:r>
       <w:r>
         <w:rPr>
-          <w:rFonts w:hint="eastAsia"/>
+          <w:rFonts w:hint="eastAsia" w:eastAsia="黑体"/>
         </w:rPr>
         <w:t xml:space="preserve">接</w:t>
       </w:r>
       <w:r>
+        <w:rPr>
+          <w:rFonts w:eastAsia="黑体"/>
+        </w:rPr>
         <w:t xml:space="preserve"> </w:t>
       </w:r>
       <w:r>
         <w:rPr>
-          <w:rFonts w:hint="eastAsia"/>
+          <w:rFonts w:hint="eastAsia" w:eastAsia="黑体"/>
         </w:rPr>
         <w:t xml:space="preserve">GND。共阴极驱动时</w:t>
       </w:r>
       <w:r>
+        <w:rPr>
+          <w:rFonts w:eastAsia="黑体"/>
+        </w:rPr>
         <w:t xml:space="preserve"> MCU </w:t>
       </w:r>
       <w:r>
         <w:rPr>
-          <w:rFonts w:hint="eastAsia"/>
+          <w:rFonts w:hint="eastAsia" w:eastAsia="黑体"/>
         </w:rPr>
         <w:t xml:space="preserve">输出高电平点亮对应段，共阳极则输出低电平灌电流点亮；动态扫描时位选</w:t>
       </w:r>
       <w:r>
+        <w:rPr>
+          <w:rFonts w:eastAsia="黑体"/>
+        </w:rPr>
         <w:t xml:space="preserve"> COM</w:t>
       </w:r>
       <m:oMath>
@@ -763,11 +874,14 @@
         </m:sSub>
       </m:oMath>
       <w:r>
+        <w:rPr>
+          <w:rFonts w:eastAsia="黑体"/>
+        </w:rPr>
         <w:t xml:space="preserve"> </w:t>
       </w:r>
       <w:r>
         <w:rPr>
-          <w:rFonts w:hint="eastAsia"/>
+          <w:rFonts w:hint="eastAsia" w:eastAsia="黑体"/>
         </w:rPr>
         <w:t xml:space="preserve">分时逐个选中并按该位字符输出段码，利用视觉暂留实现多位同时显示。</w:t>
       </w:r>
@@ -776,34 +890,43 @@
       <w:pPr/>
       <w:r>
         <w:rPr>
-          <w:rFonts w:hint="eastAsia"/>
+          <w:rFonts w:hint="eastAsia" w:eastAsia="黑体"/>
         </w:rPr>
         <w:t xml:space="preserve">由此构成”数码管段脚与位脚接</w:t>
       </w:r>
       <w:r>
+        <w:rPr>
+          <w:rFonts w:eastAsia="黑体"/>
+        </w:rPr>
         <w:t xml:space="preserve"> </w:t>
       </w:r>
       <w:r>
         <w:rPr>
-          <w:rFonts w:hint="eastAsia"/>
+          <w:rFonts w:hint="eastAsia" w:eastAsia="黑体"/>
         </w:rPr>
         <w:t xml:space="preserve">MCU/驱动</w:t>
       </w:r>
       <w:r>
+        <w:rPr>
+          <w:rFonts w:eastAsia="黑体"/>
+        </w:rPr>
         <w:t xml:space="preserve"> IC </w:t>
       </w:r>
       <w:r>
         <w:rPr>
-          <w:rFonts w:hint="eastAsia"/>
+          <w:rFonts w:hint="eastAsia" w:eastAsia="黑体"/>
         </w:rPr>
         <w:t xml:space="preserve">的段选线与位选线、段路径串限流电阻、按共阴/共阳极性驱动、多位时分复用（动态扫描）“的</w:t>
       </w:r>
       <w:r>
+        <w:rPr>
+          <w:rFonts w:eastAsia="黑体"/>
+        </w:rPr>
         <w:t xml:space="preserve"> LED </w:t>
       </w:r>
       <w:r>
         <w:rPr>
-          <w:rFonts w:hint="eastAsia"/>
+          <w:rFonts w:hint="eastAsia" w:eastAsia="黑体"/>
         </w:rPr>
         <w:t xml:space="preserve">数码管显示组态，用于显示数字与字母。</w:t>
       </w:r>
@@ -816,7 +939,7 @@
       </w:pPr>
       <w:r>
         <w:rPr>
-          <w:rFonts w:hint="eastAsia"/>
+          <w:rFonts w:hint="eastAsia" w:eastAsia="黑体"/>
         </w:rPr>
         <w:t xml:space="preserve">工作原理</w:t>
       </w:r>
@@ -827,34 +950,43 @@
       </w:pPr>
       <w:r>
         <w:rPr>
-          <w:rFonts w:hint="eastAsia"/>
+          <w:rFonts w:hint="eastAsia" w:eastAsia="黑体"/>
         </w:rPr>
         <w:t xml:space="preserve">点亮某段即让该段</w:t>
       </w:r>
       <w:r>
+        <w:rPr>
+          <w:rFonts w:eastAsia="黑体"/>
+        </w:rPr>
         <w:t xml:space="preserve"> LED </w:t>
       </w:r>
       <w:r>
         <w:rPr>
-          <w:rFonts w:hint="eastAsia"/>
+          <w:rFonts w:hint="eastAsia" w:eastAsia="黑体"/>
         </w:rPr>
         <w:t xml:space="preserve">导通发光，多段组合即显示对应字符。共阴极驱动时</w:t>
       </w:r>
       <w:r>
+        <w:rPr>
+          <w:rFonts w:eastAsia="黑体"/>
+        </w:rPr>
         <w:t xml:space="preserve"> MCU </w:t>
       </w:r>
       <w:r>
         <w:rPr>
-          <w:rFonts w:hint="eastAsia"/>
+          <w:rFonts w:hint="eastAsia" w:eastAsia="黑体"/>
         </w:rPr>
         <w:t xml:space="preserve">输出高电平点亮对应段；共阳极时输出低电平（灌电流）点亮。动态扫描时各数码管分时轮流点亮，利用视觉暂留实现多位同时显示，节省</w:t>
       </w:r>
       <w:r>
+        <w:rPr>
+          <w:rFonts w:eastAsia="黑体"/>
+        </w:rPr>
         <w:t xml:space="preserve"> I/O </w:t>
       </w:r>
       <w:r>
         <w:rPr>
-          <w:rFonts w:hint="eastAsia"/>
+          <w:rFonts w:hint="eastAsia" w:eastAsia="黑体"/>
         </w:rPr>
         <w:t xml:space="preserve">引脚。</w:t>
       </w:r>
@@ -867,7 +999,7 @@
       </w:pPr>
       <w:r>
         <w:rPr>
-          <w:rFonts w:hint="eastAsia"/>
+          <w:rFonts w:hint="eastAsia" w:eastAsia="黑体"/>
         </w:rPr>
         <w:t xml:space="preserve">关键计算公式</w:t>
       </w:r>
@@ -881,11 +1013,14 @@
       </w:pPr>
       <w:r>
         <w:rPr>
-          <w:rFonts w:hint="eastAsia"/>
+          <w:rFonts w:hint="eastAsia" w:eastAsia="黑体"/>
         </w:rPr>
         <w:t xml:space="preserve">限流电阻（共阴，段正向压降</w:t>
       </w:r>
       <w:r>
+        <w:rPr>
+          <w:rFonts w:eastAsia="黑体"/>
+        </w:rPr>
         <w:t xml:space="preserve"> </w:t>
       </w:r>
       <m:oMath>
@@ -904,7 +1039,7 @@
       </m:oMath>
       <w:r>
         <w:rPr>
-          <w:rFonts w:hint="eastAsia"/>
+          <w:rFonts w:hint="eastAsia" w:eastAsia="黑体"/>
         </w:rPr>
         <w:t xml:space="preserve">）：</w:t>
       </w:r>
@@ -1000,11 +1135,14 @@
       </w:pPr>
       <w:r>
         <w:rPr>
-          <w:rFonts w:hint="eastAsia"/>
+          <w:rFonts w:hint="eastAsia" w:eastAsia="黑体"/>
         </w:rPr>
         <w:t xml:space="preserve">段电流与总电流（静态显示</w:t>
       </w:r>
       <w:r>
+        <w:rPr>
+          <w:rFonts w:eastAsia="黑体"/>
+        </w:rPr>
         <w:t xml:space="preserve"> </w:t>
       </w:r>
       <m:oMath>
@@ -1013,11 +1151,14 @@
         </m:r>
       </m:oMath>
       <w:r>
+        <w:rPr>
+          <w:rFonts w:eastAsia="黑体"/>
+        </w:rPr>
         <w:t xml:space="preserve"> </w:t>
       </w:r>
       <w:r>
         <w:rPr>
-          <w:rFonts w:hint="eastAsia"/>
+          <w:rFonts w:hint="eastAsia" w:eastAsia="黑体"/>
         </w:rPr>
         <w:t xml:space="preserve">段点亮）：</w:t>
       </w:r>
@@ -1101,7 +1242,7 @@
       </w:pPr>
       <w:r>
         <w:rPr>
-          <w:rFonts w:hint="eastAsia"/>
+          <w:rFonts w:hint="eastAsia" w:eastAsia="黑体"/>
         </w:rPr>
         <w:t xml:space="preserve">动态扫描平均电流与峰值电流（</w:t>
       </w:r>
@@ -1111,11 +1252,14 @@
         </m:r>
       </m:oMath>
       <w:r>
+        <w:rPr>
+          <w:rFonts w:eastAsia="黑体"/>
+        </w:rPr>
         <w:t xml:space="preserve"> </w:t>
       </w:r>
       <w:r>
         <w:rPr>
-          <w:rFonts w:hint="eastAsia"/>
+          <w:rFonts w:hint="eastAsia" w:eastAsia="黑体"/>
         </w:rPr>
         <w:t xml:space="preserve">位扫描）：</w:t>
       </w:r>
@@ -1196,7 +1340,7 @@
       </w:pPr>
       <w:r>
         <w:rPr>
-          <w:rFonts w:hint="eastAsia"/>
+          <w:rFonts w:hint="eastAsia" w:eastAsia="黑体"/>
         </w:rPr>
         <w:t xml:space="preserve">每段静态功耗：</w:t>
       </w:r>
@@ -1305,7 +1449,7 @@
             </w:pPr>
             <w:r>
               <w:rPr>
-                <w:rFonts w:hint="eastAsia"/>
+                <w:rFonts w:hint="eastAsia" w:eastAsia="黑体"/>
               </w:rPr>
               <w:t xml:space="preserve">符号</w:t>
             </w:r>
@@ -1319,7 +1463,7 @@
             </w:pPr>
             <w:r>
               <w:rPr>
-                <w:rFonts w:hint="eastAsia"/>
+                <w:rFonts w:hint="eastAsia" w:eastAsia="黑体"/>
               </w:rPr>
               <w:t xml:space="preserve">含义</w:t>
             </w:r>
@@ -1333,7 +1477,7 @@
             </w:pPr>
             <w:r>
               <w:rPr>
-                <w:rFonts w:hint="eastAsia"/>
+                <w:rFonts w:hint="eastAsia" w:eastAsia="黑体"/>
               </w:rPr>
               <w:t xml:space="preserve">单位</w:t>
             </w:r>
@@ -1365,6 +1509,9 @@
               </m:sSub>
             </m:oMath>
             <w:r>
+              <w:rPr>
+                <w:rFonts w:eastAsia="黑体"/>
+              </w:rPr>
               <w:t xml:space="preserve">​</w:t>
             </w:r>
           </w:p>
@@ -1377,7 +1524,7 @@
             </w:pPr>
             <w:r>
               <w:rPr>
-                <w:rFonts w:hint="eastAsia"/>
+                <w:rFonts w:hint="eastAsia" w:eastAsia="黑体"/>
               </w:rPr>
               <w:t xml:space="preserve">驱动电源电压</w:t>
             </w:r>
@@ -1390,6 +1537,9 @@
               <w:pStyle w:val="Compact"/>
             </w:pPr>
             <w:r>
+              <w:rPr>
+                <w:rFonts w:eastAsia="黑体"/>
+              </w:rPr>
               <w:t xml:space="preserve">V</w:t>
             </w:r>
           </w:p>
@@ -1417,6 +1567,9 @@
               </m:sSub>
             </m:oMath>
             <w:r>
+              <w:rPr>
+                <w:rFonts w:eastAsia="黑体"/>
+              </w:rPr>
               <w:t xml:space="preserve">​</w:t>
             </w:r>
           </w:p>
@@ -1428,11 +1581,14 @@
               <w:pStyle w:val="Compact"/>
             </w:pPr>
             <w:r>
+              <w:rPr>
+                <w:rFonts w:eastAsia="黑体"/>
+              </w:rPr>
               <w:t xml:space="preserve">LED </w:t>
             </w:r>
             <w:r>
               <w:rPr>
-                <w:rFonts w:hint="eastAsia"/>
+                <w:rFonts w:hint="eastAsia" w:eastAsia="黑体"/>
               </w:rPr>
               <w:t xml:space="preserve">正向压降</w:t>
             </w:r>
@@ -1445,6 +1601,9 @@
               <w:pStyle w:val="Compact"/>
             </w:pPr>
             <w:r>
+              <w:rPr>
+                <w:rFonts w:eastAsia="黑体"/>
+              </w:rPr>
               <w:t xml:space="preserve">V</w:t>
             </w:r>
           </w:p>
@@ -1478,6 +1637,9 @@
               </m:sSub>
             </m:oMath>
             <w:r>
+              <w:rPr>
+                <w:rFonts w:eastAsia="黑体"/>
+              </w:rPr>
               <w:t xml:space="preserve">​</w:t>
             </w:r>
           </w:p>
@@ -1490,16 +1652,19 @@
             </w:pPr>
             <w:r>
               <w:rPr>
-                <w:rFonts w:hint="eastAsia"/>
+                <w:rFonts w:hint="eastAsia" w:eastAsia="黑体"/>
               </w:rPr>
               <w:t xml:space="preserve">单段</w:t>
             </w:r>
             <w:r>
+              <w:rPr>
+                <w:rFonts w:eastAsia="黑体"/>
+              </w:rPr>
               <w:t xml:space="preserve"> LED </w:t>
             </w:r>
             <w:r>
               <w:rPr>
-                <w:rFonts w:hint="eastAsia"/>
+                <w:rFonts w:hint="eastAsia" w:eastAsia="黑体"/>
               </w:rPr>
               <w:t xml:space="preserve">电流</w:t>
             </w:r>
@@ -1512,6 +1677,9 @@
               <w:pStyle w:val="Compact"/>
             </w:pPr>
             <w:r>
+              <w:rPr>
+                <w:rFonts w:eastAsia="黑体"/>
+              </w:rPr>
               <w:t xml:space="preserve">A</w:t>
             </w:r>
           </w:p>
@@ -1530,6 +1698,9 @@
               </m:r>
             </m:oMath>
             <w:r>
+              <w:rPr>
+                <w:rFonts w:eastAsia="黑体"/>
+              </w:rPr>
               <w:t xml:space="preserve">​</w:t>
             </w:r>
           </w:p>
@@ -1542,7 +1713,7 @@
             </w:pPr>
             <w:r>
               <w:rPr>
-                <w:rFonts w:hint="eastAsia"/>
+                <w:rFonts w:hint="eastAsia" w:eastAsia="黑体"/>
               </w:rPr>
               <w:t xml:space="preserve">限流电阻</w:t>
             </w:r>
@@ -1555,6 +1726,9 @@
               <w:pStyle w:val="Compact"/>
             </w:pPr>
             <w:r>
+              <w:rPr>
+                <w:rFonts w:eastAsia="黑体"/>
+              </w:rPr>
               <w:t xml:space="preserve">Ω</w:t>
             </w:r>
           </w:p>
@@ -1573,6 +1747,9 @@
               </m:r>
             </m:oMath>
             <w:r>
+              <w:rPr>
+                <w:rFonts w:eastAsia="黑体"/>
+              </w:rPr>
               <w:t xml:space="preserve">​</w:t>
             </w:r>
           </w:p>
@@ -1585,7 +1762,7 @@
             </w:pPr>
             <w:r>
               <w:rPr>
-                <w:rFonts w:hint="eastAsia"/>
+                <w:rFonts w:hint="eastAsia" w:eastAsia="黑体"/>
               </w:rPr>
               <w:t xml:space="preserve">点亮段数</w:t>
             </w:r>
@@ -1598,6 +1775,9 @@
               <w:pStyle w:val="Compact"/>
             </w:pPr>
             <w:r>
+              <w:rPr>
+                <w:rFonts w:eastAsia="黑体"/>
+              </w:rPr>
               <w:t xml:space="preserve">—</w:t>
             </w:r>
           </w:p>
@@ -1616,6 +1796,9 @@
               </m:r>
             </m:oMath>
             <w:r>
+              <w:rPr>
+                <w:rFonts w:eastAsia="黑体"/>
+              </w:rPr>
               <w:t xml:space="preserve">​</w:t>
             </w:r>
           </w:p>
@@ -1628,7 +1811,7 @@
             </w:pPr>
             <w:r>
               <w:rPr>
-                <w:rFonts w:hint="eastAsia"/>
+                <w:rFonts w:hint="eastAsia" w:eastAsia="黑体"/>
               </w:rPr>
               <w:t xml:space="preserve">扫描位数</w:t>
             </w:r>
@@ -1641,6 +1824,9 @@
               <w:pStyle w:val="Compact"/>
             </w:pPr>
             <w:r>
+              <w:rPr>
+                <w:rFonts w:eastAsia="黑体"/>
+              </w:rPr>
               <w:t xml:space="preserve">—</w:t>
             </w:r>
           </w:p>
@@ -1674,6 +1860,9 @@
               </m:sSub>
             </m:oMath>
             <w:r>
+              <w:rPr>
+                <w:rFonts w:eastAsia="黑体"/>
+              </w:rPr>
               <w:t xml:space="preserve">​</w:t>
             </w:r>
           </w:p>
@@ -1686,7 +1875,7 @@
             </w:pPr>
             <w:r>
               <w:rPr>
-                <w:rFonts w:hint="eastAsia"/>
+                <w:rFonts w:hint="eastAsia" w:eastAsia="黑体"/>
               </w:rPr>
               <w:t xml:space="preserve">单段功耗</w:t>
             </w:r>
@@ -1699,6 +1888,9 @@
               <w:pStyle w:val="Compact"/>
             </w:pPr>
             <w:r>
+              <w:rPr>
+                <w:rFonts w:eastAsia="黑体"/>
+              </w:rPr>
               <w:t xml:space="preserve">W</w:t>
             </w:r>
           </w:p>
@@ -1713,7 +1905,7 @@
       </w:pPr>
       <w:r>
         <w:rPr>
-          <w:rFonts w:hint="eastAsia"/>
+          <w:rFonts w:hint="eastAsia" w:eastAsia="黑体"/>
         </w:rPr>
         <w:t xml:space="preserve">元件调整影响</w:t>
       </w:r>
@@ -1728,7 +1920,7 @@
       </w:pPr>
       <w:r>
         <w:rPr>
-          <w:rFonts w:hint="eastAsia"/>
+          <w:rFonts w:hint="eastAsia" w:eastAsia="黑体"/>
           <w:b/>
           <w:bCs/>
         </w:rPr>
@@ -1736,20 +1928,27 @@
       </w:r>
       <w:r>
         <w:rPr>
+          <w:rFonts w:eastAsia="黑体"/>
           <w:b/>
           <w:bCs/>
         </w:rPr>
         <w:t xml:space="preserve"> ↑</w:t>
       </w:r>
       <w:r>
+        <w:rPr>
+          <w:rFonts w:eastAsia="黑体"/>
+        </w:rPr>
         <w:t xml:space="preserve"> </w:t>
       </w:r>
       <w:r>
+        <w:rPr>
+          <w:rFonts w:eastAsia="黑体"/>
+        </w:rPr>
         <w:t xml:space="preserve">→ </w:t>
       </w:r>
       <w:r>
         <w:rPr>
-          <w:rFonts w:hint="eastAsia"/>
+          <w:rFonts w:hint="eastAsia" w:eastAsia="黑体"/>
         </w:rPr>
         <w:t xml:space="preserve">段电流减小、亮度下降，寿命增长。</w:t>
       </w:r>
@@ -1764,7 +1963,7 @@
       </w:pPr>
       <w:r>
         <w:rPr>
-          <w:rFonts w:hint="eastAsia"/>
+          <w:rFonts w:hint="eastAsia" w:eastAsia="黑体"/>
           <w:b/>
           <w:bCs/>
         </w:rPr>
@@ -1772,24 +1971,34 @@
       </w:r>
       <w:r>
         <w:rPr>
+          <w:rFonts w:eastAsia="黑体"/>
           <w:b/>
           <w:bCs/>
         </w:rPr>
         <w:t xml:space="preserve"> ↓</w:t>
       </w:r>
       <w:r>
+        <w:rPr>
+          <w:rFonts w:eastAsia="黑体"/>
+        </w:rPr>
         <w:t xml:space="preserve"> </w:t>
       </w:r>
       <w:r>
+        <w:rPr>
+          <w:rFonts w:eastAsia="黑体"/>
+        </w:rPr>
         <w:t xml:space="preserve">→ </w:t>
       </w:r>
       <w:r>
         <w:rPr>
-          <w:rFonts w:hint="eastAsia"/>
+          <w:rFonts w:hint="eastAsia" w:eastAsia="黑体"/>
         </w:rPr>
         <w:t xml:space="preserve">亮度升高，但电流过大缩短寿命甚至烧毁</w:t>
       </w:r>
       <w:r>
+        <w:rPr>
+          <w:rFonts w:eastAsia="黑体"/>
+        </w:rPr>
         <w:t xml:space="preserve"> LED。</w:t>
       </w:r>
     </w:p>
@@ -1803,7 +2012,7 @@
       </w:pPr>
       <w:r>
         <w:rPr>
-          <w:rFonts w:hint="eastAsia"/>
+          <w:rFonts w:hint="eastAsia" w:eastAsia="黑体"/>
           <w:b/>
           <w:bCs/>
         </w:rPr>
@@ -1811,20 +2020,27 @@
       </w:r>
       <w:r>
         <w:rPr>
+          <w:rFonts w:eastAsia="黑体"/>
           <w:b/>
           <w:bCs/>
         </w:rPr>
         <w:t xml:space="preserve"> N ↑</w:t>
       </w:r>
       <w:r>
+        <w:rPr>
+          <w:rFonts w:eastAsia="黑体"/>
+        </w:rPr>
         <w:t xml:space="preserve"> </w:t>
       </w:r>
       <w:r>
+        <w:rPr>
+          <w:rFonts w:eastAsia="黑体"/>
+        </w:rPr>
         <w:t xml:space="preserve">→ </w:t>
       </w:r>
       <w:r>
         <w:rPr>
-          <w:rFonts w:hint="eastAsia"/>
+          <w:rFonts w:hint="eastAsia" w:eastAsia="黑体"/>
         </w:rPr>
         <w:t xml:space="preserve">峰值电流增大，需提高驱动能力并保证频率以免闪烁。</w:t>
       </w:r>
@@ -1839,7 +2055,7 @@
       </w:pPr>
       <w:r>
         <w:rPr>
-          <w:rFonts w:hint="eastAsia"/>
+          <w:rFonts w:hint="eastAsia" w:eastAsia="黑体"/>
           <w:b/>
           <w:bCs/>
         </w:rPr>
@@ -1847,20 +2063,27 @@
       </w:r>
       <w:r>
         <w:rPr>
+          <w:rFonts w:eastAsia="黑体"/>
           <w:b/>
           <w:bCs/>
         </w:rPr>
         <w:t xml:space="preserve"> ↓</w:t>
       </w:r>
       <w:r>
+        <w:rPr>
+          <w:rFonts w:eastAsia="黑体"/>
+        </w:rPr>
         <w:t xml:space="preserve"> </w:t>
       </w:r>
       <w:r>
+        <w:rPr>
+          <w:rFonts w:eastAsia="黑体"/>
+        </w:rPr>
         <w:t xml:space="preserve">→ </w:t>
       </w:r>
       <w:r>
         <w:rPr>
-          <w:rFonts w:hint="eastAsia"/>
+          <w:rFonts w:hint="eastAsia" w:eastAsia="黑体"/>
         </w:rPr>
         <w:t xml:space="preserve">出现明显闪烁或重影；过高则驱动管开关损耗增大。</w:t>
       </w:r>
@@ -1873,7 +2096,7 @@
       </w:pPr>
       <w:r>
         <w:rPr>
-          <w:rFonts w:hint="eastAsia"/>
+          <w:rFonts w:hint="eastAsia" w:eastAsia="黑体"/>
         </w:rPr>
         <w:t xml:space="preserve">典型参数示例</w:t>
       </w:r>
@@ -1888,11 +2111,14 @@
       </w:pPr>
       <w:r>
         <w:rPr>
-          <w:rFonts w:hint="eastAsia"/>
+          <w:rFonts w:hint="eastAsia" w:eastAsia="黑体"/>
         </w:rPr>
         <w:t xml:space="preserve">设</w:t>
       </w:r>
       <w:r>
+        <w:rPr>
+          <w:rFonts w:eastAsia="黑体"/>
+        </w:rPr>
         <w:t xml:space="preserve"> </w:t>
       </w:r>
       <m:oMath>
@@ -1932,6 +2158,9 @@
         </m:r>
       </m:oMath>
       <w:r>
+        <w:rPr>
+          <w:rFonts w:eastAsia="黑体"/>
+        </w:rPr>
         <w:t xml:space="preserve">、</w:t>
       </w:r>
       <m:oMath>
@@ -1968,6 +2197,9 @@
         </m:r>
       </m:oMath>
       <w:r>
+        <w:rPr>
+          <w:rFonts w:eastAsia="黑体"/>
+        </w:rPr>
         <w:t xml:space="preserve">、</w:t>
       </w:r>
       <m:oMath>
@@ -2011,7 +2243,7 @@
       </m:oMath>
       <w:r>
         <w:rPr>
-          <w:rFonts w:hint="eastAsia"/>
+          <w:rFonts w:hint="eastAsia" w:eastAsia="黑体"/>
         </w:rPr>
         <w:t xml:space="preserve">：</w:t>
       </w:r>
@@ -2069,6 +2301,9 @@
         </m:r>
       </m:oMath>
       <w:r>
+        <w:rPr>
+          <w:rFonts w:eastAsia="黑体"/>
+        </w:rPr>
         <w:t xml:space="preserve">。</w:t>
       </w:r>
     </w:p>
@@ -2082,16 +2317,19 @@
       </w:pPr>
       <w:r>
         <w:rPr>
-          <w:rFonts w:hint="eastAsia"/>
+          <w:rFonts w:hint="eastAsia" w:eastAsia="黑体"/>
         </w:rPr>
         <w:t xml:space="preserve">共阴极静态显示数字“8”需点亮</w:t>
       </w:r>
       <w:r>
+        <w:rPr>
+          <w:rFonts w:eastAsia="黑体"/>
+        </w:rPr>
         <w:t xml:space="preserve"> 7 </w:t>
       </w:r>
       <w:r>
         <w:rPr>
-          <w:rFonts w:hint="eastAsia"/>
+          <w:rFonts w:hint="eastAsia" w:eastAsia="黑体"/>
         </w:rPr>
         <w:t xml:space="preserve">段：</w:t>
       </w:r>
@@ -2169,6 +2407,9 @@
         </m:r>
       </m:oMath>
       <w:r>
+        <w:rPr>
+          <w:rFonts w:eastAsia="黑体"/>
+        </w:rPr>
         <w:t xml:space="preserve">。</w:t>
       </w:r>
     </w:p>
@@ -2180,7 +2421,7 @@
       </w:pPr>
       <w:r>
         <w:rPr>
-          <w:rFonts w:hint="eastAsia"/>
+          <w:rFonts w:hint="eastAsia" w:eastAsia="黑体"/>
         </w:rPr>
         <w:t xml:space="preserve">常见器件型号</w:t>
       </w:r>
@@ -2195,22 +2436,31 @@
       </w:pPr>
       <w:r>
         <w:rPr>
-          <w:rFonts w:hint="eastAsia"/>
+          <w:rFonts w:hint="eastAsia" w:eastAsia="黑体"/>
         </w:rPr>
         <w:t xml:space="preserve">数码管：共阴极/共阳极七段管（如尺寸</w:t>
       </w:r>
       <w:r>
+        <w:rPr>
+          <w:rFonts w:eastAsia="黑体"/>
+        </w:rPr>
         <w:t xml:space="preserve"> 0.36’</w:t>
       </w:r>
       <w:r>
+        <w:rPr>
+          <w:rFonts w:eastAsia="黑体"/>
+        </w:rPr>
         <w:t xml:space="preserve">‘~0.56’</w:t>
       </w:r>
       <w:r>
+        <w:rPr>
+          <w:rFonts w:eastAsia="黑体"/>
+        </w:rPr>
         <w:t xml:space="preserve">’ </w:t>
       </w:r>
       <w:r>
         <w:rPr>
-          <w:rFonts w:hint="eastAsia"/>
+          <w:rFonts w:hint="eastAsia" w:eastAsia="黑体"/>
         </w:rPr>
         <w:t xml:space="preserve">通用型号按需选型）。</w:t>
       </w:r>
@@ -2225,7 +2475,7 @@
       </w:pPr>
       <w:r>
         <w:rPr>
-          <w:rFonts w:hint="eastAsia"/>
+          <w:rFonts w:hint="eastAsia" w:eastAsia="黑体"/>
         </w:rPr>
         <w:t xml:space="preserve">段驱动：74HC595（串行转并行）、MAX7219、TM1637、TM1650。</w:t>
       </w:r>
@@ -2239,11 +2489,14 @@
         </w:numPr>
       </w:pPr>
       <w:r>
+        <w:rPr>
+          <w:rFonts w:eastAsia="黑体"/>
+        </w:rPr>
         <w:t xml:space="preserve">74HC595 </w:t>
       </w:r>
       <w:r>
         <w:rPr>
-          <w:rFonts w:hint="eastAsia"/>
+          <w:rFonts w:hint="eastAsia" w:eastAsia="黑体"/>
         </w:rPr>
         <w:t xml:space="preserve">为核心的移位寄存器级联驱动。</w:t>
       </w:r>
@@ -2256,7 +2509,7 @@
       </w:pPr>
       <w:r>
         <w:rPr>
-          <w:rFonts w:hint="eastAsia"/>
+          <w:rFonts w:hint="eastAsia" w:eastAsia="黑体"/>
         </w:rPr>
         <w:t xml:space="preserve">注意事项</w:t>
       </w:r>
@@ -2271,7 +2524,7 @@
       </w:pPr>
       <w:r>
         <w:rPr>
-          <w:rFonts w:hint="eastAsia"/>
+          <w:rFonts w:hint="eastAsia" w:eastAsia="黑体"/>
         </w:rPr>
         <w:t xml:space="preserve">共阴/共阳接错会导致无法点亮或全亮，务必匹配驱动电平极性。</w:t>
       </w:r>
@@ -2286,16 +2539,19 @@
       </w:pPr>
       <w:r>
         <w:rPr>
-          <w:rFonts w:hint="eastAsia"/>
+          <w:rFonts w:hint="eastAsia" w:eastAsia="黑体"/>
         </w:rPr>
         <w:t xml:space="preserve">动态扫描需保证每位刷新频率通常</w:t>
       </w:r>
       <w:r>
+        <w:rPr>
+          <w:rFonts w:eastAsia="黑体"/>
+        </w:rPr>
         <w:t xml:space="preserve"> ≥50 </w:t>
       </w:r>
       <w:r>
         <w:rPr>
-          <w:rFonts w:hint="eastAsia"/>
+          <w:rFonts w:hint="eastAsia" w:eastAsia="黑体"/>
         </w:rPr>
         <w:t xml:space="preserve">Hz，多位数码管避免闪烁与相邻干扰。</w:t>
       </w:r>
@@ -2309,24 +2565,33 @@
         </w:numPr>
       </w:pPr>
       <w:r>
+        <w:rPr>
+          <w:rFonts w:eastAsia="黑体"/>
+        </w:rPr>
         <w:t xml:space="preserve">MCU </w:t>
       </w:r>
       <w:r>
         <w:rPr>
-          <w:rFonts w:hint="eastAsia"/>
+          <w:rFonts w:hint="eastAsia" w:eastAsia="黑体"/>
         </w:rPr>
         <w:t xml:space="preserve">单引脚电流能力有限，驱动多位或高亮需加三极管/MOSFET</w:t>
       </w:r>
       <w:r>
+        <w:rPr>
+          <w:rFonts w:eastAsia="黑体"/>
+        </w:rPr>
         <w:t xml:space="preserve"> </w:t>
       </w:r>
       <w:r>
         <w:rPr>
-          <w:rFonts w:hint="eastAsia"/>
+          <w:rFonts w:hint="eastAsia" w:eastAsia="黑体"/>
         </w:rPr>
         <w:t xml:space="preserve">或专用驱动</w:t>
       </w:r>
       <w:r>
+        <w:rPr>
+          <w:rFonts w:eastAsia="黑体"/>
+        </w:rPr>
         <w:t xml:space="preserve"> IC。</w:t>
       </w:r>
     </w:p>
@@ -2338,7 +2603,7 @@
       </w:pPr>
       <w:r>
         <w:rPr>
-          <w:rFonts w:hint="eastAsia"/>
+          <w:rFonts w:hint="eastAsia" w:eastAsia="黑体"/>
         </w:rPr>
         <w:t xml:space="preserve">参考资料</w:t>
       </w:r>
@@ -2352,6 +2617,9 @@
         </w:numPr>
       </w:pPr>
       <w:r>
+        <w:rPr>
+          <w:rFonts w:eastAsia="黑体"/>
+        </w:rPr>
         <w:t xml:space="preserve">Wikipedia: Seven-segment display。</w:t>
       </w:r>
     </w:p>
@@ -2364,29 +2632,38 @@
         </w:numPr>
       </w:pPr>
       <w:r>
+        <w:rPr>
+          <w:rFonts w:eastAsia="黑体"/>
+        </w:rPr>
         <w:t xml:space="preserve">MAX7219 </w:t>
       </w:r>
       <w:r>
         <w:rPr>
-          <w:rFonts w:hint="eastAsia"/>
+          <w:rFonts w:hint="eastAsia" w:eastAsia="黑体"/>
         </w:rPr>
         <w:t xml:space="preserve">数据手册（Maxim/ADI</w:t>
       </w:r>
       <w:r>
+        <w:rPr>
+          <w:rFonts w:eastAsia="黑体"/>
+        </w:rPr>
         <w:t xml:space="preserve"> </w:t>
       </w:r>
       <w:r>
         <w:rPr>
-          <w:rFonts w:hint="eastAsia"/>
+          <w:rFonts w:hint="eastAsia" w:eastAsia="黑体"/>
         </w:rPr>
         <w:t xml:space="preserve">串行</w:t>
       </w:r>
       <w:r>
+        <w:rPr>
+          <w:rFonts w:eastAsia="黑体"/>
+        </w:rPr>
         <w:t xml:space="preserve"> LED </w:t>
       </w:r>
       <w:r>
         <w:rPr>
-          <w:rFonts w:hint="eastAsia"/>
+          <w:rFonts w:hint="eastAsia" w:eastAsia="黑体"/>
         </w:rPr>
         <w:t xml:space="preserve">驱动器）。</w:t>
       </w:r>
@@ -2401,7 +2678,7 @@
       </w:pPr>
       <w:r>
         <w:rPr>
-          <w:rFonts w:hint="eastAsia"/>
+          <w:rFonts w:hint="eastAsia" w:eastAsia="黑体"/>
         </w:rPr>
         <w:t xml:space="preserve">《数字电子技术基础》数码管显示译码。</w:t>
       </w:r>
@@ -2415,11 +2692,11 @@
       </w:pPr>
       <w:r>
         <w:rPr>
-          <w:rFonts w:ascii="Times New Roman" w:hAnsi="Times New Roman"/>
+          <w:rFonts w:ascii="Times New Roman" w:hAnsi="Times New Roman" w:eastAsia="黑体"/>
           <w:color w:val="555555"/>
           <w:sz w:val="21"/>
         </w:rPr>
-        <w:t>材料收集者：杜文杰</w:t>
+        <w:t>材料收集者：杜文杰，WX手机：19519196569，QQ:3478827729</w:t>
       </w:r>
     </w:p>
     <w:sectPr>
@@ -2439,7 +2716,7 @@
 </file>
 
 <file path=word/footer1.xml><?xml version="1.0" encoding="utf-8"?>
-<w:ftr xmlns:m="http://schemas.openxmlformats.org/officeDocument/2006/math" xmlns:mc="http://schemas.openxmlformats.org/markup-compatibility/2006" xmlns:mo="http://schemas.microsoft.com/office/mac/office/2008/main" xmlns:mv="urn:schemas-microsoft-com:mac:vml" xmlns:o="urn:schemas-microsoft-com:office:office" xmlns:r="http://schemas.openxmlformats.org/officeDocument/2006/relationships" xmlns:v="urn:schemas-microsoft-com:vml" xmlns:w10="urn:schemas-microsoft-com:office:word" xmlns:w14="http://schemas.microsoft.com/office/word/2010/wordml" xmlns:w="http://schemas.openxmlformats.org/wordprocessingml/2006/main" xmlns:wne="http://schemas.microsoft.com/office/word/2006/wordml" xmlns:wp14="http://schemas.microsoft.com/office/word/2010/wordprocessingDrawing" xmlns:wp="http://schemas.openxmlformats.org/drawingml/2006/wordprocessingDrawing" xmlns:wpc="http://schemas.microsoft.com/office/word/2010/wordprocessingCanvas" xmlns:wpg="http://schemas.microsoft.com/office/word/2010/wordprocessingGroup" xmlns:wpi="http://schemas.microsoft.com/office/word/2010/wordprocessingInk" xmlns:wps="http://schemas.microsoft.com/office/word/2010/wordprocessingShape" mc:Ignorable="w14 wp14">
+<w:ftr xmlns:mc="http://schemas.openxmlformats.org/markup-compatibility/2006" xmlns:w="http://schemas.openxmlformats.org/wordprocessingml/2006/main" xmlns:m="http://schemas.openxmlformats.org/officeDocument/2006/math" xmlns:mo="http://schemas.microsoft.com/office/mac/office/2008/main" xmlns:mv="urn:schemas-microsoft-com:mac:vml" xmlns:o="urn:schemas-microsoft-com:office:office" xmlns:r="http://schemas.openxmlformats.org/officeDocument/2006/relationships" xmlns:v="urn:schemas-microsoft-com:vml" xmlns:w10="urn:schemas-microsoft-com:office:word" xmlns:w14="http://schemas.microsoft.com/office/word/2010/wordml" xmlns:wne="http://schemas.microsoft.com/office/word/2006/wordml" xmlns:wp14="http://schemas.microsoft.com/office/word/2010/wordprocessingDrawing" xmlns:wp="http://schemas.openxmlformats.org/drawingml/2006/wordprocessingDrawing" xmlns:wpc="http://schemas.microsoft.com/office/word/2010/wordprocessingCanvas" xmlns:wpg="http://schemas.microsoft.com/office/word/2010/wordprocessingGroup" xmlns:wpi="http://schemas.microsoft.com/office/word/2010/wordprocessingInk" xmlns:wps="http://schemas.microsoft.com/office/word/2010/wordprocessingShape" mc:Ignorable="w14 wp14">
   <w:p>
     <w:pPr>
       <w:pStyle w:val="Footer"/>
@@ -2447,12 +2724,14 @@
     </w:pPr>
     <w:r>
       <w:rPr>
+        <w:rFonts w:eastAsia="黑体"/>
         <w:sz w:val="18"/>
       </w:rPr>
       <w:t xml:space="preserve">第 </w:t>
     </w:r>
     <w:r>
       <w:rPr>
+        <w:rFonts w:eastAsia="黑体"/>
         <w:sz w:val="18"/>
       </w:rPr>
       <w:fldChar w:fldCharType="begin"/>
@@ -2461,6 +2740,7 @@
     </w:r>
     <w:r>
       <w:rPr>
+        <w:rFonts w:eastAsia="黑体"/>
         <w:sz w:val="18"/>
       </w:rPr>
       <w:t xml:space="preserve"> 页</w:t>
@@ -2474,6 +2754,9 @@
   <w:footnote w:type="continuationSeparator" w:id="0">
     <w:p>
       <w:r>
+        <w:rPr>
+          <w:rFonts w:eastAsia="黑体"/>
+        </w:rPr>
         <w:continuationSeparator/>
       </w:r>
     </w:p>
@@ -2481,6 +2764,9 @@
   <w:footnote w:type="separator" w:id="-1">
     <w:p>
       <w:r>
+        <w:rPr>
+          <w:rFonts w:eastAsia="黑体"/>
+        </w:rPr>
         <w:separator/>
       </w:r>
     </w:p>
@@ -2489,7 +2775,7 @@
 </file>
 
 <file path=word/header1.xml><?xml version="1.0" encoding="utf-8"?>
-<w:hdr xmlns:m="http://schemas.openxmlformats.org/officeDocument/2006/math" xmlns:mc="http://schemas.openxmlformats.org/markup-compatibility/2006" xmlns:mo="http://schemas.microsoft.com/office/mac/office/2008/main" xmlns:mv="urn:schemas-microsoft-com:mac:vml" xmlns:o="urn:schemas-microsoft-com:office:office" xmlns:r="http://schemas.openxmlformats.org/officeDocument/2006/relationships" xmlns:v="urn:schemas-microsoft-com:vml" xmlns:w10="urn:schemas-microsoft-com:office:word" xmlns:w14="http://schemas.microsoft.com/office/word/2010/wordml" xmlns:w="http://schemas.openxmlformats.org/wordprocessingml/2006/main" xmlns:wne="http://schemas.microsoft.com/office/word/2006/wordml" xmlns:wp14="http://schemas.microsoft.com/office/word/2010/wordprocessingDrawing" xmlns:wp="http://schemas.openxmlformats.org/drawingml/2006/wordprocessingDrawing" xmlns:wpc="http://schemas.microsoft.com/office/word/2010/wordprocessingCanvas" xmlns:wpg="http://schemas.microsoft.com/office/word/2010/wordprocessingGroup" xmlns:wpi="http://schemas.microsoft.com/office/word/2010/wordprocessingInk" xmlns:wps="http://schemas.microsoft.com/office/word/2010/wordprocessingShape" mc:Ignorable="w14 wp14">
+<w:hdr xmlns:mc="http://schemas.openxmlformats.org/markup-compatibility/2006" xmlns:w="http://schemas.openxmlformats.org/wordprocessingml/2006/main" xmlns:m="http://schemas.openxmlformats.org/officeDocument/2006/math" xmlns:mo="http://schemas.microsoft.com/office/mac/office/2008/main" xmlns:mv="urn:schemas-microsoft-com:mac:vml" xmlns:o="urn:schemas-microsoft-com:office:office" xmlns:r="http://schemas.openxmlformats.org/officeDocument/2006/relationships" xmlns:v="urn:schemas-microsoft-com:vml" xmlns:w10="urn:schemas-microsoft-com:office:word" xmlns:w14="http://schemas.microsoft.com/office/word/2010/wordml" xmlns:wne="http://schemas.microsoft.com/office/word/2006/wordml" xmlns:wp14="http://schemas.microsoft.com/office/word/2010/wordprocessingDrawing" xmlns:wp="http://schemas.openxmlformats.org/drawingml/2006/wordprocessingDrawing" xmlns:wpc="http://schemas.microsoft.com/office/word/2010/wordprocessingCanvas" xmlns:wpg="http://schemas.microsoft.com/office/word/2010/wordprocessingGroup" xmlns:wpi="http://schemas.microsoft.com/office/word/2010/wordprocessingInk" xmlns:wps="http://schemas.microsoft.com/office/word/2010/wordprocessingShape" mc:Ignorable="w14 wp14">
   <w:p>
     <w:pPr>
       <w:pStyle w:val="Header"/>
@@ -2497,7 +2783,7 @@
     </w:pPr>
     <w:r>
       <w:rPr>
-        <w:rFonts w:ascii="Times New Roman" w:hAnsi="Times New Roman"/>
+        <w:rFonts w:ascii="Times New Roman" w:hAnsi="Times New Roman" w:eastAsia="黑体"/>
         <w:sz w:val="18"/>
         <w:rFonts w:eastAsia="黑体"/>
         <w:rFonts w:eastAsia="黑体"/>
@@ -2509,7 +2795,7 @@
 </file>
 
 <file path=word/numbering.xml><?xml version="1.0" encoding="utf-8"?>
-<w:numbering xmlns:m="http://schemas.openxmlformats.org/officeDocument/2006/math" xmlns:mc="http://schemas.openxmlformats.org/markup-compatibility/2006" xmlns:mo="http://schemas.microsoft.com/office/mac/office/2008/main" xmlns:mv="urn:schemas-microsoft-com:mac:vml" xmlns:o="urn:schemas-microsoft-com:office:office" xmlns:r="http://schemas.openxmlformats.org/officeDocument/2006/relationships" xmlns:v="urn:schemas-microsoft-com:vml" xmlns:w="http://schemas.openxmlformats.org/wordprocessingml/2006/main" xmlns:w10="urn:schemas-microsoft-com:office:word" xmlns:w14="http://schemas.microsoft.com/office/word/2010/wordml" xmlns:wne="http://schemas.microsoft.com/office/word/2006/wordml" xmlns:wp="http://schemas.openxmlformats.org/drawingml/2006/wordprocessingDrawing" xmlns:wp14="http://schemas.microsoft.com/office/word/2010/wordprocessingDrawing" xmlns:wpc="http://schemas.microsoft.com/office/word/2010/wordprocessingCanvas" xmlns:wpg="http://schemas.microsoft.com/office/word/2010/wordprocessingGroup" xmlns:wpi="http://schemas.microsoft.com/office/word/2010/wordprocessingInk" xmlns:wps="http://schemas.microsoft.com/office/word/2010/wordprocessingShape" mc:Ignorable="w14 wp14">
+<w:numbering xmlns:mc="http://schemas.openxmlformats.org/markup-compatibility/2006" xmlns:w="http://schemas.openxmlformats.org/wordprocessingml/2006/main" xmlns:m="http://schemas.openxmlformats.org/officeDocument/2006/math" xmlns:mo="http://schemas.microsoft.com/office/mac/office/2008/main" xmlns:mv="urn:schemas-microsoft-com:mac:vml" xmlns:o="urn:schemas-microsoft-com:office:office" xmlns:r="http://schemas.openxmlformats.org/officeDocument/2006/relationships" xmlns:v="urn:schemas-microsoft-com:vml" xmlns:w10="urn:schemas-microsoft-com:office:word" xmlns:w14="http://schemas.microsoft.com/office/word/2010/wordml" xmlns:wne="http://schemas.microsoft.com/office/word/2006/wordml" xmlns:wp="http://schemas.openxmlformats.org/drawingml/2006/wordprocessingDrawing" xmlns:wp14="http://schemas.microsoft.com/office/word/2010/wordprocessingDrawing" xmlns:wpc="http://schemas.microsoft.com/office/word/2010/wordprocessingCanvas" xmlns:wpg="http://schemas.microsoft.com/office/word/2010/wordprocessingGroup" xmlns:wpi="http://schemas.microsoft.com/office/word/2010/wordprocessingInk" xmlns:wps="http://schemas.microsoft.com/office/word/2010/wordprocessingShape" mc:Ignorable="w14 wp14">
   <w:abstractNum w:abstractNumId="0">
     <w:nsid w:val="FFFFFF7C"/>
     <w:multiLevelType w:val="singleLevel"/>
@@ -2596,7 +2882,7 @@
         <w:ind w:hanging="360" w:left="1440"/>
       </w:pPr>
       <w:rPr>
-        <w:rFonts w:ascii="Symbol" w:hAnsi="Symbol" w:hint="default"/>
+        <w:rFonts w:ascii="Symbol" w:hAnsi="Symbol" w:hint="default" w:eastAsia="黑体"/>
       </w:rPr>
     </w:lvl>
   </w:abstractNum>
@@ -2617,7 +2903,7 @@
         <w:ind w:hanging="360" w:left="1080"/>
       </w:pPr>
       <w:rPr>
-        <w:rFonts w:ascii="Symbol" w:hAnsi="Symbol" w:hint="default"/>
+        <w:rFonts w:ascii="Symbol" w:hAnsi="Symbol" w:hint="default" w:eastAsia="黑体"/>
       </w:rPr>
     </w:lvl>
   </w:abstractNum>
@@ -2638,7 +2924,7 @@
         <w:ind w:hanging="360" w:left="720"/>
       </w:pPr>
       <w:rPr>
-        <w:rFonts w:ascii="Symbol" w:hAnsi="Symbol" w:hint="default"/>
+        <w:rFonts w:ascii="Symbol" w:hAnsi="Symbol" w:hint="default" w:eastAsia="黑体"/>
       </w:rPr>
     </w:lvl>
   </w:abstractNum>
@@ -2677,7 +2963,7 @@
         <w:ind w:hanging="360" w:left="360"/>
       </w:pPr>
       <w:rPr>
-        <w:rFonts w:ascii="Symbol" w:hAnsi="Symbol" w:hint="default"/>
+        <w:rFonts w:ascii="Symbol" w:hAnsi="Symbol" w:hint="default" w:eastAsia="黑体"/>
       </w:rPr>
     </w:lvl>
   </w:abstractNum>
@@ -2768,7 +3054,7 @@
         <w:ind w:left="720" w:hanging="360"/>
       </w:pPr>
       <w:rPr>
-        <w:rFonts w:ascii="Symbol" w:hAnsi="Symbol" w:cs="Symbol" w:hint="default"/>
+        <w:rFonts w:ascii="Symbol" w:hAnsi="Symbol" w:cs="Symbol" w:hint="default" w:eastAsia="黑体"/>
       </w:rPr>
     </w:lvl>
     <w:lvl w:ilvl="1">
@@ -2779,7 +3065,7 @@
         <w:ind w:left="1440" w:hanging="360"/>
       </w:pPr>
       <w:rPr>
-        <w:rFonts w:ascii="Courier New" w:hAnsi="Courier New" w:cs="Courier New" w:hint="default"/>
+        <w:rFonts w:ascii="Courier New" w:hAnsi="Courier New" w:cs="Courier New" w:hint="default" w:eastAsia="黑体"/>
       </w:rPr>
     </w:lvl>
     <w:lvl w:ilvl="2">
@@ -2790,7 +3076,7 @@
         <w:ind w:left="2160" w:hanging="360"/>
       </w:pPr>
       <w:rPr>
-        <w:rFonts w:ascii="Wingdings" w:hAnsi="Wingdings" w:cs="Wingdings" w:hint="default"/>
+        <w:rFonts w:ascii="Wingdings" w:hAnsi="Wingdings" w:cs="Wingdings" w:hint="default" w:eastAsia="黑体"/>
       </w:rPr>
     </w:lvl>
     <w:lvl w:ilvl="3">
@@ -2801,7 +3087,7 @@
         <w:ind w:left="2880" w:hanging="360"/>
       </w:pPr>
       <w:rPr>
-        <w:rFonts w:ascii="Symbol" w:hAnsi="Symbol" w:cs="Symbol" w:hint="default"/>
+        <w:rFonts w:ascii="Symbol" w:hAnsi="Symbol" w:cs="Symbol" w:hint="default" w:eastAsia="黑体"/>
       </w:rPr>
     </w:lvl>
     <w:lvl w:ilvl="4">
@@ -2812,7 +3098,7 @@
         <w:ind w:left="3600" w:hanging="360"/>
       </w:pPr>
       <w:rPr>
-        <w:rFonts w:ascii="Courier New" w:hAnsi="Courier New" w:cs="Courier New" w:hint="default"/>
+        <w:rFonts w:ascii="Courier New" w:hAnsi="Courier New" w:cs="Courier New" w:hint="default" w:eastAsia="黑体"/>
       </w:rPr>
     </w:lvl>
     <w:lvl w:ilvl="5">
@@ -2823,7 +3109,7 @@
         <w:ind w:left="4320" w:hanging="360"/>
       </w:pPr>
       <w:rPr>
-        <w:rFonts w:ascii="Wingdings" w:hAnsi="Wingdings" w:cs="Wingdings" w:hint="default"/>
+        <w:rFonts w:ascii="Wingdings" w:hAnsi="Wingdings" w:cs="Wingdings" w:hint="default" w:eastAsia="黑体"/>
       </w:rPr>
     </w:lvl>
     <w:lvl w:ilvl="6">
@@ -2834,7 +3120,7 @@
         <w:ind w:left="5040" w:hanging="360"/>
       </w:pPr>
       <w:rPr>
-        <w:rFonts w:ascii="Symbol" w:hAnsi="Symbol" w:cs="Symbol" w:hint="default"/>
+        <w:rFonts w:ascii="Symbol" w:hAnsi="Symbol" w:cs="Symbol" w:hint="default" w:eastAsia="黑体"/>
       </w:rPr>
     </w:lvl>
     <w:lvl w:ilvl="7">
@@ -2845,7 +3131,7 @@
         <w:ind w:left="5760" w:hanging="360"/>
       </w:pPr>
       <w:rPr>
-        <w:rFonts w:ascii="Courier New" w:hAnsi="Courier New" w:cs="Courier New" w:hint="default"/>
+        <w:rFonts w:ascii="Courier New" w:hAnsi="Courier New" w:cs="Courier New" w:hint="default" w:eastAsia="黑体"/>
       </w:rPr>
     </w:lvl>
     <w:lvl w:ilvl="8">
@@ -2856,7 +3142,7 @@
         <w:ind w:left="6480" w:hanging="360"/>
       </w:pPr>
       <w:rPr>
-        <w:rFonts w:ascii="Wingdings" w:hAnsi="Wingdings" w:cs="Wingdings" w:hint="default"/>
+        <w:rFonts w:ascii="Wingdings" w:hAnsi="Wingdings" w:cs="Wingdings" w:hint="default" w:eastAsia="黑体"/>
       </w:rPr>
     </w:lvl>
   </w:abstractNum>
@@ -2912,11 +3198,11 @@
 </file>
 
 <file path=word/styles.xml><?xml version="1.0" encoding="utf-8"?>
-<w:styles xmlns:mc="http://schemas.openxmlformats.org/markup-compatibility/2006" xmlns:r="http://schemas.openxmlformats.org/officeDocument/2006/relationships" xmlns:w="http://schemas.openxmlformats.org/wordprocessingml/2006/main" xmlns:w14="http://schemas.microsoft.com/office/word/2010/wordml" mc:Ignorable="w14">
+<w:styles xmlns:mc="http://schemas.openxmlformats.org/markup-compatibility/2006" xmlns:w="http://schemas.openxmlformats.org/wordprocessingml/2006/main" xmlns:r="http://schemas.openxmlformats.org/officeDocument/2006/relationships" xmlns:w14="http://schemas.microsoft.com/office/word/2010/wordml" mc:Ignorable="w14">
   <w:docDefaults>
     <w:rPrDefault>
       <w:rPr>
-        <w:rFonts w:asciiTheme="minorHAnsi" w:cstheme="minorBidi" w:eastAsiaTheme="minorEastAsia" w:hAnsiTheme="minorHAnsi"/>
+        <w:rFonts w:asciiTheme="minorHAnsi" w:cstheme="minorBidi" w:hAnsiTheme="minorHAnsi" w:eastAsia="黑体"/>
         <w:sz w:val="22"/>
         <w:szCs w:val="22"/>
         <w:lang w:bidi="ar-SA" w:eastAsia="en-US" w:val="en-US"/>
@@ -3138,7 +3424,7 @@
       <w:outlineLvl w:val="0"/>
     </w:pPr>
     <w:rPr>
-      <w:rFonts w:ascii="Times New Roman" w:asciiTheme="majorHAnsi" w:cstheme="majorBidi" w:eastAsia="黑体" w:eastAsiaTheme="majorEastAsia" w:hAnsi="Times New Roman" w:hAnsiTheme="majorHAnsi"/>
+      <w:rFonts w:ascii="Times New Roman" w:asciiTheme="majorHAnsi" w:cstheme="majorBidi" w:eastAsia="黑体" w:hAnsi="Times New Roman" w:hAnsiTheme="majorHAnsi"/>
       <w:b/>
       <w:bCs/>
       <w:color w:val="1F3864"/>
@@ -3162,7 +3448,7 @@
       <w:outlineLvl w:val="1"/>
     </w:pPr>
     <w:rPr>
-      <w:rFonts w:ascii="Times New Roman" w:asciiTheme="majorHAnsi" w:cstheme="majorBidi" w:eastAsia="黑体" w:eastAsiaTheme="majorEastAsia" w:hAnsi="Times New Roman" w:hAnsiTheme="majorHAnsi"/>
+      <w:rFonts w:ascii="Times New Roman" w:asciiTheme="majorHAnsi" w:cstheme="majorBidi" w:eastAsia="黑体" w:hAnsi="Times New Roman" w:hAnsiTheme="majorHAnsi"/>
       <w:b/>
       <w:bCs/>
       <w:color w:val="2E4E7E"/>
@@ -3186,7 +3472,7 @@
       <w:outlineLvl w:val="2"/>
     </w:pPr>
     <w:rPr>
-      <w:rFonts w:ascii="Times New Roman" w:asciiTheme="majorHAnsi" w:cstheme="majorBidi" w:eastAsia="黑体" w:eastAsiaTheme="majorEastAsia" w:hAnsi="Times New Roman" w:hAnsiTheme="majorHAnsi"/>
+      <w:rFonts w:ascii="Times New Roman" w:asciiTheme="majorHAnsi" w:cstheme="majorBidi" w:eastAsia="黑体" w:hAnsi="Times New Roman" w:hAnsiTheme="majorHAnsi"/>
       <w:b/>
       <w:bCs/>
       <w:color w:val="2E4E7E"/>
@@ -3210,7 +3496,7 @@
       <w:outlineLvl w:val="3"/>
     </w:pPr>
     <w:rPr>
-      <w:rFonts w:ascii="Times New Roman" w:asciiTheme="majorHAnsi" w:cstheme="majorBidi" w:eastAsia="黑体" w:eastAsiaTheme="majorEastAsia" w:hAnsi="Times New Roman" w:hAnsiTheme="majorHAnsi"/>
+      <w:rFonts w:ascii="Times New Roman" w:asciiTheme="majorHAnsi" w:cstheme="majorBidi" w:eastAsia="黑体" w:hAnsi="Times New Roman" w:hAnsiTheme="majorHAnsi"/>
       <w:b/>
       <w:bCs/>
       <w:i/>
@@ -3236,7 +3522,7 @@
       <w:outlineLvl w:val="4"/>
     </w:pPr>
     <w:rPr>
-      <w:rFonts w:ascii="Times New Roman" w:asciiTheme="majorHAnsi" w:cstheme="majorBidi" w:eastAsia="黑体" w:eastAsiaTheme="majorEastAsia" w:hAnsi="Times New Roman" w:hAnsiTheme="majorHAnsi"/>
+      <w:rFonts w:ascii="Times New Roman" w:asciiTheme="majorHAnsi" w:cstheme="majorBidi" w:eastAsia="黑体" w:hAnsi="Times New Roman" w:hAnsiTheme="majorHAnsi"/>
       <w:b/>
       <w:color w:val="333333"/>
       <w:sz w:val="22"/>
@@ -3259,7 +3545,7 @@
       <w:outlineLvl w:val="5"/>
     </w:pPr>
     <w:rPr>
-      <w:rFonts w:asciiTheme="majorHAnsi" w:cstheme="majorBidi" w:eastAsiaTheme="majorEastAsia" w:hAnsiTheme="majorHAnsi"/>
+      <w:rFonts w:asciiTheme="majorHAnsi" w:cstheme="majorBidi" w:hAnsiTheme="majorHAnsi" w:eastAsia="黑体"/>
       <w:i/>
       <w:iCs/>
       <w:color w:themeColor="accent1" w:themeShade="7F" w:val="243F60"/>
@@ -3282,7 +3568,7 @@
       <w:outlineLvl w:val="6"/>
     </w:pPr>
     <w:rPr>
-      <w:rFonts w:asciiTheme="majorHAnsi" w:cstheme="majorBidi" w:eastAsiaTheme="majorEastAsia" w:hAnsiTheme="majorHAnsi"/>
+      <w:rFonts w:asciiTheme="majorHAnsi" w:cstheme="majorBidi" w:hAnsiTheme="majorHAnsi" w:eastAsia="黑体"/>
       <w:i/>
       <w:iCs/>
       <w:color w:themeColor="text1" w:themeTint="BF" w:val="404040"/>
@@ -3305,7 +3591,7 @@
       <w:outlineLvl w:val="7"/>
     </w:pPr>
     <w:rPr>
-      <w:rFonts w:asciiTheme="majorHAnsi" w:cstheme="majorBidi" w:eastAsiaTheme="majorEastAsia" w:hAnsiTheme="majorHAnsi"/>
+      <w:rFonts w:asciiTheme="majorHAnsi" w:cstheme="majorBidi" w:hAnsiTheme="majorHAnsi" w:eastAsia="黑体"/>
       <w:color w:themeColor="accent1" w:val="4F81BD"/>
       <w:sz w:val="20"/>
       <w:szCs w:val="20"/>
@@ -3328,7 +3614,7 @@
       <w:outlineLvl w:val="8"/>
     </w:pPr>
     <w:rPr>
-      <w:rFonts w:asciiTheme="majorHAnsi" w:cstheme="majorBidi" w:eastAsiaTheme="majorEastAsia" w:hAnsiTheme="majorHAnsi"/>
+      <w:rFonts w:asciiTheme="majorHAnsi" w:cstheme="majorBidi" w:hAnsiTheme="majorHAnsi" w:eastAsia="黑体"/>
       <w:i/>
       <w:iCs/>
       <w:color w:themeColor="text1" w:themeTint="BF" w:val="404040"/>
@@ -3379,7 +3665,7 @@
     <w:uiPriority w:val="9"/>
     <w:rsid w:val="00FC693F"/>
     <w:rPr>
-      <w:rFonts w:asciiTheme="majorHAnsi" w:cstheme="majorBidi" w:eastAsiaTheme="majorEastAsia" w:hAnsiTheme="majorHAnsi"/>
+      <w:rFonts w:asciiTheme="majorHAnsi" w:cstheme="majorBidi" w:hAnsiTheme="majorHAnsi" w:eastAsia="黑体"/>
       <w:b/>
       <w:bCs/>
       <w:color w:themeColor="accent1" w:themeShade="BF" w:val="365F91"/>
@@ -3394,7 +3680,7 @@
     <w:uiPriority w:val="9"/>
     <w:rsid w:val="00FC693F"/>
     <w:rPr>
-      <w:rFonts w:asciiTheme="majorHAnsi" w:cstheme="majorBidi" w:eastAsiaTheme="majorEastAsia" w:hAnsiTheme="majorHAnsi"/>
+      <w:rFonts w:asciiTheme="majorHAnsi" w:cstheme="majorBidi" w:hAnsiTheme="majorHAnsi" w:eastAsia="黑体"/>
       <w:b/>
       <w:bCs/>
       <w:color w:themeColor="accent1" w:val="4F81BD"/>
@@ -3409,7 +3695,7 @@
     <w:uiPriority w:val="9"/>
     <w:rsid w:val="00FC693F"/>
     <w:rPr>
-      <w:rFonts w:asciiTheme="majorHAnsi" w:cstheme="majorBidi" w:eastAsiaTheme="majorEastAsia" w:hAnsiTheme="majorHAnsi"/>
+      <w:rFonts w:asciiTheme="majorHAnsi" w:cstheme="majorBidi" w:hAnsiTheme="majorHAnsi" w:eastAsia="黑体"/>
       <w:b/>
       <w:bCs/>
       <w:color w:themeColor="accent1" w:val="4F81BD"/>
@@ -3432,7 +3718,7 @@
       <w:contextualSpacing/>
     </w:pPr>
     <w:rPr>
-      <w:rFonts w:ascii="Times New Roman" w:asciiTheme="majorHAnsi" w:cstheme="majorBidi" w:eastAsia="黑体" w:eastAsiaTheme="majorEastAsia" w:hAnsi="Times New Roman" w:hAnsiTheme="majorHAnsi"/>
+      <w:rFonts w:ascii="Times New Roman" w:asciiTheme="majorHAnsi" w:cstheme="majorBidi" w:eastAsia="黑体" w:hAnsi="Times New Roman" w:hAnsiTheme="majorHAnsi"/>
       <w:b/>
       <w:color w:val="1F3864"/>
       <w:spacing w:val="5"/>
@@ -3448,7 +3734,7 @@
     <w:uiPriority w:val="10"/>
     <w:rsid w:val="00FC693F"/>
     <w:rPr>
-      <w:rFonts w:asciiTheme="majorHAnsi" w:cstheme="majorBidi" w:eastAsiaTheme="majorEastAsia" w:hAnsiTheme="majorHAnsi"/>
+      <w:rFonts w:asciiTheme="majorHAnsi" w:cstheme="majorBidi" w:hAnsiTheme="majorHAnsi" w:eastAsia="黑体"/>
       <w:color w:themeColor="text2" w:themeShade="BF" w:val="17365D"/>
       <w:spacing w:val="5"/>
       <w:kern w:val="28"/>
@@ -3470,7 +3756,7 @@
       </w:numPr>
     </w:pPr>
     <w:rPr>
-      <w:rFonts w:asciiTheme="majorHAnsi" w:cstheme="majorBidi" w:eastAsiaTheme="majorEastAsia" w:hAnsiTheme="majorHAnsi"/>
+      <w:rFonts w:asciiTheme="majorHAnsi" w:cstheme="majorBidi" w:hAnsiTheme="majorHAnsi" w:eastAsia="黑体"/>
       <w:i/>
       <w:iCs/>
       <w:color w:themeColor="accent1" w:val="4F81BD"/>
@@ -3486,7 +3772,7 @@
     <w:uiPriority w:val="11"/>
     <w:rsid w:val="00FC693F"/>
     <w:rPr>
-      <w:rFonts w:asciiTheme="majorHAnsi" w:cstheme="majorBidi" w:eastAsiaTheme="majorEastAsia" w:hAnsiTheme="majorHAnsi"/>
+      <w:rFonts w:asciiTheme="majorHAnsi" w:cstheme="majorBidi" w:hAnsiTheme="majorHAnsi" w:eastAsia="黑体"/>
       <w:i/>
       <w:iCs/>
       <w:color w:themeColor="accent1" w:val="4F81BD"/>
@@ -3553,6 +3839,7 @@
       <w:spacing w:after="120"/>
     </w:pPr>
     <w:rPr>
+      <w:rFonts w:eastAsia="黑体"/>
       <w:sz w:val="16"/>
       <w:szCs w:val="16"/>
     </w:rPr>
@@ -3564,6 +3851,7 @@
     <w:uiPriority w:val="99"/>
     <w:rsid w:val="00AA1D8D"/>
     <w:rPr>
+      <w:rFonts w:eastAsia="黑体"/>
       <w:sz w:val="16"/>
       <w:szCs w:val="16"/>
     </w:rPr>
@@ -3733,7 +4021,7 @@
       </w:tabs>
     </w:pPr>
     <w:rPr>
-      <w:rFonts w:ascii="Courier" w:hAnsi="Courier"/>
+      <w:rFonts w:ascii="Courier" w:hAnsi="Courier" w:eastAsia="黑体"/>
       <w:sz w:val="20"/>
       <w:szCs w:val="20"/>
     </w:rPr>
@@ -3745,7 +4033,7 @@
     <w:uiPriority w:val="99"/>
     <w:rsid w:val="0029639D"/>
     <w:rPr>
-      <w:rFonts w:ascii="Courier" w:hAnsi="Courier"/>
+      <w:rFonts w:ascii="Courier" w:hAnsi="Courier" w:eastAsia="黑体"/>
       <w:sz w:val="20"/>
       <w:szCs w:val="20"/>
     </w:rPr>
@@ -3781,6 +4069,7 @@
     <w:uiPriority w:val="29"/>
     <w:rsid w:val="00FC693F"/>
     <w:rPr>
+      <w:rFonts w:eastAsia="黑体"/>
       <w:i/>
       <w:iCs/>
       <w:color w:themeColor="text1" w:val="000000"/>
@@ -3794,7 +4083,7 @@
     <w:semiHidden/>
     <w:rsid w:val="00FC693F"/>
     <w:rPr>
-      <w:rFonts w:asciiTheme="majorHAnsi" w:cstheme="majorBidi" w:eastAsiaTheme="majorEastAsia" w:hAnsiTheme="majorHAnsi"/>
+      <w:rFonts w:asciiTheme="majorHAnsi" w:cstheme="majorBidi" w:hAnsiTheme="majorHAnsi" w:eastAsia="黑体"/>
       <w:b/>
       <w:bCs/>
       <w:i/>
@@ -3810,7 +4099,7 @@
     <w:semiHidden/>
     <w:rsid w:val="00FC693F"/>
     <w:rPr>
-      <w:rFonts w:asciiTheme="majorHAnsi" w:cstheme="majorBidi" w:eastAsiaTheme="majorEastAsia" w:hAnsiTheme="majorHAnsi"/>
+      <w:rFonts w:asciiTheme="majorHAnsi" w:cstheme="majorBidi" w:hAnsiTheme="majorHAnsi" w:eastAsia="黑体"/>
       <w:color w:themeColor="accent1" w:themeShade="7F" w:val="243F60"/>
     </w:rPr>
   </w:style>
@@ -3822,7 +4111,7 @@
     <w:semiHidden/>
     <w:rsid w:val="00FC693F"/>
     <w:rPr>
-      <w:rFonts w:asciiTheme="majorHAnsi" w:cstheme="majorBidi" w:eastAsiaTheme="majorEastAsia" w:hAnsiTheme="majorHAnsi"/>
+      <w:rFonts w:asciiTheme="majorHAnsi" w:cstheme="majorBidi" w:hAnsiTheme="majorHAnsi" w:eastAsia="黑体"/>
       <w:i/>
       <w:iCs/>
       <w:color w:themeColor="accent1" w:themeShade="7F" w:val="243F60"/>
@@ -3836,7 +4125,7 @@
     <w:semiHidden/>
     <w:rsid w:val="00FC693F"/>
     <w:rPr>
-      <w:rFonts w:asciiTheme="majorHAnsi" w:cstheme="majorBidi" w:eastAsiaTheme="majorEastAsia" w:hAnsiTheme="majorHAnsi"/>
+      <w:rFonts w:asciiTheme="majorHAnsi" w:cstheme="majorBidi" w:hAnsiTheme="majorHAnsi" w:eastAsia="黑体"/>
       <w:i/>
       <w:iCs/>
       <w:color w:themeColor="text1" w:themeTint="BF" w:val="404040"/>
@@ -3850,7 +4139,7 @@
     <w:semiHidden/>
     <w:rsid w:val="00FC693F"/>
     <w:rPr>
-      <w:rFonts w:asciiTheme="majorHAnsi" w:cstheme="majorBidi" w:eastAsiaTheme="majorEastAsia" w:hAnsiTheme="majorHAnsi"/>
+      <w:rFonts w:asciiTheme="majorHAnsi" w:cstheme="majorBidi" w:hAnsiTheme="majorHAnsi" w:eastAsia="黑体"/>
       <w:color w:themeColor="accent1" w:val="4F81BD"/>
       <w:sz w:val="20"/>
       <w:szCs w:val="20"/>
@@ -3864,7 +4153,7 @@
     <w:semiHidden/>
     <w:rsid w:val="00FC693F"/>
     <w:rPr>
-      <w:rFonts w:asciiTheme="majorHAnsi" w:cstheme="majorBidi" w:eastAsiaTheme="majorEastAsia" w:hAnsiTheme="majorHAnsi"/>
+      <w:rFonts w:asciiTheme="majorHAnsi" w:cstheme="majorBidi" w:hAnsiTheme="majorHAnsi" w:eastAsia="黑体"/>
       <w:i/>
       <w:iCs/>
       <w:color w:themeColor="text1" w:themeTint="BF" w:val="404040"/>
@@ -3885,6 +4174,7 @@
       <w:spacing w:line="240" w:lineRule="auto"/>
     </w:pPr>
     <w:rPr>
+      <w:rFonts w:eastAsia="黑体"/>
       <w:b/>
       <w:bCs/>
       <w:color w:themeColor="accent1" w:val="4F81BD"/>
@@ -3899,6 +4189,7 @@
     <w:qFormat/>
     <w:rsid w:val="00FC693F"/>
     <w:rPr>
+      <w:rFonts w:eastAsia="黑体"/>
       <w:b/>
       <w:bCs/>
     </w:rPr>
@@ -3910,6 +4201,7 @@
     <w:qFormat/>
     <w:rsid w:val="00FC693F"/>
     <w:rPr>
+      <w:rFonts w:eastAsia="黑体"/>
       <w:i/>
       <w:iCs/>
     </w:rPr>
@@ -3930,6 +4222,7 @@
       <w:ind w:left="936" w:right="936"/>
     </w:pPr>
     <w:rPr>
+      <w:rFonts w:eastAsia="黑体"/>
       <w:b/>
       <w:bCs/>
       <w:i/>
@@ -3944,6 +4237,7 @@
     <w:uiPriority w:val="30"/>
     <w:rsid w:val="00FC693F"/>
     <w:rPr>
+      <w:rFonts w:eastAsia="黑体"/>
       <w:b/>
       <w:bCs/>
       <w:i/>
@@ -3958,6 +4252,7 @@
     <w:qFormat/>
     <w:rsid w:val="00FC693F"/>
     <w:rPr>
+      <w:rFonts w:eastAsia="黑体"/>
       <w:i/>
       <w:iCs/>
       <w:color w:themeColor="text1" w:themeTint="7F" w:val="808080"/>
@@ -3970,6 +4265,7 @@
     <w:qFormat/>
     <w:rsid w:val="00FC693F"/>
     <w:rPr>
+      <w:rFonts w:eastAsia="黑体"/>
       <w:b/>
       <w:bCs/>
       <w:i/>
@@ -3984,6 +4280,7 @@
     <w:qFormat/>
     <w:rsid w:val="00FC693F"/>
     <w:rPr>
+      <w:rFonts w:eastAsia="黑体"/>
       <w:smallCaps/>
       <w:color w:themeColor="accent2" w:val="C0504D"/>
       <w:u w:val="single"/>
@@ -3996,6 +4293,7 @@
     <w:qFormat/>
     <w:rsid w:val="00FC693F"/>
     <w:rPr>
+      <w:rFonts w:eastAsia="黑体"/>
       <w:b/>
       <w:bCs/>
       <w:smallCaps/>
@@ -4011,6 +4309,7 @@
     <w:qFormat/>
     <w:rsid w:val="00FC693F"/>
     <w:rPr>
+      <w:rFonts w:eastAsia="黑体"/>
       <w:b/>
       <w:bCs/>
       <w:smallCaps/>
@@ -4065,6 +4364,7 @@
       <w:spacing w:after="0" w:line="240" w:lineRule="auto"/>
     </w:pPr>
     <w:rPr>
+      <w:rFonts w:eastAsia="黑体"/>
       <w:color w:themeColor="text1" w:themeShade="BF" w:val="000000"/>
     </w:rPr>
     <w:tblPr>
@@ -4087,6 +4387,7 @@
         <w:spacing w:after="0" w:before="0" w:line="240" w:lineRule="auto"/>
       </w:pPr>
       <w:rPr>
+        <w:rFonts w:eastAsia="黑体"/>
         <w:b/>
         <w:bCs/>
       </w:rPr>
@@ -4107,6 +4408,7 @@
         <w:spacing w:after="0" w:before="0" w:line="240" w:lineRule="auto"/>
       </w:pPr>
       <w:rPr>
+        <w:rFonts w:eastAsia="黑体"/>
         <w:b/>
         <w:bCs/>
       </w:rPr>
@@ -4124,12 +4426,14 @@
     </w:tblStylePr>
     <w:tblStylePr w:type="firstCol">
       <w:rPr>
+        <w:rFonts w:eastAsia="黑体"/>
         <w:b/>
         <w:bCs/>
       </w:rPr>
     </w:tblStylePr>
     <w:tblStylePr w:type="lastCol">
       <w:rPr>
+        <w:rFonts w:eastAsia="黑体"/>
         <w:b/>
         <w:bCs/>
       </w:rPr>
@@ -4168,6 +4472,7 @@
       <w:spacing w:after="0" w:line="240" w:lineRule="auto"/>
     </w:pPr>
     <w:rPr>
+      <w:rFonts w:eastAsia="黑体"/>
       <w:color w:themeColor="accent1" w:themeShade="BF" w:val="365F91"/>
     </w:rPr>
     <w:tblPr>
@@ -4190,6 +4495,7 @@
         <w:spacing w:after="0" w:before="0" w:line="240" w:lineRule="auto"/>
       </w:pPr>
       <w:rPr>
+        <w:rFonts w:eastAsia="黑体"/>
         <w:b/>
         <w:bCs/>
       </w:rPr>
@@ -4210,6 +4516,7 @@
         <w:spacing w:after="0" w:before="0" w:line="240" w:lineRule="auto"/>
       </w:pPr>
       <w:rPr>
+        <w:rFonts w:eastAsia="黑体"/>
         <w:b/>
         <w:bCs/>
       </w:rPr>
@@ -4227,12 +4534,14 @@
     </w:tblStylePr>
     <w:tblStylePr w:type="firstCol">
       <w:rPr>
+        <w:rFonts w:eastAsia="黑体"/>
         <w:b/>
         <w:bCs/>
       </w:rPr>
     </w:tblStylePr>
     <w:tblStylePr w:type="lastCol">
       <w:rPr>
+        <w:rFonts w:eastAsia="黑体"/>
         <w:b/>
         <w:bCs/>
       </w:rPr>
@@ -4271,6 +4580,7 @@
       <w:spacing w:after="0" w:line="240" w:lineRule="auto"/>
     </w:pPr>
     <w:rPr>
+      <w:rFonts w:eastAsia="黑体"/>
       <w:color w:themeColor="accent2" w:themeShade="BF" w:val="943634"/>
     </w:rPr>
     <w:tblPr>
@@ -4293,6 +4603,7 @@
         <w:spacing w:after="0" w:before="0" w:line="240" w:lineRule="auto"/>
       </w:pPr>
       <w:rPr>
+        <w:rFonts w:eastAsia="黑体"/>
         <w:b/>
         <w:bCs/>
       </w:rPr>
@@ -4313,6 +4624,7 @@
         <w:spacing w:after="0" w:before="0" w:line="240" w:lineRule="auto"/>
       </w:pPr>
       <w:rPr>
+        <w:rFonts w:eastAsia="黑体"/>
         <w:b/>
         <w:bCs/>
       </w:rPr>
@@ -4330,12 +4642,14 @@
     </w:tblStylePr>
     <w:tblStylePr w:type="firstCol">
       <w:rPr>
+        <w:rFonts w:eastAsia="黑体"/>
         <w:b/>
         <w:bCs/>
       </w:rPr>
     </w:tblStylePr>
     <w:tblStylePr w:type="lastCol">
       <w:rPr>
+        <w:rFonts w:eastAsia="黑体"/>
         <w:b/>
         <w:bCs/>
       </w:rPr>
@@ -4374,6 +4688,7 @@
       <w:spacing w:after="0" w:line="240" w:lineRule="auto"/>
     </w:pPr>
     <w:rPr>
+      <w:rFonts w:eastAsia="黑体"/>
       <w:color w:themeColor="accent3" w:themeShade="BF" w:val="76923C"/>
     </w:rPr>
     <w:tblPr>
@@ -4396,6 +4711,7 @@
         <w:spacing w:after="0" w:before="0" w:line="240" w:lineRule="auto"/>
       </w:pPr>
       <w:rPr>
+        <w:rFonts w:eastAsia="黑体"/>
         <w:b/>
         <w:bCs/>
       </w:rPr>
@@ -4416,6 +4732,7 @@
         <w:spacing w:after="0" w:before="0" w:line="240" w:lineRule="auto"/>
       </w:pPr>
       <w:rPr>
+        <w:rFonts w:eastAsia="黑体"/>
         <w:b/>
         <w:bCs/>
       </w:rPr>
@@ -4433,12 +4750,14 @@
     </w:tblStylePr>
     <w:tblStylePr w:type="firstCol">
       <w:rPr>
+        <w:rFonts w:eastAsia="黑体"/>
         <w:b/>
         <w:bCs/>
       </w:rPr>
     </w:tblStylePr>
     <w:tblStylePr w:type="lastCol">
       <w:rPr>
+        <w:rFonts w:eastAsia="黑体"/>
         <w:b/>
         <w:bCs/>
       </w:rPr>
@@ -4477,6 +4796,7 @@
       <w:spacing w:after="0" w:line="240" w:lineRule="auto"/>
     </w:pPr>
     <w:rPr>
+      <w:rFonts w:eastAsia="黑体"/>
       <w:color w:themeColor="accent4" w:themeShade="BF" w:val="5F497A"/>
     </w:rPr>
     <w:tblPr>
@@ -4499,6 +4819,7 @@
         <w:spacing w:after="0" w:before="0" w:line="240" w:lineRule="auto"/>
       </w:pPr>
       <w:rPr>
+        <w:rFonts w:eastAsia="黑体"/>
         <w:b/>
         <w:bCs/>
       </w:rPr>
@@ -4519,6 +4840,7 @@
         <w:spacing w:after="0" w:before="0" w:line="240" w:lineRule="auto"/>
       </w:pPr>
       <w:rPr>
+        <w:rFonts w:eastAsia="黑体"/>
         <w:b/>
         <w:bCs/>
       </w:rPr>
@@ -4536,12 +4858,14 @@
     </w:tblStylePr>
     <w:tblStylePr w:type="firstCol">
       <w:rPr>
+        <w:rFonts w:eastAsia="黑体"/>
         <w:b/>
         <w:bCs/>
       </w:rPr>
     </w:tblStylePr>
     <w:tblStylePr w:type="lastCol">
       <w:rPr>
+        <w:rFonts w:eastAsia="黑体"/>
         <w:b/>
         <w:bCs/>
       </w:rPr>
@@ -4580,6 +4904,7 @@
       <w:spacing w:after="0" w:line="240" w:lineRule="auto"/>
     </w:pPr>
     <w:rPr>
+      <w:rFonts w:eastAsia="黑体"/>
       <w:color w:themeColor="accent5" w:themeShade="BF" w:val="31849B"/>
     </w:rPr>
     <w:tblPr>
@@ -4602,6 +4927,7 @@
         <w:spacing w:after="0" w:before="0" w:line="240" w:lineRule="auto"/>
       </w:pPr>
       <w:rPr>
+        <w:rFonts w:eastAsia="黑体"/>
         <w:b/>
         <w:bCs/>
       </w:rPr>
@@ -4622,6 +4948,7 @@
         <w:spacing w:after="0" w:before="0" w:line="240" w:lineRule="auto"/>
       </w:pPr>
       <w:rPr>
+        <w:rFonts w:eastAsia="黑体"/>
         <w:b/>
         <w:bCs/>
       </w:rPr>
@@ -4639,12 +4966,14 @@
     </w:tblStylePr>
     <w:tblStylePr w:type="firstCol">
       <w:rPr>
+        <w:rFonts w:eastAsia="黑体"/>
         <w:b/>
         <w:bCs/>
       </w:rPr>
     </w:tblStylePr>
     <w:tblStylePr w:type="lastCol">
       <w:rPr>
+        <w:rFonts w:eastAsia="黑体"/>
         <w:b/>
         <w:bCs/>
       </w:rPr>
@@ -4683,6 +5012,7 @@
       <w:spacing w:after="0" w:line="240" w:lineRule="auto"/>
     </w:pPr>
     <w:rPr>
+      <w:rFonts w:eastAsia="黑体"/>
       <w:color w:themeColor="accent6" w:themeShade="BF" w:val="E36C0A"/>
     </w:rPr>
     <w:tblPr>
@@ -4705,6 +5035,7 @@
         <w:spacing w:after="0" w:before="0" w:line="240" w:lineRule="auto"/>
       </w:pPr>
       <w:rPr>
+        <w:rFonts w:eastAsia="黑体"/>
         <w:b/>
         <w:bCs/>
       </w:rPr>
@@ -4725,6 +5056,7 @@
         <w:spacing w:after="0" w:before="0" w:line="240" w:lineRule="auto"/>
       </w:pPr>
       <w:rPr>
+        <w:rFonts w:eastAsia="黑体"/>
         <w:b/>
         <w:bCs/>
       </w:rPr>
@@ -4742,12 +5074,14 @@
     </w:tblStylePr>
     <w:tblStylePr w:type="firstCol">
       <w:rPr>
+        <w:rFonts w:eastAsia="黑体"/>
         <w:b/>
         <w:bCs/>
       </w:rPr>
     </w:tblStylePr>
     <w:tblStylePr w:type="lastCol">
       <w:rPr>
+        <w:rFonts w:eastAsia="黑体"/>
         <w:b/>
         <w:bCs/>
       </w:rPr>
@@ -4807,6 +5141,7 @@
         <w:spacing w:after="0" w:before="0" w:line="240" w:lineRule="auto"/>
       </w:pPr>
       <w:rPr>
+        <w:rFonts w:eastAsia="黑体"/>
         <w:b/>
         <w:bCs/>
         <w:color w:themeColor="background1" w:val="FFFFFF"/>
@@ -4821,6 +5156,7 @@
         <w:spacing w:after="0" w:before="0" w:line="240" w:lineRule="auto"/>
       </w:pPr>
       <w:rPr>
+        <w:rFonts w:eastAsia="黑体"/>
         <w:b/>
         <w:bCs/>
       </w:rPr>
@@ -4836,12 +5172,14 @@
     </w:tblStylePr>
     <w:tblStylePr w:type="firstCol">
       <w:rPr>
+        <w:rFonts w:eastAsia="黑体"/>
         <w:b/>
         <w:bCs/>
       </w:rPr>
     </w:tblStylePr>
     <w:tblStylePr w:type="lastCol">
       <w:rPr>
+        <w:rFonts w:eastAsia="黑体"/>
         <w:b/>
         <w:bCs/>
       </w:rPr>
@@ -4899,6 +5237,7 @@
         <w:spacing w:after="0" w:before="0" w:line="240" w:lineRule="auto"/>
       </w:pPr>
       <w:rPr>
+        <w:rFonts w:eastAsia="黑体"/>
         <w:b/>
         <w:bCs/>
         <w:color w:themeColor="background1" w:val="FFFFFF"/>
@@ -4913,6 +5252,7 @@
         <w:spacing w:after="0" w:before="0" w:line="240" w:lineRule="auto"/>
       </w:pPr>
       <w:rPr>
+        <w:rFonts w:eastAsia="黑体"/>
         <w:b/>
         <w:bCs/>
       </w:rPr>
@@ -4928,12 +5268,14 @@
     </w:tblStylePr>
     <w:tblStylePr w:type="firstCol">
       <w:rPr>
+        <w:rFonts w:eastAsia="黑体"/>
         <w:b/>
         <w:bCs/>
       </w:rPr>
     </w:tblStylePr>
     <w:tblStylePr w:type="lastCol">
       <w:rPr>
+        <w:rFonts w:eastAsia="黑体"/>
         <w:b/>
         <w:bCs/>
       </w:rPr>
@@ -4991,6 +5333,7 @@
         <w:spacing w:after="0" w:before="0" w:line="240" w:lineRule="auto"/>
       </w:pPr>
       <w:rPr>
+        <w:rFonts w:eastAsia="黑体"/>
         <w:b/>
         <w:bCs/>
         <w:color w:themeColor="background1" w:val="FFFFFF"/>
@@ -5005,6 +5348,7 @@
         <w:spacing w:after="0" w:before="0" w:line="240" w:lineRule="auto"/>
       </w:pPr>
       <w:rPr>
+        <w:rFonts w:eastAsia="黑体"/>
         <w:b/>
         <w:bCs/>
       </w:rPr>
@@ -5020,12 +5364,14 @@
     </w:tblStylePr>
     <w:tblStylePr w:type="firstCol">
       <w:rPr>
+        <w:rFonts w:eastAsia="黑体"/>
         <w:b/>
         <w:bCs/>
       </w:rPr>
     </w:tblStylePr>
     <w:tblStylePr w:type="lastCol">
       <w:rPr>
+        <w:rFonts w:eastAsia="黑体"/>
         <w:b/>
         <w:bCs/>
       </w:rPr>
@@ -5083,6 +5429,7 @@
         <w:spacing w:after="0" w:before="0" w:line="240" w:lineRule="auto"/>
       </w:pPr>
       <w:rPr>
+        <w:rFonts w:eastAsia="黑体"/>
         <w:b/>
         <w:bCs/>
         <w:color w:themeColor="background1" w:val="FFFFFF"/>
@@ -5097,6 +5444,7 @@
         <w:spacing w:after="0" w:before="0" w:line="240" w:lineRule="auto"/>
       </w:pPr>
       <w:rPr>
+        <w:rFonts w:eastAsia="黑体"/>
         <w:b/>
         <w:bCs/>
       </w:rPr>
@@ -5112,12 +5460,14 @@
     </w:tblStylePr>
     <w:tblStylePr w:type="firstCol">
       <w:rPr>
+        <w:rFonts w:eastAsia="黑体"/>
         <w:b/>
         <w:bCs/>
       </w:rPr>
     </w:tblStylePr>
     <w:tblStylePr w:type="lastCol">
       <w:rPr>
+        <w:rFonts w:eastAsia="黑体"/>
         <w:b/>
         <w:bCs/>
       </w:rPr>
@@ -5175,6 +5525,7 @@
         <w:spacing w:after="0" w:before="0" w:line="240" w:lineRule="auto"/>
       </w:pPr>
       <w:rPr>
+        <w:rFonts w:eastAsia="黑体"/>
         <w:b/>
         <w:bCs/>
         <w:color w:themeColor="background1" w:val="FFFFFF"/>
@@ -5189,6 +5540,7 @@
         <w:spacing w:after="0" w:before="0" w:line="240" w:lineRule="auto"/>
       </w:pPr>
       <w:rPr>
+        <w:rFonts w:eastAsia="黑体"/>
         <w:b/>
         <w:bCs/>
       </w:rPr>
@@ -5204,12 +5556,14 @@
     </w:tblStylePr>
     <w:tblStylePr w:type="firstCol">
       <w:rPr>
+        <w:rFonts w:eastAsia="黑体"/>
         <w:b/>
         <w:bCs/>
       </w:rPr>
     </w:tblStylePr>
     <w:tblStylePr w:type="lastCol">
       <w:rPr>
+        <w:rFonts w:eastAsia="黑体"/>
         <w:b/>
         <w:bCs/>
       </w:rPr>
@@ -5267,6 +5621,7 @@
         <w:spacing w:after="0" w:before="0" w:line="240" w:lineRule="auto"/>
       </w:pPr>
       <w:rPr>
+        <w:rFonts w:eastAsia="黑体"/>
         <w:b/>
         <w:bCs/>
         <w:color w:themeColor="background1" w:val="FFFFFF"/>
@@ -5281,6 +5636,7 @@
         <w:spacing w:after="0" w:before="0" w:line="240" w:lineRule="auto"/>
       </w:pPr>
       <w:rPr>
+        <w:rFonts w:eastAsia="黑体"/>
         <w:b/>
         <w:bCs/>
       </w:rPr>
@@ -5296,12 +5652,14 @@
     </w:tblStylePr>
     <w:tblStylePr w:type="firstCol">
       <w:rPr>
+        <w:rFonts w:eastAsia="黑体"/>
         <w:b/>
         <w:bCs/>
       </w:rPr>
     </w:tblStylePr>
     <w:tblStylePr w:type="lastCol">
       <w:rPr>
+        <w:rFonts w:eastAsia="黑体"/>
         <w:b/>
         <w:bCs/>
       </w:rPr>
@@ -5359,6 +5717,7 @@
         <w:spacing w:after="0" w:before="0" w:line="240" w:lineRule="auto"/>
       </w:pPr>
       <w:rPr>
+        <w:rFonts w:eastAsia="黑体"/>
         <w:b/>
         <w:bCs/>
         <w:color w:themeColor="background1" w:val="FFFFFF"/>
@@ -5373,6 +5732,7 @@
         <w:spacing w:after="0" w:before="0" w:line="240" w:lineRule="auto"/>
       </w:pPr>
       <w:rPr>
+        <w:rFonts w:eastAsia="黑体"/>
         <w:b/>
         <w:bCs/>
       </w:rPr>
@@ -5388,12 +5748,14 @@
     </w:tblStylePr>
     <w:tblStylePr w:type="firstCol">
       <w:rPr>
+        <w:rFonts w:eastAsia="黑体"/>
         <w:b/>
         <w:bCs/>
       </w:rPr>
     </w:tblStylePr>
     <w:tblStylePr w:type="lastCol">
       <w:rPr>
+        <w:rFonts w:eastAsia="黑体"/>
         <w:b/>
         <w:bCs/>
       </w:rPr>
@@ -5453,7 +5815,7 @@
         <w:spacing w:after="0" w:before="0" w:line="240" w:lineRule="auto"/>
       </w:pPr>
       <w:rPr>
-        <w:rFonts w:asciiTheme="majorHAnsi" w:cstheme="majorBidi" w:eastAsiaTheme="majorEastAsia" w:hAnsiTheme="majorHAnsi"/>
+        <w:rFonts w:asciiTheme="majorHAnsi" w:cstheme="majorBidi" w:hAnsiTheme="majorHAnsi" w:eastAsia="黑体"/>
         <w:b/>
         <w:bCs/>
       </w:rPr>
@@ -5474,7 +5836,7 @@
         <w:spacing w:after="0" w:before="0" w:line="240" w:lineRule="auto"/>
       </w:pPr>
       <w:rPr>
-        <w:rFonts w:asciiTheme="majorHAnsi" w:cstheme="majorBidi" w:eastAsiaTheme="majorEastAsia" w:hAnsiTheme="majorHAnsi"/>
+        <w:rFonts w:asciiTheme="majorHAnsi" w:cstheme="majorBidi" w:hAnsiTheme="majorHAnsi" w:eastAsia="黑体"/>
         <w:b/>
         <w:bCs/>
       </w:rPr>
@@ -5492,14 +5854,14 @@
     </w:tblStylePr>
     <w:tblStylePr w:type="firstCol">
       <w:rPr>
-        <w:rFonts w:asciiTheme="majorHAnsi" w:cstheme="majorBidi" w:eastAsiaTheme="majorEastAsia" w:hAnsiTheme="majorHAnsi"/>
+        <w:rFonts w:asciiTheme="majorHAnsi" w:cstheme="majorBidi" w:hAnsiTheme="majorHAnsi" w:eastAsia="黑体"/>
         <w:b/>
         <w:bCs/>
       </w:rPr>
     </w:tblStylePr>
     <w:tblStylePr w:type="lastCol">
       <w:rPr>
-        <w:rFonts w:asciiTheme="majorHAnsi" w:cstheme="majorBidi" w:eastAsiaTheme="majorEastAsia" w:hAnsiTheme="majorHAnsi"/>
+        <w:rFonts w:asciiTheme="majorHAnsi" w:cstheme="majorBidi" w:hAnsiTheme="majorHAnsi" w:eastAsia="黑体"/>
         <w:b/>
         <w:bCs/>
       </w:rPr>
@@ -5583,7 +5945,7 @@
         <w:spacing w:after="0" w:before="0" w:line="240" w:lineRule="auto"/>
       </w:pPr>
       <w:rPr>
-        <w:rFonts w:asciiTheme="majorHAnsi" w:cstheme="majorBidi" w:eastAsiaTheme="majorEastAsia" w:hAnsiTheme="majorHAnsi"/>
+        <w:rFonts w:asciiTheme="majorHAnsi" w:cstheme="majorBidi" w:hAnsiTheme="majorHAnsi" w:eastAsia="黑体"/>
         <w:b/>
         <w:bCs/>
       </w:rPr>
@@ -5604,7 +5966,7 @@
         <w:spacing w:after="0" w:before="0" w:line="240" w:lineRule="auto"/>
       </w:pPr>
       <w:rPr>
-        <w:rFonts w:asciiTheme="majorHAnsi" w:cstheme="majorBidi" w:eastAsiaTheme="majorEastAsia" w:hAnsiTheme="majorHAnsi"/>
+        <w:rFonts w:asciiTheme="majorHAnsi" w:cstheme="majorBidi" w:hAnsiTheme="majorHAnsi" w:eastAsia="黑体"/>
         <w:b/>
         <w:bCs/>
       </w:rPr>
@@ -5622,14 +5984,14 @@
     </w:tblStylePr>
     <w:tblStylePr w:type="firstCol">
       <w:rPr>
-        <w:rFonts w:asciiTheme="majorHAnsi" w:cstheme="majorBidi" w:eastAsiaTheme="majorEastAsia" w:hAnsiTheme="majorHAnsi"/>
+        <w:rFonts w:asciiTheme="majorHAnsi" w:cstheme="majorBidi" w:hAnsiTheme="majorHAnsi" w:eastAsia="黑体"/>
         <w:b/>
         <w:bCs/>
       </w:rPr>
     </w:tblStylePr>
     <w:tblStylePr w:type="lastCol">
       <w:rPr>
-        <w:rFonts w:asciiTheme="majorHAnsi" w:cstheme="majorBidi" w:eastAsiaTheme="majorEastAsia" w:hAnsiTheme="majorHAnsi"/>
+        <w:rFonts w:asciiTheme="majorHAnsi" w:cstheme="majorBidi" w:hAnsiTheme="majorHAnsi" w:eastAsia="黑体"/>
         <w:b/>
         <w:bCs/>
       </w:rPr>
@@ -5713,7 +6075,7 @@
         <w:spacing w:after="0" w:before="0" w:line="240" w:lineRule="auto"/>
       </w:pPr>
       <w:rPr>
-        <w:rFonts w:asciiTheme="majorHAnsi" w:cstheme="majorBidi" w:eastAsiaTheme="majorEastAsia" w:hAnsiTheme="majorHAnsi"/>
+        <w:rFonts w:asciiTheme="majorHAnsi" w:cstheme="majorBidi" w:hAnsiTheme="majorHAnsi" w:eastAsia="黑体"/>
         <w:b/>
         <w:bCs/>
       </w:rPr>
@@ -5734,7 +6096,7 @@
         <w:spacing w:after="0" w:before="0" w:line="240" w:lineRule="auto"/>
       </w:pPr>
       <w:rPr>
-        <w:rFonts w:asciiTheme="majorHAnsi" w:cstheme="majorBidi" w:eastAsiaTheme="majorEastAsia" w:hAnsiTheme="majorHAnsi"/>
+        <w:rFonts w:asciiTheme="majorHAnsi" w:cstheme="majorBidi" w:hAnsiTheme="majorHAnsi" w:eastAsia="黑体"/>
         <w:b/>
         <w:bCs/>
       </w:rPr>
@@ -5752,14 +6114,14 @@
     </w:tblStylePr>
     <w:tblStylePr w:type="firstCol">
       <w:rPr>
-        <w:rFonts w:asciiTheme="majorHAnsi" w:cstheme="majorBidi" w:eastAsiaTheme="majorEastAsia" w:hAnsiTheme="majorHAnsi"/>
+        <w:rFonts w:asciiTheme="majorHAnsi" w:cstheme="majorBidi" w:hAnsiTheme="majorHAnsi" w:eastAsia="黑体"/>
         <w:b/>
         <w:bCs/>
       </w:rPr>
     </w:tblStylePr>
     <w:tblStylePr w:type="lastCol">
       <w:rPr>
-        <w:rFonts w:asciiTheme="majorHAnsi" w:cstheme="majorBidi" w:eastAsiaTheme="majorEastAsia" w:hAnsiTheme="majorHAnsi"/>
+        <w:rFonts w:asciiTheme="majorHAnsi" w:cstheme="majorBidi" w:hAnsiTheme="majorHAnsi" w:eastAsia="黑体"/>
         <w:b/>
         <w:bCs/>
       </w:rPr>
@@ -5843,7 +6205,7 @@
         <w:spacing w:after="0" w:before="0" w:line="240" w:lineRule="auto"/>
       </w:pPr>
       <w:rPr>
-        <w:rFonts w:asciiTheme="majorHAnsi" w:cstheme="majorBidi" w:eastAsiaTheme="majorEastAsia" w:hAnsiTheme="majorHAnsi"/>
+        <w:rFonts w:asciiTheme="majorHAnsi" w:cstheme="majorBidi" w:hAnsiTheme="majorHAnsi" w:eastAsia="黑体"/>
         <w:b/>
         <w:bCs/>
       </w:rPr>
@@ -5864,7 +6226,7 @@
         <w:spacing w:after="0" w:before="0" w:line="240" w:lineRule="auto"/>
       </w:pPr>
       <w:rPr>
-        <w:rFonts w:asciiTheme="majorHAnsi" w:cstheme="majorBidi" w:eastAsiaTheme="majorEastAsia" w:hAnsiTheme="majorHAnsi"/>
+        <w:rFonts w:asciiTheme="majorHAnsi" w:cstheme="majorBidi" w:hAnsiTheme="majorHAnsi" w:eastAsia="黑体"/>
         <w:b/>
         <w:bCs/>
       </w:rPr>
@@ -5882,14 +6244,14 @@
     </w:tblStylePr>
     <w:tblStylePr w:type="firstCol">
       <w:rPr>
-        <w:rFonts w:asciiTheme="majorHAnsi" w:cstheme="majorBidi" w:eastAsiaTheme="majorEastAsia" w:hAnsiTheme="majorHAnsi"/>
+        <w:rFonts w:asciiTheme="majorHAnsi" w:cstheme="majorBidi" w:hAnsiTheme="majorHAnsi" w:eastAsia="黑体"/>
         <w:b/>
         <w:bCs/>
       </w:rPr>
     </w:tblStylePr>
     <w:tblStylePr w:type="lastCol">
       <w:rPr>
-        <w:rFonts w:asciiTheme="majorHAnsi" w:cstheme="majorBidi" w:eastAsiaTheme="majorEastAsia" w:hAnsiTheme="majorHAnsi"/>
+        <w:rFonts w:asciiTheme="majorHAnsi" w:cstheme="majorBidi" w:hAnsiTheme="majorHAnsi" w:eastAsia="黑体"/>
         <w:b/>
         <w:bCs/>
       </w:rPr>
@@ -5973,7 +6335,7 @@
         <w:spacing w:after="0" w:before="0" w:line="240" w:lineRule="auto"/>
       </w:pPr>
       <w:rPr>
-        <w:rFonts w:asciiTheme="majorHAnsi" w:cstheme="majorBidi" w:eastAsiaTheme="majorEastAsia" w:hAnsiTheme="majorHAnsi"/>
+        <w:rFonts w:asciiTheme="majorHAnsi" w:cstheme="majorBidi" w:hAnsiTheme="majorHAnsi" w:eastAsia="黑体"/>
         <w:b/>
         <w:bCs/>
       </w:rPr>
@@ -5994,7 +6356,7 @@
         <w:spacing w:after="0" w:before="0" w:line="240" w:lineRule="auto"/>
       </w:pPr>
       <w:rPr>
-        <w:rFonts w:asciiTheme="majorHAnsi" w:cstheme="majorBidi" w:eastAsiaTheme="majorEastAsia" w:hAnsiTheme="majorHAnsi"/>
+        <w:rFonts w:asciiTheme="majorHAnsi" w:cstheme="majorBidi" w:hAnsiTheme="majorHAnsi" w:eastAsia="黑体"/>
         <w:b/>
         <w:bCs/>
       </w:rPr>
@@ -6012,14 +6374,14 @@
     </w:tblStylePr>
     <w:tblStylePr w:type="firstCol">
       <w:rPr>
-        <w:rFonts w:asciiTheme="majorHAnsi" w:cstheme="majorBidi" w:eastAsiaTheme="majorEastAsia" w:hAnsiTheme="majorHAnsi"/>
+        <w:rFonts w:asciiTheme="majorHAnsi" w:cstheme="majorBidi" w:hAnsiTheme="majorHAnsi" w:eastAsia="黑体"/>
         <w:b/>
         <w:bCs/>
       </w:rPr>
     </w:tblStylePr>
     <w:tblStylePr w:type="lastCol">
       <w:rPr>
-        <w:rFonts w:asciiTheme="majorHAnsi" w:cstheme="majorBidi" w:eastAsiaTheme="majorEastAsia" w:hAnsiTheme="majorHAnsi"/>
+        <w:rFonts w:asciiTheme="majorHAnsi" w:cstheme="majorBidi" w:hAnsiTheme="majorHAnsi" w:eastAsia="黑体"/>
         <w:b/>
         <w:bCs/>
       </w:rPr>
@@ -6103,7 +6465,7 @@
         <w:spacing w:after="0" w:before="0" w:line="240" w:lineRule="auto"/>
       </w:pPr>
       <w:rPr>
-        <w:rFonts w:asciiTheme="majorHAnsi" w:cstheme="majorBidi" w:eastAsiaTheme="majorEastAsia" w:hAnsiTheme="majorHAnsi"/>
+        <w:rFonts w:asciiTheme="majorHAnsi" w:cstheme="majorBidi" w:hAnsiTheme="majorHAnsi" w:eastAsia="黑体"/>
         <w:b/>
         <w:bCs/>
       </w:rPr>
@@ -6124,7 +6486,7 @@
         <w:spacing w:after="0" w:before="0" w:line="240" w:lineRule="auto"/>
       </w:pPr>
       <w:rPr>
-        <w:rFonts w:asciiTheme="majorHAnsi" w:cstheme="majorBidi" w:eastAsiaTheme="majorEastAsia" w:hAnsiTheme="majorHAnsi"/>
+        <w:rFonts w:asciiTheme="majorHAnsi" w:cstheme="majorBidi" w:hAnsiTheme="majorHAnsi" w:eastAsia="黑体"/>
         <w:b/>
         <w:bCs/>
       </w:rPr>
@@ -6142,14 +6504,14 @@
     </w:tblStylePr>
     <w:tblStylePr w:type="firstCol">
       <w:rPr>
-        <w:rFonts w:asciiTheme="majorHAnsi" w:cstheme="majorBidi" w:eastAsiaTheme="majorEastAsia" w:hAnsiTheme="majorHAnsi"/>
+        <w:rFonts w:asciiTheme="majorHAnsi" w:cstheme="majorBidi" w:hAnsiTheme="majorHAnsi" w:eastAsia="黑体"/>
         <w:b/>
         <w:bCs/>
       </w:rPr>
     </w:tblStylePr>
     <w:tblStylePr w:type="lastCol">
       <w:rPr>
-        <w:rFonts w:asciiTheme="majorHAnsi" w:cstheme="majorBidi" w:eastAsiaTheme="majorEastAsia" w:hAnsiTheme="majorHAnsi"/>
+        <w:rFonts w:asciiTheme="majorHAnsi" w:cstheme="majorBidi" w:hAnsiTheme="majorHAnsi" w:eastAsia="黑体"/>
         <w:b/>
         <w:bCs/>
       </w:rPr>
@@ -6233,7 +6595,7 @@
         <w:spacing w:after="0" w:before="0" w:line="240" w:lineRule="auto"/>
       </w:pPr>
       <w:rPr>
-        <w:rFonts w:asciiTheme="majorHAnsi" w:cstheme="majorBidi" w:eastAsiaTheme="majorEastAsia" w:hAnsiTheme="majorHAnsi"/>
+        <w:rFonts w:asciiTheme="majorHAnsi" w:cstheme="majorBidi" w:hAnsiTheme="majorHAnsi" w:eastAsia="黑体"/>
         <w:b/>
         <w:bCs/>
       </w:rPr>
@@ -6254,7 +6616,7 @@
         <w:spacing w:after="0" w:before="0" w:line="240" w:lineRule="auto"/>
       </w:pPr>
       <w:rPr>
-        <w:rFonts w:asciiTheme="majorHAnsi" w:cstheme="majorBidi" w:eastAsiaTheme="majorEastAsia" w:hAnsiTheme="majorHAnsi"/>
+        <w:rFonts w:asciiTheme="majorHAnsi" w:cstheme="majorBidi" w:hAnsiTheme="majorHAnsi" w:eastAsia="黑体"/>
         <w:b/>
         <w:bCs/>
       </w:rPr>
@@ -6272,14 +6634,14 @@
     </w:tblStylePr>
     <w:tblStylePr w:type="firstCol">
       <w:rPr>
-        <w:rFonts w:asciiTheme="majorHAnsi" w:cstheme="majorBidi" w:eastAsiaTheme="majorEastAsia" w:hAnsiTheme="majorHAnsi"/>
+        <w:rFonts w:asciiTheme="majorHAnsi" w:cstheme="majorBidi" w:hAnsiTheme="majorHAnsi" w:eastAsia="黑体"/>
         <w:b/>
         <w:bCs/>
       </w:rPr>
     </w:tblStylePr>
     <w:tblStylePr w:type="lastCol">
       <w:rPr>
-        <w:rFonts w:asciiTheme="majorHAnsi" w:cstheme="majorBidi" w:eastAsiaTheme="majorEastAsia" w:hAnsiTheme="majorHAnsi"/>
+        <w:rFonts w:asciiTheme="majorHAnsi" w:cstheme="majorBidi" w:hAnsiTheme="majorHAnsi" w:eastAsia="黑体"/>
         <w:b/>
         <w:bCs/>
       </w:rPr>
@@ -6362,6 +6724,7 @@
         <w:spacing w:after="0" w:before="0" w:line="240" w:lineRule="auto"/>
       </w:pPr>
       <w:rPr>
+        <w:rFonts w:eastAsia="黑体"/>
         <w:b/>
         <w:bCs/>
         <w:color w:themeColor="background1" w:val="FFFFFF"/>
@@ -6384,6 +6747,7 @@
         <w:spacing w:after="0" w:before="0" w:line="240" w:lineRule="auto"/>
       </w:pPr>
       <w:rPr>
+        <w:rFonts w:eastAsia="黑体"/>
         <w:b/>
         <w:bCs/>
       </w:rPr>
@@ -6401,12 +6765,14 @@
     </w:tblStylePr>
     <w:tblStylePr w:type="firstCol">
       <w:rPr>
+        <w:rFonts w:eastAsia="黑体"/>
         <w:b/>
         <w:bCs/>
       </w:rPr>
     </w:tblStylePr>
     <w:tblStylePr w:type="lastCol">
       <w:rPr>
+        <w:rFonts w:eastAsia="黑体"/>
         <w:b/>
         <w:bCs/>
       </w:rPr>
@@ -6468,6 +6834,7 @@
         <w:spacing w:after="0" w:before="0" w:line="240" w:lineRule="auto"/>
       </w:pPr>
       <w:rPr>
+        <w:rFonts w:eastAsia="黑体"/>
         <w:b/>
         <w:bCs/>
         <w:color w:themeColor="background1" w:val="FFFFFF"/>
@@ -6490,6 +6857,7 @@
         <w:spacing w:after="0" w:before="0" w:line="240" w:lineRule="auto"/>
       </w:pPr>
       <w:rPr>
+        <w:rFonts w:eastAsia="黑体"/>
         <w:b/>
         <w:bCs/>
       </w:rPr>
@@ -6507,12 +6875,14 @@
     </w:tblStylePr>
     <w:tblStylePr w:type="firstCol">
       <w:rPr>
+        <w:rFonts w:eastAsia="黑体"/>
         <w:b/>
         <w:bCs/>
       </w:rPr>
     </w:tblStylePr>
     <w:tblStylePr w:type="lastCol">
       <w:rPr>
+        <w:rFonts w:eastAsia="黑体"/>
         <w:b/>
         <w:bCs/>
       </w:rPr>
@@ -6574,6 +6944,7 @@
         <w:spacing w:after="0" w:before="0" w:line="240" w:lineRule="auto"/>
       </w:pPr>
       <w:rPr>
+        <w:rFonts w:eastAsia="黑体"/>
         <w:b/>
         <w:bCs/>
         <w:color w:themeColor="background1" w:val="FFFFFF"/>
@@ -6596,6 +6967,7 @@
         <w:spacing w:after="0" w:before="0" w:line="240" w:lineRule="auto"/>
       </w:pPr>
       <w:rPr>
+        <w:rFonts w:eastAsia="黑体"/>
         <w:b/>
         <w:bCs/>
       </w:rPr>
@@ -6613,12 +6985,14 @@
     </w:tblStylePr>
     <w:tblStylePr w:type="firstCol">
       <w:rPr>
+        <w:rFonts w:eastAsia="黑体"/>
         <w:b/>
         <w:bCs/>
       </w:rPr>
     </w:tblStylePr>
     <w:tblStylePr w:type="lastCol">
       <w:rPr>
+        <w:rFonts w:eastAsia="黑体"/>
         <w:b/>
         <w:bCs/>
       </w:rPr>
@@ -6680,6 +7054,7 @@
         <w:spacing w:after="0" w:before="0" w:line="240" w:lineRule="auto"/>
       </w:pPr>
       <w:rPr>
+        <w:rFonts w:eastAsia="黑体"/>
         <w:b/>
         <w:bCs/>
         <w:color w:themeColor="background1" w:val="FFFFFF"/>
@@ -6702,6 +7077,7 @@
         <w:spacing w:after="0" w:before="0" w:line="240" w:lineRule="auto"/>
       </w:pPr>
       <w:rPr>
+        <w:rFonts w:eastAsia="黑体"/>
         <w:b/>
         <w:bCs/>
       </w:rPr>
@@ -6719,12 +7095,14 @@
     </w:tblStylePr>
     <w:tblStylePr w:type="firstCol">
       <w:rPr>
+        <w:rFonts w:eastAsia="黑体"/>
         <w:b/>
         <w:bCs/>
       </w:rPr>
     </w:tblStylePr>
     <w:tblStylePr w:type="lastCol">
       <w:rPr>
+        <w:rFonts w:eastAsia="黑体"/>
         <w:b/>
         <w:bCs/>
       </w:rPr>
@@ -6786,6 +7164,7 @@
         <w:spacing w:after="0" w:before="0" w:line="240" w:lineRule="auto"/>
       </w:pPr>
       <w:rPr>
+        <w:rFonts w:eastAsia="黑体"/>
         <w:b/>
         <w:bCs/>
         <w:color w:themeColor="background1" w:val="FFFFFF"/>
@@ -6808,6 +7187,7 @@
         <w:spacing w:after="0" w:before="0" w:line="240" w:lineRule="auto"/>
       </w:pPr>
       <w:rPr>
+        <w:rFonts w:eastAsia="黑体"/>
         <w:b/>
         <w:bCs/>
       </w:rPr>
@@ -6825,12 +7205,14 @@
     </w:tblStylePr>
     <w:tblStylePr w:type="firstCol">
       <w:rPr>
+        <w:rFonts w:eastAsia="黑体"/>
         <w:b/>
         <w:bCs/>
       </w:rPr>
     </w:tblStylePr>
     <w:tblStylePr w:type="lastCol">
       <w:rPr>
+        <w:rFonts w:eastAsia="黑体"/>
         <w:b/>
         <w:bCs/>
       </w:rPr>
@@ -6892,6 +7274,7 @@
         <w:spacing w:after="0" w:before="0" w:line="240" w:lineRule="auto"/>
       </w:pPr>
       <w:rPr>
+        <w:rFonts w:eastAsia="黑体"/>
         <w:b/>
         <w:bCs/>
         <w:color w:themeColor="background1" w:val="FFFFFF"/>
@@ -6914,6 +7297,7 @@
         <w:spacing w:after="0" w:before="0" w:line="240" w:lineRule="auto"/>
       </w:pPr>
       <w:rPr>
+        <w:rFonts w:eastAsia="黑体"/>
         <w:b/>
         <w:bCs/>
       </w:rPr>
@@ -6931,12 +7315,14 @@
     </w:tblStylePr>
     <w:tblStylePr w:type="firstCol">
       <w:rPr>
+        <w:rFonts w:eastAsia="黑体"/>
         <w:b/>
         <w:bCs/>
       </w:rPr>
     </w:tblStylePr>
     <w:tblStylePr w:type="lastCol">
       <w:rPr>
+        <w:rFonts w:eastAsia="黑体"/>
         <w:b/>
         <w:bCs/>
       </w:rPr>
@@ -6998,6 +7384,7 @@
         <w:spacing w:after="0" w:before="0" w:line="240" w:lineRule="auto"/>
       </w:pPr>
       <w:rPr>
+        <w:rFonts w:eastAsia="黑体"/>
         <w:b/>
         <w:bCs/>
         <w:color w:themeColor="background1" w:val="FFFFFF"/>
@@ -7020,6 +7407,7 @@
         <w:spacing w:after="0" w:before="0" w:line="240" w:lineRule="auto"/>
       </w:pPr>
       <w:rPr>
+        <w:rFonts w:eastAsia="黑体"/>
         <w:b/>
         <w:bCs/>
       </w:rPr>
@@ -7037,12 +7425,14 @@
     </w:tblStylePr>
     <w:tblStylePr w:type="firstCol">
       <w:rPr>
+        <w:rFonts w:eastAsia="黑体"/>
         <w:b/>
         <w:bCs/>
       </w:rPr>
     </w:tblStylePr>
     <w:tblStylePr w:type="lastCol">
       <w:rPr>
+        <w:rFonts w:eastAsia="黑体"/>
         <w:b/>
         <w:bCs/>
       </w:rPr>
@@ -7101,6 +7491,7 @@
         <w:spacing w:after="0" w:before="0" w:line="240" w:lineRule="auto"/>
       </w:pPr>
       <w:rPr>
+        <w:rFonts w:eastAsia="黑体"/>
         <w:b/>
         <w:bCs/>
         <w:color w:themeColor="background1" w:val="FFFFFF"/>
@@ -7123,6 +7514,7 @@
         <w:spacing w:after="0" w:before="0" w:line="240" w:lineRule="auto"/>
       </w:pPr>
       <w:rPr>
+        <w:rFonts w:eastAsia="黑体"/>
         <w:color w:val="auto"/>
       </w:rPr>
       <w:tblPr/>
@@ -7140,6 +7532,7 @@
     </w:tblStylePr>
     <w:tblStylePr w:type="firstCol">
       <w:rPr>
+        <w:rFonts w:eastAsia="黑体"/>
         <w:b/>
         <w:bCs/>
         <w:color w:themeColor="background1" w:val="FFFFFF"/>
@@ -7159,6 +7552,7 @@
     </w:tblStylePr>
     <w:tblStylePr w:type="lastCol">
       <w:rPr>
+        <w:rFonts w:eastAsia="黑体"/>
         <w:b/>
         <w:bCs/>
         <w:color w:themeColor="background1" w:val="FFFFFF"/>
@@ -7207,6 +7601,7 @@
     </w:tblStylePr>
     <w:tblStylePr w:type="nwCell">
       <w:rPr>
+        <w:rFonts w:eastAsia="黑体"/>
         <w:color w:themeColor="background1" w:val="FFFFFF"/>
       </w:rPr>
       <w:tblPr/>
@@ -7250,6 +7645,7 @@
         <w:spacing w:after="0" w:before="0" w:line="240" w:lineRule="auto"/>
       </w:pPr>
       <w:rPr>
+        <w:rFonts w:eastAsia="黑体"/>
         <w:b/>
         <w:bCs/>
         <w:color w:themeColor="background1" w:val="FFFFFF"/>
@@ -7272,6 +7668,7 @@
         <w:spacing w:after="0" w:before="0" w:line="240" w:lineRule="auto"/>
       </w:pPr>
       <w:rPr>
+        <w:rFonts w:eastAsia="黑体"/>
         <w:color w:val="auto"/>
       </w:rPr>
       <w:tblPr/>
@@ -7289,6 +7686,7 @@
     </w:tblStylePr>
     <w:tblStylePr w:type="firstCol">
       <w:rPr>
+        <w:rFonts w:eastAsia="黑体"/>
         <w:b/>
         <w:bCs/>
         <w:color w:themeColor="background1" w:val="FFFFFF"/>
@@ -7308,6 +7706,7 @@
     </w:tblStylePr>
     <w:tblStylePr w:type="lastCol">
       <w:rPr>
+        <w:rFonts w:eastAsia="黑体"/>
         <w:b/>
         <w:bCs/>
         <w:color w:themeColor="background1" w:val="FFFFFF"/>
@@ -7356,6 +7755,7 @@
     </w:tblStylePr>
     <w:tblStylePr w:type="nwCell">
       <w:rPr>
+        <w:rFonts w:eastAsia="黑体"/>
         <w:color w:themeColor="background1" w:val="FFFFFF"/>
       </w:rPr>
       <w:tblPr/>
@@ -7399,6 +7799,7 @@
         <w:spacing w:after="0" w:before="0" w:line="240" w:lineRule="auto"/>
       </w:pPr>
       <w:rPr>
+        <w:rFonts w:eastAsia="黑体"/>
         <w:b/>
         <w:bCs/>
         <w:color w:themeColor="background1" w:val="FFFFFF"/>
@@ -7421,6 +7822,7 @@
         <w:spacing w:after="0" w:before="0" w:line="240" w:lineRule="auto"/>
       </w:pPr>
       <w:rPr>
+        <w:rFonts w:eastAsia="黑体"/>
         <w:color w:val="auto"/>
       </w:rPr>
       <w:tblPr/>
@@ -7438,6 +7840,7 @@
     </w:tblStylePr>
     <w:tblStylePr w:type="firstCol">
       <w:rPr>
+        <w:rFonts w:eastAsia="黑体"/>
         <w:b/>
         <w:bCs/>
         <w:color w:themeColor="background1" w:val="FFFFFF"/>
@@ -7457,6 +7860,7 @@
     </w:tblStylePr>
     <w:tblStylePr w:type="lastCol">
       <w:rPr>
+        <w:rFonts w:eastAsia="黑体"/>
         <w:b/>
         <w:bCs/>
         <w:color w:themeColor="background1" w:val="FFFFFF"/>
@@ -7505,6 +7909,7 @@
     </w:tblStylePr>
     <w:tblStylePr w:type="nwCell">
       <w:rPr>
+        <w:rFonts w:eastAsia="黑体"/>
         <w:color w:themeColor="background1" w:val="FFFFFF"/>
       </w:rPr>
       <w:tblPr/>
@@ -7548,6 +7953,7 @@
         <w:spacing w:after="0" w:before="0" w:line="240" w:lineRule="auto"/>
       </w:pPr>
       <w:rPr>
+        <w:rFonts w:eastAsia="黑体"/>
         <w:b/>
         <w:bCs/>
         <w:color w:themeColor="background1" w:val="FFFFFF"/>
@@ -7570,6 +7976,7 @@
         <w:spacing w:after="0" w:before="0" w:line="240" w:lineRule="auto"/>
       </w:pPr>
       <w:rPr>
+        <w:rFonts w:eastAsia="黑体"/>
         <w:color w:val="auto"/>
       </w:rPr>
       <w:tblPr/>
@@ -7587,6 +7994,7 @@
     </w:tblStylePr>
     <w:tblStylePr w:type="firstCol">
       <w:rPr>
+        <w:rFonts w:eastAsia="黑体"/>
         <w:b/>
         <w:bCs/>
         <w:color w:themeColor="background1" w:val="FFFFFF"/>
@@ -7606,6 +8014,7 @@
     </w:tblStylePr>
     <w:tblStylePr w:type="lastCol">
       <w:rPr>
+        <w:rFonts w:eastAsia="黑体"/>
         <w:b/>
         <w:bCs/>
         <w:color w:themeColor="background1" w:val="FFFFFF"/>
@@ -7654,6 +8063,7 @@
     </w:tblStylePr>
     <w:tblStylePr w:type="nwCell">
       <w:rPr>
+        <w:rFonts w:eastAsia="黑体"/>
         <w:color w:themeColor="background1" w:val="FFFFFF"/>
       </w:rPr>
       <w:tblPr/>
@@ -7697,6 +8107,7 @@
         <w:spacing w:after="0" w:before="0" w:line="240" w:lineRule="auto"/>
       </w:pPr>
       <w:rPr>
+        <w:rFonts w:eastAsia="黑体"/>
         <w:b/>
         <w:bCs/>
         <w:color w:themeColor="background1" w:val="FFFFFF"/>
@@ -7719,6 +8130,7 @@
         <w:spacing w:after="0" w:before="0" w:line="240" w:lineRule="auto"/>
       </w:pPr>
       <w:rPr>
+        <w:rFonts w:eastAsia="黑体"/>
         <w:color w:val="auto"/>
       </w:rPr>
       <w:tblPr/>
@@ -7736,6 +8148,7 @@
     </w:tblStylePr>
     <w:tblStylePr w:type="firstCol">
       <w:rPr>
+        <w:rFonts w:eastAsia="黑体"/>
         <w:b/>
         <w:bCs/>
         <w:color w:themeColor="background1" w:val="FFFFFF"/>
@@ -7755,6 +8168,7 @@
     </w:tblStylePr>
     <w:tblStylePr w:type="lastCol">
       <w:rPr>
+        <w:rFonts w:eastAsia="黑体"/>
         <w:b/>
         <w:bCs/>
         <w:color w:themeColor="background1" w:val="FFFFFF"/>
@@ -7803,6 +8217,7 @@
     </w:tblStylePr>
     <w:tblStylePr w:type="nwCell">
       <w:rPr>
+        <w:rFonts w:eastAsia="黑体"/>
         <w:color w:themeColor="background1" w:val="FFFFFF"/>
       </w:rPr>
       <w:tblPr/>
@@ -7846,6 +8261,7 @@
         <w:spacing w:after="0" w:before="0" w:line="240" w:lineRule="auto"/>
       </w:pPr>
       <w:rPr>
+        <w:rFonts w:eastAsia="黑体"/>
         <w:b/>
         <w:bCs/>
         <w:color w:themeColor="background1" w:val="FFFFFF"/>
@@ -7868,6 +8284,7 @@
         <w:spacing w:after="0" w:before="0" w:line="240" w:lineRule="auto"/>
       </w:pPr>
       <w:rPr>
+        <w:rFonts w:eastAsia="黑体"/>
         <w:color w:val="auto"/>
       </w:rPr>
       <w:tblPr/>
@@ -7885,6 +8302,7 @@
     </w:tblStylePr>
     <w:tblStylePr w:type="firstCol">
       <w:rPr>
+        <w:rFonts w:eastAsia="黑体"/>
         <w:b/>
         <w:bCs/>
         <w:color w:themeColor="background1" w:val="FFFFFF"/>
@@ -7904,6 +8322,7 @@
     </w:tblStylePr>
     <w:tblStylePr w:type="lastCol">
       <w:rPr>
+        <w:rFonts w:eastAsia="黑体"/>
         <w:b/>
         <w:bCs/>
         <w:color w:themeColor="background1" w:val="FFFFFF"/>
@@ -7952,6 +8371,7 @@
     </w:tblStylePr>
     <w:tblStylePr w:type="nwCell">
       <w:rPr>
+        <w:rFonts w:eastAsia="黑体"/>
         <w:color w:themeColor="background1" w:val="FFFFFF"/>
       </w:rPr>
       <w:tblPr/>
@@ -7995,6 +8415,7 @@
         <w:spacing w:after="0" w:before="0" w:line="240" w:lineRule="auto"/>
       </w:pPr>
       <w:rPr>
+        <w:rFonts w:eastAsia="黑体"/>
         <w:b/>
         <w:bCs/>
         <w:color w:themeColor="background1" w:val="FFFFFF"/>
@@ -8017,6 +8438,7 @@
         <w:spacing w:after="0" w:before="0" w:line="240" w:lineRule="auto"/>
       </w:pPr>
       <w:rPr>
+        <w:rFonts w:eastAsia="黑体"/>
         <w:color w:val="auto"/>
       </w:rPr>
       <w:tblPr/>
@@ -8034,6 +8456,7 @@
     </w:tblStylePr>
     <w:tblStylePr w:type="firstCol">
       <w:rPr>
+        <w:rFonts w:eastAsia="黑体"/>
         <w:b/>
         <w:bCs/>
         <w:color w:themeColor="background1" w:val="FFFFFF"/>
@@ -8053,6 +8476,7 @@
     </w:tblStylePr>
     <w:tblStylePr w:type="lastCol">
       <w:rPr>
+        <w:rFonts w:eastAsia="黑体"/>
         <w:b/>
         <w:bCs/>
         <w:color w:themeColor="background1" w:val="FFFFFF"/>
@@ -8101,6 +8525,7 @@
     </w:tblStylePr>
     <w:tblStylePr w:type="nwCell">
       <w:rPr>
+        <w:rFonts w:eastAsia="黑体"/>
         <w:color w:themeColor="background1" w:val="FFFFFF"/>
       </w:rPr>
       <w:tblPr/>
@@ -8125,6 +8550,7 @@
       <w:spacing w:after="0" w:line="240" w:lineRule="auto"/>
     </w:pPr>
     <w:rPr>
+      <w:rFonts w:eastAsia="黑体"/>
       <w:color w:themeColor="text1" w:val="000000"/>
     </w:rPr>
     <w:tblPr>
@@ -8144,7 +8570,7 @@
     </w:tblPr>
     <w:tblStylePr w:type="firstRow">
       <w:rPr>
-        <w:rFonts w:asciiTheme="majorHAnsi" w:cstheme="majorBidi" w:eastAsiaTheme="majorEastAsia" w:hAnsiTheme="majorHAnsi"/>
+        <w:rFonts w:asciiTheme="majorHAnsi" w:cstheme="majorBidi" w:hAnsiTheme="majorHAnsi" w:eastAsia="黑体"/>
       </w:rPr>
       <w:tblPr/>
       <w:tcPr>
@@ -8156,6 +8582,7 @@
     </w:tblStylePr>
     <w:tblStylePr w:type="lastRow">
       <w:rPr>
+        <w:rFonts w:eastAsia="黑体"/>
         <w:b/>
         <w:bCs/>
         <w:color w:themeColor="text2" w:val="1F497D"/>
@@ -8170,12 +8597,14 @@
     </w:tblStylePr>
     <w:tblStylePr w:type="firstCol">
       <w:rPr>
+        <w:rFonts w:eastAsia="黑体"/>
         <w:b/>
         <w:bCs/>
       </w:rPr>
     </w:tblStylePr>
     <w:tblStylePr w:type="lastCol">
       <w:rPr>
+        <w:rFonts w:eastAsia="黑体"/>
         <w:b/>
         <w:bCs/>
       </w:rPr>
@@ -8209,6 +8638,7 @@
       <w:spacing w:after="0" w:line="240" w:lineRule="auto"/>
     </w:pPr>
     <w:rPr>
+      <w:rFonts w:eastAsia="黑体"/>
       <w:color w:themeColor="text1" w:val="000000"/>
     </w:rPr>
     <w:tblPr>
@@ -8228,7 +8658,7 @@
     </w:tblPr>
     <w:tblStylePr w:type="firstRow">
       <w:rPr>
-        <w:rFonts w:asciiTheme="majorHAnsi" w:cstheme="majorBidi" w:eastAsiaTheme="majorEastAsia" w:hAnsiTheme="majorHAnsi"/>
+        <w:rFonts w:asciiTheme="majorHAnsi" w:cstheme="majorBidi" w:hAnsiTheme="majorHAnsi" w:eastAsia="黑体"/>
       </w:rPr>
       <w:tblPr/>
       <w:tcPr>
@@ -8240,6 +8670,7 @@
     </w:tblStylePr>
     <w:tblStylePr w:type="lastRow">
       <w:rPr>
+        <w:rFonts w:eastAsia="黑体"/>
         <w:b/>
         <w:bCs/>
         <w:color w:themeColor="text2" w:val="1F497D"/>
@@ -8254,12 +8685,14 @@
     </w:tblStylePr>
     <w:tblStylePr w:type="firstCol">
       <w:rPr>
+        <w:rFonts w:eastAsia="黑体"/>
         <w:b/>
         <w:bCs/>
       </w:rPr>
     </w:tblStylePr>
     <w:tblStylePr w:type="lastCol">
       <w:rPr>
+        <w:rFonts w:eastAsia="黑体"/>
         <w:b/>
         <w:bCs/>
       </w:rPr>
@@ -8293,6 +8726,7 @@
       <w:spacing w:after="0" w:line="240" w:lineRule="auto"/>
     </w:pPr>
     <w:rPr>
+      <w:rFonts w:eastAsia="黑体"/>
       <w:color w:themeColor="text1" w:val="000000"/>
     </w:rPr>
     <w:tblPr>
@@ -8312,7 +8746,7 @@
     </w:tblPr>
     <w:tblStylePr w:type="firstRow">
       <w:rPr>
-        <w:rFonts w:asciiTheme="majorHAnsi" w:cstheme="majorBidi" w:eastAsiaTheme="majorEastAsia" w:hAnsiTheme="majorHAnsi"/>
+        <w:rFonts w:asciiTheme="majorHAnsi" w:cstheme="majorBidi" w:hAnsiTheme="majorHAnsi" w:eastAsia="黑体"/>
       </w:rPr>
       <w:tblPr/>
       <w:tcPr>
@@ -8324,6 +8758,7 @@
     </w:tblStylePr>
     <w:tblStylePr w:type="lastRow">
       <w:rPr>
+        <w:rFonts w:eastAsia="黑体"/>
         <w:b/>
         <w:bCs/>
         <w:color w:themeColor="text2" w:val="1F497D"/>
@@ -8338,12 +8773,14 @@
     </w:tblStylePr>
     <w:tblStylePr w:type="firstCol">
       <w:rPr>
+        <w:rFonts w:eastAsia="黑体"/>
         <w:b/>
         <w:bCs/>
       </w:rPr>
     </w:tblStylePr>
     <w:tblStylePr w:type="lastCol">
       <w:rPr>
+        <w:rFonts w:eastAsia="黑体"/>
         <w:b/>
         <w:bCs/>
       </w:rPr>
@@ -8377,6 +8814,7 @@
       <w:spacing w:after="0" w:line="240" w:lineRule="auto"/>
     </w:pPr>
     <w:rPr>
+      <w:rFonts w:eastAsia="黑体"/>
       <w:color w:themeColor="text1" w:val="000000"/>
     </w:rPr>
     <w:tblPr>
@@ -8396,7 +8834,7 @@
     </w:tblPr>
     <w:tblStylePr w:type="firstRow">
       <w:rPr>
-        <w:rFonts w:asciiTheme="majorHAnsi" w:cstheme="majorBidi" w:eastAsiaTheme="majorEastAsia" w:hAnsiTheme="majorHAnsi"/>
+        <w:rFonts w:asciiTheme="majorHAnsi" w:cstheme="majorBidi" w:hAnsiTheme="majorHAnsi" w:eastAsia="黑体"/>
       </w:rPr>
       <w:tblPr/>
       <w:tcPr>
@@ -8408,6 +8846,7 @@
     </w:tblStylePr>
     <w:tblStylePr w:type="lastRow">
       <w:rPr>
+        <w:rFonts w:eastAsia="黑体"/>
         <w:b/>
         <w:bCs/>
         <w:color w:themeColor="text2" w:val="1F497D"/>
@@ -8422,12 +8861,14 @@
     </w:tblStylePr>
     <w:tblStylePr w:type="firstCol">
       <w:rPr>
+        <w:rFonts w:eastAsia="黑体"/>
         <w:b/>
         <w:bCs/>
       </w:rPr>
     </w:tblStylePr>
     <w:tblStylePr w:type="lastCol">
       <w:rPr>
+        <w:rFonts w:eastAsia="黑体"/>
         <w:b/>
         <w:bCs/>
       </w:rPr>
@@ -8461,6 +8902,7 @@
       <w:spacing w:after="0" w:line="240" w:lineRule="auto"/>
     </w:pPr>
     <w:rPr>
+      <w:rFonts w:eastAsia="黑体"/>
       <w:color w:themeColor="text1" w:val="000000"/>
     </w:rPr>
     <w:tblPr>
@@ -8480,7 +8922,7 @@
     </w:tblPr>
     <w:tblStylePr w:type="firstRow">
       <w:rPr>
-        <w:rFonts w:asciiTheme="majorHAnsi" w:cstheme="majorBidi" w:eastAsiaTheme="majorEastAsia" w:hAnsiTheme="majorHAnsi"/>
+        <w:rFonts w:asciiTheme="majorHAnsi" w:cstheme="majorBidi" w:hAnsiTheme="majorHAnsi" w:eastAsia="黑体"/>
       </w:rPr>
       <w:tblPr/>
       <w:tcPr>
@@ -8492,6 +8934,7 @@
     </w:tblStylePr>
     <w:tblStylePr w:type="lastRow">
       <w:rPr>
+        <w:rFonts w:eastAsia="黑体"/>
         <w:b/>
         <w:bCs/>
         <w:color w:themeColor="text2" w:val="1F497D"/>
@@ -8506,12 +8949,14 @@
     </w:tblStylePr>
     <w:tblStylePr w:type="firstCol">
       <w:rPr>
+        <w:rFonts w:eastAsia="黑体"/>
         <w:b/>
         <w:bCs/>
       </w:rPr>
     </w:tblStylePr>
     <w:tblStylePr w:type="lastCol">
       <w:rPr>
+        <w:rFonts w:eastAsia="黑体"/>
         <w:b/>
         <w:bCs/>
       </w:rPr>
@@ -8545,6 +8990,7 @@
       <w:spacing w:after="0" w:line="240" w:lineRule="auto"/>
     </w:pPr>
     <w:rPr>
+      <w:rFonts w:eastAsia="黑体"/>
       <w:color w:themeColor="text1" w:val="000000"/>
     </w:rPr>
     <w:tblPr>
@@ -8564,7 +9010,7 @@
     </w:tblPr>
     <w:tblStylePr w:type="firstRow">
       <w:rPr>
-        <w:rFonts w:asciiTheme="majorHAnsi" w:cstheme="majorBidi" w:eastAsiaTheme="majorEastAsia" w:hAnsiTheme="majorHAnsi"/>
+        <w:rFonts w:asciiTheme="majorHAnsi" w:cstheme="majorBidi" w:hAnsiTheme="majorHAnsi" w:eastAsia="黑体"/>
       </w:rPr>
       <w:tblPr/>
       <w:tcPr>
@@ -8576,6 +9022,7 @@
     </w:tblStylePr>
     <w:tblStylePr w:type="lastRow">
       <w:rPr>
+        <w:rFonts w:eastAsia="黑体"/>
         <w:b/>
         <w:bCs/>
         <w:color w:themeColor="text2" w:val="1F497D"/>
@@ -8590,12 +9037,14 @@
     </w:tblStylePr>
     <w:tblStylePr w:type="firstCol">
       <w:rPr>
+        <w:rFonts w:eastAsia="黑体"/>
         <w:b/>
         <w:bCs/>
       </w:rPr>
     </w:tblStylePr>
     <w:tblStylePr w:type="lastCol">
       <w:rPr>
+        <w:rFonts w:eastAsia="黑体"/>
         <w:b/>
         <w:bCs/>
       </w:rPr>
@@ -8629,6 +9078,7 @@
       <w:spacing w:after="0" w:line="240" w:lineRule="auto"/>
     </w:pPr>
     <w:rPr>
+      <w:rFonts w:eastAsia="黑体"/>
       <w:color w:themeColor="text1" w:val="000000"/>
     </w:rPr>
     <w:tblPr>
@@ -8648,7 +9098,7 @@
     </w:tblPr>
     <w:tblStylePr w:type="firstRow">
       <w:rPr>
-        <w:rFonts w:asciiTheme="majorHAnsi" w:cstheme="majorBidi" w:eastAsiaTheme="majorEastAsia" w:hAnsiTheme="majorHAnsi"/>
+        <w:rFonts w:asciiTheme="majorHAnsi" w:cstheme="majorBidi" w:hAnsiTheme="majorHAnsi" w:eastAsia="黑体"/>
       </w:rPr>
       <w:tblPr/>
       <w:tcPr>
@@ -8660,6 +9110,7 @@
     </w:tblStylePr>
     <w:tblStylePr w:type="lastRow">
       <w:rPr>
+        <w:rFonts w:eastAsia="黑体"/>
         <w:b/>
         <w:bCs/>
         <w:color w:themeColor="text2" w:val="1F497D"/>
@@ -8674,12 +9125,14 @@
     </w:tblStylePr>
     <w:tblStylePr w:type="firstCol">
       <w:rPr>
+        <w:rFonts w:eastAsia="黑体"/>
         <w:b/>
         <w:bCs/>
       </w:rPr>
     </w:tblStylePr>
     <w:tblStylePr w:type="lastCol">
       <w:rPr>
+        <w:rFonts w:eastAsia="黑体"/>
         <w:b/>
         <w:bCs/>
       </w:rPr>
@@ -8713,7 +9166,7 @@
       <w:spacing w:after="0" w:line="240" w:lineRule="auto"/>
     </w:pPr>
     <w:rPr>
-      <w:rFonts w:asciiTheme="majorHAnsi" w:cstheme="majorBidi" w:eastAsiaTheme="majorEastAsia" w:hAnsiTheme="majorHAnsi"/>
+      <w:rFonts w:asciiTheme="majorHAnsi" w:cstheme="majorBidi" w:hAnsiTheme="majorHAnsi" w:eastAsia="黑体"/>
       <w:color w:themeColor="text1" w:val="000000"/>
     </w:rPr>
     <w:tblPr>
@@ -8735,6 +9188,7 @@
     </w:tblPr>
     <w:tblStylePr w:type="firstRow">
       <w:rPr>
+        <w:rFonts w:eastAsia="黑体"/>
         <w:sz w:val="24"/>
         <w:szCs w:val="24"/>
       </w:rPr>
@@ -8841,7 +9295,7 @@
       <w:spacing w:after="0" w:line="240" w:lineRule="auto"/>
     </w:pPr>
     <w:rPr>
-      <w:rFonts w:asciiTheme="majorHAnsi" w:cstheme="majorBidi" w:eastAsiaTheme="majorEastAsia" w:hAnsiTheme="majorHAnsi"/>
+      <w:rFonts w:asciiTheme="majorHAnsi" w:cstheme="majorBidi" w:hAnsiTheme="majorHAnsi" w:eastAsia="黑体"/>
       <w:color w:themeColor="text1" w:val="000000"/>
     </w:rPr>
     <w:tblPr>
@@ -8863,6 +9317,7 @@
     </w:tblPr>
     <w:tblStylePr w:type="firstRow">
       <w:rPr>
+        <w:rFonts w:eastAsia="黑体"/>
         <w:sz w:val="24"/>
         <w:szCs w:val="24"/>
       </w:rPr>
@@ -8969,7 +9424,7 @@
       <w:spacing w:after="0" w:line="240" w:lineRule="auto"/>
     </w:pPr>
     <w:rPr>
-      <w:rFonts w:asciiTheme="majorHAnsi" w:cstheme="majorBidi" w:eastAsiaTheme="majorEastAsia" w:hAnsiTheme="majorHAnsi"/>
+      <w:rFonts w:asciiTheme="majorHAnsi" w:cstheme="majorBidi" w:hAnsiTheme="majorHAnsi" w:eastAsia="黑体"/>
       <w:color w:themeColor="text1" w:val="000000"/>
     </w:rPr>
     <w:tblPr>
@@ -8991,6 +9446,7 @@
     </w:tblPr>
     <w:tblStylePr w:type="firstRow">
       <w:rPr>
+        <w:rFonts w:eastAsia="黑体"/>
         <w:sz w:val="24"/>
         <w:szCs w:val="24"/>
       </w:rPr>
@@ -9097,7 +9553,7 @@
       <w:spacing w:after="0" w:line="240" w:lineRule="auto"/>
     </w:pPr>
     <w:rPr>
-      <w:rFonts w:asciiTheme="majorHAnsi" w:cstheme="majorBidi" w:eastAsiaTheme="majorEastAsia" w:hAnsiTheme="majorHAnsi"/>
+      <w:rFonts w:asciiTheme="majorHAnsi" w:cstheme="majorBidi" w:hAnsiTheme="majorHAnsi" w:eastAsia="黑体"/>
       <w:color w:themeColor="text1" w:val="000000"/>
     </w:rPr>
     <w:tblPr>
@@ -9119,6 +9575,7 @@
     </w:tblPr>
     <w:tblStylePr w:type="firstRow">
       <w:rPr>
+        <w:rFonts w:eastAsia="黑体"/>
         <w:sz w:val="24"/>
         <w:szCs w:val="24"/>
       </w:rPr>
@@ -9225,7 +9682,7 @@
       <w:spacing w:after="0" w:line="240" w:lineRule="auto"/>
     </w:pPr>
     <w:rPr>
-      <w:rFonts w:asciiTheme="majorHAnsi" w:cstheme="majorBidi" w:eastAsiaTheme="majorEastAsia" w:hAnsiTheme="majorHAnsi"/>
+      <w:rFonts w:asciiTheme="majorHAnsi" w:cstheme="majorBidi" w:hAnsiTheme="majorHAnsi" w:eastAsia="黑体"/>
       <w:color w:themeColor="text1" w:val="000000"/>
     </w:rPr>
     <w:tblPr>
@@ -9247,6 +9704,7 @@
     </w:tblPr>
     <w:tblStylePr w:type="firstRow">
       <w:rPr>
+        <w:rFonts w:eastAsia="黑体"/>
         <w:sz w:val="24"/>
         <w:szCs w:val="24"/>
       </w:rPr>
@@ -9353,7 +9811,7 @@
       <w:spacing w:after="0" w:line="240" w:lineRule="auto"/>
     </w:pPr>
     <w:rPr>
-      <w:rFonts w:asciiTheme="majorHAnsi" w:cstheme="majorBidi" w:eastAsiaTheme="majorEastAsia" w:hAnsiTheme="majorHAnsi"/>
+      <w:rFonts w:asciiTheme="majorHAnsi" w:cstheme="majorBidi" w:hAnsiTheme="majorHAnsi" w:eastAsia="黑体"/>
       <w:color w:themeColor="text1" w:val="000000"/>
     </w:rPr>
     <w:tblPr>
@@ -9375,6 +9833,7 @@
     </w:tblPr>
     <w:tblStylePr w:type="firstRow">
       <w:rPr>
+        <w:rFonts w:eastAsia="黑体"/>
         <w:sz w:val="24"/>
         <w:szCs w:val="24"/>
       </w:rPr>
@@ -9481,7 +9940,7 @@
       <w:spacing w:after="0" w:line="240" w:lineRule="auto"/>
     </w:pPr>
     <w:rPr>
-      <w:rFonts w:asciiTheme="majorHAnsi" w:cstheme="majorBidi" w:eastAsiaTheme="majorEastAsia" w:hAnsiTheme="majorHAnsi"/>
+      <w:rFonts w:asciiTheme="majorHAnsi" w:cstheme="majorBidi" w:hAnsiTheme="majorHAnsi" w:eastAsia="黑体"/>
       <w:color w:themeColor="text1" w:val="000000"/>
     </w:rPr>
     <w:tblPr>
@@ -9503,6 +9962,7 @@
     </w:tblPr>
     <w:tblStylePr w:type="firstRow">
       <w:rPr>
+        <w:rFonts w:eastAsia="黑体"/>
         <w:sz w:val="24"/>
         <w:szCs w:val="24"/>
       </w:rPr>
@@ -9632,12 +10092,14 @@
     </w:tcPr>
     <w:tblStylePr w:type="firstRow">
       <w:rPr>
+        <w:rFonts w:eastAsia="黑体"/>
         <w:b/>
         <w:bCs/>
       </w:rPr>
     </w:tblStylePr>
     <w:tblStylePr w:type="lastRow">
       <w:rPr>
+        <w:rFonts w:eastAsia="黑体"/>
         <w:b/>
         <w:bCs/>
       </w:rPr>
@@ -9650,12 +10112,14 @@
     </w:tblStylePr>
     <w:tblStylePr w:type="firstCol">
       <w:rPr>
+        <w:rFonts w:eastAsia="黑体"/>
         <w:b/>
         <w:bCs/>
       </w:rPr>
     </w:tblStylePr>
     <w:tblStylePr w:type="lastCol">
       <w:rPr>
+        <w:rFonts w:eastAsia="黑体"/>
         <w:b/>
         <w:bCs/>
       </w:rPr>
@@ -9705,12 +10169,14 @@
     </w:tcPr>
     <w:tblStylePr w:type="firstRow">
       <w:rPr>
+        <w:rFonts w:eastAsia="黑体"/>
         <w:b/>
         <w:bCs/>
       </w:rPr>
     </w:tblStylePr>
     <w:tblStylePr w:type="lastRow">
       <w:rPr>
+        <w:rFonts w:eastAsia="黑体"/>
         <w:b/>
         <w:bCs/>
       </w:rPr>
@@ -9723,12 +10189,14 @@
     </w:tblStylePr>
     <w:tblStylePr w:type="firstCol">
       <w:rPr>
+        <w:rFonts w:eastAsia="黑体"/>
         <w:b/>
         <w:bCs/>
       </w:rPr>
     </w:tblStylePr>
     <w:tblStylePr w:type="lastCol">
       <w:rPr>
+        <w:rFonts w:eastAsia="黑体"/>
         <w:b/>
         <w:bCs/>
       </w:rPr>
@@ -9778,12 +10246,14 @@
     </w:tcPr>
     <w:tblStylePr w:type="firstRow">
       <w:rPr>
+        <w:rFonts w:eastAsia="黑体"/>
         <w:b/>
         <w:bCs/>
       </w:rPr>
     </w:tblStylePr>
     <w:tblStylePr w:type="lastRow">
       <w:rPr>
+        <w:rFonts w:eastAsia="黑体"/>
         <w:b/>
         <w:bCs/>
       </w:rPr>
@@ -9796,12 +10266,14 @@
     </w:tblStylePr>
     <w:tblStylePr w:type="firstCol">
       <w:rPr>
+        <w:rFonts w:eastAsia="黑体"/>
         <w:b/>
         <w:bCs/>
       </w:rPr>
     </w:tblStylePr>
     <w:tblStylePr w:type="lastCol">
       <w:rPr>
+        <w:rFonts w:eastAsia="黑体"/>
         <w:b/>
         <w:bCs/>
       </w:rPr>
@@ -9851,12 +10323,14 @@
     </w:tcPr>
     <w:tblStylePr w:type="firstRow">
       <w:rPr>
+        <w:rFonts w:eastAsia="黑体"/>
         <w:b/>
         <w:bCs/>
       </w:rPr>
     </w:tblStylePr>
     <w:tblStylePr w:type="lastRow">
       <w:rPr>
+        <w:rFonts w:eastAsia="黑体"/>
         <w:b/>
         <w:bCs/>
       </w:rPr>
@@ -9869,12 +10343,14 @@
     </w:tblStylePr>
     <w:tblStylePr w:type="firstCol">
       <w:rPr>
+        <w:rFonts w:eastAsia="黑体"/>
         <w:b/>
         <w:bCs/>
       </w:rPr>
     </w:tblStylePr>
     <w:tblStylePr w:type="lastCol">
       <w:rPr>
+        <w:rFonts w:eastAsia="黑体"/>
         <w:b/>
         <w:bCs/>
       </w:rPr>
@@ -9924,12 +10400,14 @@
     </w:tcPr>
     <w:tblStylePr w:type="firstRow">
       <w:rPr>
+        <w:rFonts w:eastAsia="黑体"/>
         <w:b/>
         <w:bCs/>
       </w:rPr>
     </w:tblStylePr>
     <w:tblStylePr w:type="lastRow">
       <w:rPr>
+        <w:rFonts w:eastAsia="黑体"/>
         <w:b/>
         <w:bCs/>
       </w:rPr>
@@ -9942,12 +10420,14 @@
     </w:tblStylePr>
     <w:tblStylePr w:type="firstCol">
       <w:rPr>
+        <w:rFonts w:eastAsia="黑体"/>
         <w:b/>
         <w:bCs/>
       </w:rPr>
     </w:tblStylePr>
     <w:tblStylePr w:type="lastCol">
       <w:rPr>
+        <w:rFonts w:eastAsia="黑体"/>
         <w:b/>
         <w:bCs/>
       </w:rPr>
@@ -9997,12 +10477,14 @@
     </w:tcPr>
     <w:tblStylePr w:type="firstRow">
       <w:rPr>
+        <w:rFonts w:eastAsia="黑体"/>
         <w:b/>
         <w:bCs/>
       </w:rPr>
     </w:tblStylePr>
     <w:tblStylePr w:type="lastRow">
       <w:rPr>
+        <w:rFonts w:eastAsia="黑体"/>
         <w:b/>
         <w:bCs/>
       </w:rPr>
@@ -10015,12 +10497,14 @@
     </w:tblStylePr>
     <w:tblStylePr w:type="firstCol">
       <w:rPr>
+        <w:rFonts w:eastAsia="黑体"/>
         <w:b/>
         <w:bCs/>
       </w:rPr>
     </w:tblStylePr>
     <w:tblStylePr w:type="lastCol">
       <w:rPr>
+        <w:rFonts w:eastAsia="黑体"/>
         <w:b/>
         <w:bCs/>
       </w:rPr>
@@ -10070,12 +10554,14 @@
     </w:tcPr>
     <w:tblStylePr w:type="firstRow">
       <w:rPr>
+        <w:rFonts w:eastAsia="黑体"/>
         <w:b/>
         <w:bCs/>
       </w:rPr>
     </w:tblStylePr>
     <w:tblStylePr w:type="lastRow">
       <w:rPr>
+        <w:rFonts w:eastAsia="黑体"/>
         <w:b/>
         <w:bCs/>
       </w:rPr>
@@ -10088,12 +10574,14 @@
     </w:tblStylePr>
     <w:tblStylePr w:type="firstCol">
       <w:rPr>
+        <w:rFonts w:eastAsia="黑体"/>
         <w:b/>
         <w:bCs/>
       </w:rPr>
     </w:tblStylePr>
     <w:tblStylePr w:type="lastCol">
       <w:rPr>
+        <w:rFonts w:eastAsia="黑体"/>
         <w:b/>
         <w:bCs/>
       </w:rPr>
@@ -10120,7 +10608,7 @@
       <w:spacing w:after="0" w:line="240" w:lineRule="auto"/>
     </w:pPr>
     <w:rPr>
-      <w:rFonts w:asciiTheme="majorHAnsi" w:cstheme="majorBidi" w:eastAsiaTheme="majorEastAsia" w:hAnsiTheme="majorHAnsi"/>
+      <w:rFonts w:asciiTheme="majorHAnsi" w:cstheme="majorBidi" w:hAnsiTheme="majorHAnsi" w:eastAsia="黑体"/>
       <w:color w:themeColor="text1" w:val="000000"/>
     </w:rPr>
     <w:tblPr>
@@ -10147,6 +10635,7 @@
     </w:tcPr>
     <w:tblStylePr w:type="firstRow">
       <w:rPr>
+        <w:rFonts w:eastAsia="黑体"/>
         <w:b/>
         <w:bCs/>
         <w:color w:themeColor="text1" w:val="000000"/>
@@ -10158,6 +10647,7 @@
     </w:tblStylePr>
     <w:tblStylePr w:type="lastRow">
       <w:rPr>
+        <w:rFonts w:eastAsia="黑体"/>
         <w:b/>
         <w:bCs/>
         <w:color w:themeColor="text1" w:val="000000"/>
@@ -10177,6 +10667,7 @@
     </w:tblStylePr>
     <w:tblStylePr w:type="firstCol">
       <w:rPr>
+        <w:rFonts w:eastAsia="黑体"/>
         <w:b/>
         <w:bCs/>
         <w:color w:themeColor="text1" w:val="000000"/>
@@ -10196,6 +10687,7 @@
     </w:tblStylePr>
     <w:tblStylePr w:type="lastCol">
       <w:rPr>
+        <w:rFonts w:eastAsia="黑体"/>
         <w:b w:val="0"/>
         <w:bCs w:val="0"/>
         <w:color w:themeColor="text1" w:val="000000"/>
@@ -10245,7 +10737,7 @@
       <w:spacing w:after="0" w:line="240" w:lineRule="auto"/>
     </w:pPr>
     <w:rPr>
-      <w:rFonts w:asciiTheme="majorHAnsi" w:cstheme="majorBidi" w:eastAsiaTheme="majorEastAsia" w:hAnsiTheme="majorHAnsi"/>
+      <w:rFonts w:asciiTheme="majorHAnsi" w:cstheme="majorBidi" w:hAnsiTheme="majorHAnsi" w:eastAsia="黑体"/>
       <w:color w:themeColor="text1" w:val="000000"/>
     </w:rPr>
     <w:tblPr>
@@ -10272,6 +10764,7 @@
     </w:tcPr>
     <w:tblStylePr w:type="firstRow">
       <w:rPr>
+        <w:rFonts w:eastAsia="黑体"/>
         <w:b/>
         <w:bCs/>
         <w:color w:themeColor="text1" w:val="000000"/>
@@ -10283,6 +10776,7 @@
     </w:tblStylePr>
     <w:tblStylePr w:type="lastRow">
       <w:rPr>
+        <w:rFonts w:eastAsia="黑体"/>
         <w:b/>
         <w:bCs/>
         <w:color w:themeColor="text1" w:val="000000"/>
@@ -10302,6 +10796,7 @@
     </w:tblStylePr>
     <w:tblStylePr w:type="firstCol">
       <w:rPr>
+        <w:rFonts w:eastAsia="黑体"/>
         <w:b/>
         <w:bCs/>
         <w:color w:themeColor="text1" w:val="000000"/>
@@ -10321,6 +10816,7 @@
     </w:tblStylePr>
     <w:tblStylePr w:type="lastCol">
       <w:rPr>
+        <w:rFonts w:eastAsia="黑体"/>
         <w:b w:val="0"/>
         <w:bCs w:val="0"/>
         <w:color w:themeColor="text1" w:val="000000"/>
@@ -10370,7 +10866,7 @@
       <w:spacing w:after="0" w:line="240" w:lineRule="auto"/>
     </w:pPr>
     <w:rPr>
-      <w:rFonts w:asciiTheme="majorHAnsi" w:cstheme="majorBidi" w:eastAsiaTheme="majorEastAsia" w:hAnsiTheme="majorHAnsi"/>
+      <w:rFonts w:asciiTheme="majorHAnsi" w:cstheme="majorBidi" w:hAnsiTheme="majorHAnsi" w:eastAsia="黑体"/>
       <w:color w:themeColor="text1" w:val="000000"/>
     </w:rPr>
     <w:tblPr>
@@ -10397,6 +10893,7 @@
     </w:tcPr>
     <w:tblStylePr w:type="firstRow">
       <w:rPr>
+        <w:rFonts w:eastAsia="黑体"/>
         <w:b/>
         <w:bCs/>
         <w:color w:themeColor="text1" w:val="000000"/>
@@ -10408,6 +10905,7 @@
     </w:tblStylePr>
     <w:tblStylePr w:type="lastRow">
       <w:rPr>
+        <w:rFonts w:eastAsia="黑体"/>
         <w:b/>
         <w:bCs/>
         <w:color w:themeColor="text1" w:val="000000"/>
@@ -10427,6 +10925,7 @@
     </w:tblStylePr>
     <w:tblStylePr w:type="firstCol">
       <w:rPr>
+        <w:rFonts w:eastAsia="黑体"/>
         <w:b/>
         <w:bCs/>
         <w:color w:themeColor="text1" w:val="000000"/>
@@ -10446,6 +10945,7 @@
     </w:tblStylePr>
     <w:tblStylePr w:type="lastCol">
       <w:rPr>
+        <w:rFonts w:eastAsia="黑体"/>
         <w:b w:val="0"/>
         <w:bCs w:val="0"/>
         <w:color w:themeColor="text1" w:val="000000"/>
@@ -10495,7 +10995,7 @@
       <w:spacing w:after="0" w:line="240" w:lineRule="auto"/>
     </w:pPr>
     <w:rPr>
-      <w:rFonts w:asciiTheme="majorHAnsi" w:cstheme="majorBidi" w:eastAsiaTheme="majorEastAsia" w:hAnsiTheme="majorHAnsi"/>
+      <w:rFonts w:asciiTheme="majorHAnsi" w:cstheme="majorBidi" w:hAnsiTheme="majorHAnsi" w:eastAsia="黑体"/>
       <w:color w:themeColor="text1" w:val="000000"/>
     </w:rPr>
     <w:tblPr>
@@ -10522,6 +11022,7 @@
     </w:tcPr>
     <w:tblStylePr w:type="firstRow">
       <w:rPr>
+        <w:rFonts w:eastAsia="黑体"/>
         <w:b/>
         <w:bCs/>
         <w:color w:themeColor="text1" w:val="000000"/>
@@ -10533,6 +11034,7 @@
     </w:tblStylePr>
     <w:tblStylePr w:type="lastRow">
       <w:rPr>
+        <w:rFonts w:eastAsia="黑体"/>
         <w:b/>
         <w:bCs/>
         <w:color w:themeColor="text1" w:val="000000"/>
@@ -10552,6 +11054,7 @@
     </w:tblStylePr>
     <w:tblStylePr w:type="firstCol">
       <w:rPr>
+        <w:rFonts w:eastAsia="黑体"/>
         <w:b/>
         <w:bCs/>
         <w:color w:themeColor="text1" w:val="000000"/>
@@ -10571,6 +11074,7 @@
     </w:tblStylePr>
     <w:tblStylePr w:type="lastCol">
       <w:rPr>
+        <w:rFonts w:eastAsia="黑体"/>
         <w:b w:val="0"/>
         <w:bCs w:val="0"/>
         <w:color w:themeColor="text1" w:val="000000"/>
@@ -10620,7 +11124,7 @@
       <w:spacing w:after="0" w:line="240" w:lineRule="auto"/>
     </w:pPr>
     <w:rPr>
-      <w:rFonts w:asciiTheme="majorHAnsi" w:cstheme="majorBidi" w:eastAsiaTheme="majorEastAsia" w:hAnsiTheme="majorHAnsi"/>
+      <w:rFonts w:asciiTheme="majorHAnsi" w:cstheme="majorBidi" w:hAnsiTheme="majorHAnsi" w:eastAsia="黑体"/>
       <w:color w:themeColor="text1" w:val="000000"/>
     </w:rPr>
     <w:tblPr>
@@ -10647,6 +11151,7 @@
     </w:tcPr>
     <w:tblStylePr w:type="firstRow">
       <w:rPr>
+        <w:rFonts w:eastAsia="黑体"/>
         <w:b/>
         <w:bCs/>
         <w:color w:themeColor="text1" w:val="000000"/>
@@ -10658,6 +11163,7 @@
     </w:tblStylePr>
     <w:tblStylePr w:type="lastRow">
       <w:rPr>
+        <w:rFonts w:eastAsia="黑体"/>
         <w:b/>
         <w:bCs/>
         <w:color w:themeColor="text1" w:val="000000"/>
@@ -10677,6 +11183,7 @@
     </w:tblStylePr>
     <w:tblStylePr w:type="firstCol">
       <w:rPr>
+        <w:rFonts w:eastAsia="黑体"/>
         <w:b/>
         <w:bCs/>
         <w:color w:themeColor="text1" w:val="000000"/>
@@ -10696,6 +11203,7 @@
     </w:tblStylePr>
     <w:tblStylePr w:type="lastCol">
       <w:rPr>
+        <w:rFonts w:eastAsia="黑体"/>
         <w:b w:val="0"/>
         <w:bCs w:val="0"/>
         <w:color w:themeColor="text1" w:val="000000"/>
@@ -10745,7 +11253,7 @@
       <w:spacing w:after="0" w:line="240" w:lineRule="auto"/>
     </w:pPr>
     <w:rPr>
-      <w:rFonts w:asciiTheme="majorHAnsi" w:cstheme="majorBidi" w:eastAsiaTheme="majorEastAsia" w:hAnsiTheme="majorHAnsi"/>
+      <w:rFonts w:asciiTheme="majorHAnsi" w:cstheme="majorBidi" w:hAnsiTheme="majorHAnsi" w:eastAsia="黑体"/>
       <w:color w:themeColor="text1" w:val="000000"/>
     </w:rPr>
     <w:tblPr>
@@ -10772,6 +11280,7 @@
     </w:tcPr>
     <w:tblStylePr w:type="firstRow">
       <w:rPr>
+        <w:rFonts w:eastAsia="黑体"/>
         <w:b/>
         <w:bCs/>
         <w:color w:themeColor="text1" w:val="000000"/>
@@ -10783,6 +11292,7 @@
     </w:tblStylePr>
     <w:tblStylePr w:type="lastRow">
       <w:rPr>
+        <w:rFonts w:eastAsia="黑体"/>
         <w:b/>
         <w:bCs/>
         <w:color w:themeColor="text1" w:val="000000"/>
@@ -10802,6 +11312,7 @@
     </w:tblStylePr>
     <w:tblStylePr w:type="firstCol">
       <w:rPr>
+        <w:rFonts w:eastAsia="黑体"/>
         <w:b/>
         <w:bCs/>
         <w:color w:themeColor="text1" w:val="000000"/>
@@ -10821,6 +11332,7 @@
     </w:tblStylePr>
     <w:tblStylePr w:type="lastCol">
       <w:rPr>
+        <w:rFonts w:eastAsia="黑体"/>
         <w:b w:val="0"/>
         <w:bCs w:val="0"/>
         <w:color w:themeColor="text1" w:val="000000"/>
@@ -10870,7 +11382,7 @@
       <w:spacing w:after="0" w:line="240" w:lineRule="auto"/>
     </w:pPr>
     <w:rPr>
-      <w:rFonts w:asciiTheme="majorHAnsi" w:cstheme="majorBidi" w:eastAsiaTheme="majorEastAsia" w:hAnsiTheme="majorHAnsi"/>
+      <w:rFonts w:asciiTheme="majorHAnsi" w:cstheme="majorBidi" w:hAnsiTheme="majorHAnsi" w:eastAsia="黑体"/>
       <w:color w:themeColor="text1" w:val="000000"/>
     </w:rPr>
     <w:tblPr>
@@ -10897,6 +11409,7 @@
     </w:tcPr>
     <w:tblStylePr w:type="firstRow">
       <w:rPr>
+        <w:rFonts w:eastAsia="黑体"/>
         <w:b/>
         <w:bCs/>
         <w:color w:themeColor="text1" w:val="000000"/>
@@ -10908,6 +11421,7 @@
     </w:tblStylePr>
     <w:tblStylePr w:type="lastRow">
       <w:rPr>
+        <w:rFonts w:eastAsia="黑体"/>
         <w:b/>
         <w:bCs/>
         <w:color w:themeColor="text1" w:val="000000"/>
@@ -10927,6 +11441,7 @@
     </w:tblStylePr>
     <w:tblStylePr w:type="firstCol">
       <w:rPr>
+        <w:rFonts w:eastAsia="黑体"/>
         <w:b/>
         <w:bCs/>
         <w:color w:themeColor="text1" w:val="000000"/>
@@ -10946,6 +11461,7 @@
     </w:tblStylePr>
     <w:tblStylePr w:type="lastCol">
       <w:rPr>
+        <w:rFonts w:eastAsia="黑体"/>
         <w:b w:val="0"/>
         <w:bCs w:val="0"/>
         <w:color w:themeColor="text1" w:val="000000"/>
@@ -11018,6 +11534,7 @@
     </w:tcPr>
     <w:tblStylePr w:type="firstRow">
       <w:rPr>
+        <w:rFonts w:eastAsia="黑体"/>
         <w:b/>
         <w:bCs/>
         <w:i w:val="0"/>
@@ -11039,6 +11556,7 @@
     </w:tblStylePr>
     <w:tblStylePr w:type="lastRow">
       <w:rPr>
+        <w:rFonts w:eastAsia="黑体"/>
         <w:b/>
         <w:bCs/>
         <w:i w:val="0"/>
@@ -11060,6 +11578,7 @@
     </w:tblStylePr>
     <w:tblStylePr w:type="firstCol">
       <w:rPr>
+        <w:rFonts w:eastAsia="黑体"/>
         <w:b/>
         <w:bCs/>
         <w:i w:val="0"/>
@@ -11079,6 +11598,7 @@
     </w:tblStylePr>
     <w:tblStylePr w:type="lastCol">
       <w:rPr>
+        <w:rFonts w:eastAsia="黑体"/>
         <w:b/>
         <w:bCs/>
         <w:i w:val="0"/>
@@ -11159,6 +11679,7 @@
     </w:tcPr>
     <w:tblStylePr w:type="firstRow">
       <w:rPr>
+        <w:rFonts w:eastAsia="黑体"/>
         <w:b/>
         <w:bCs/>
         <w:i w:val="0"/>
@@ -11180,6 +11701,7 @@
     </w:tblStylePr>
     <w:tblStylePr w:type="lastRow">
       <w:rPr>
+        <w:rFonts w:eastAsia="黑体"/>
         <w:b/>
         <w:bCs/>
         <w:i w:val="0"/>
@@ -11201,6 +11723,7 @@
     </w:tblStylePr>
     <w:tblStylePr w:type="firstCol">
       <w:rPr>
+        <w:rFonts w:eastAsia="黑体"/>
         <w:b/>
         <w:bCs/>
         <w:i w:val="0"/>
@@ -11220,6 +11743,7 @@
     </w:tblStylePr>
     <w:tblStylePr w:type="lastCol">
       <w:rPr>
+        <w:rFonts w:eastAsia="黑体"/>
         <w:b/>
         <w:bCs/>
         <w:i w:val="0"/>
@@ -11300,6 +11824,7 @@
     </w:tcPr>
     <w:tblStylePr w:type="firstRow">
       <w:rPr>
+        <w:rFonts w:eastAsia="黑体"/>
         <w:b/>
         <w:bCs/>
         <w:i w:val="0"/>
@@ -11321,6 +11846,7 @@
     </w:tblStylePr>
     <w:tblStylePr w:type="lastRow">
       <w:rPr>
+        <w:rFonts w:eastAsia="黑体"/>
         <w:b/>
         <w:bCs/>
         <w:i w:val="0"/>
@@ -11342,6 +11868,7 @@
     </w:tblStylePr>
     <w:tblStylePr w:type="firstCol">
       <w:rPr>
+        <w:rFonts w:eastAsia="黑体"/>
         <w:b/>
         <w:bCs/>
         <w:i w:val="0"/>
@@ -11361,6 +11888,7 @@
     </w:tblStylePr>
     <w:tblStylePr w:type="lastCol">
       <w:rPr>
+        <w:rFonts w:eastAsia="黑体"/>
         <w:b/>
         <w:bCs/>
         <w:i w:val="0"/>
@@ -11441,6 +11969,7 @@
     </w:tcPr>
     <w:tblStylePr w:type="firstRow">
       <w:rPr>
+        <w:rFonts w:eastAsia="黑体"/>
         <w:b/>
         <w:bCs/>
         <w:i w:val="0"/>
@@ -11462,6 +11991,7 @@
     </w:tblStylePr>
     <w:tblStylePr w:type="lastRow">
       <w:rPr>
+        <w:rFonts w:eastAsia="黑体"/>
         <w:b/>
         <w:bCs/>
         <w:i w:val="0"/>
@@ -11483,6 +12013,7 @@
     </w:tblStylePr>
     <w:tblStylePr w:type="firstCol">
       <w:rPr>
+        <w:rFonts w:eastAsia="黑体"/>
         <w:b/>
         <w:bCs/>
         <w:i w:val="0"/>
@@ -11502,6 +12033,7 @@
     </w:tblStylePr>
     <w:tblStylePr w:type="lastCol">
       <w:rPr>
+        <w:rFonts w:eastAsia="黑体"/>
         <w:b/>
         <w:bCs/>
         <w:i w:val="0"/>
@@ -11582,6 +12114,7 @@
     </w:tcPr>
     <w:tblStylePr w:type="firstRow">
       <w:rPr>
+        <w:rFonts w:eastAsia="黑体"/>
         <w:b/>
         <w:bCs/>
         <w:i w:val="0"/>
@@ -11603,6 +12136,7 @@
     </w:tblStylePr>
     <w:tblStylePr w:type="lastRow">
       <w:rPr>
+        <w:rFonts w:eastAsia="黑体"/>
         <w:b/>
         <w:bCs/>
         <w:i w:val="0"/>
@@ -11624,6 +12158,7 @@
     </w:tblStylePr>
     <w:tblStylePr w:type="firstCol">
       <w:rPr>
+        <w:rFonts w:eastAsia="黑体"/>
         <w:b/>
         <w:bCs/>
         <w:i w:val="0"/>
@@ -11643,6 +12178,7 @@
     </w:tblStylePr>
     <w:tblStylePr w:type="lastCol">
       <w:rPr>
+        <w:rFonts w:eastAsia="黑体"/>
         <w:b/>
         <w:bCs/>
         <w:i w:val="0"/>
@@ -11723,6 +12259,7 @@
     </w:tcPr>
     <w:tblStylePr w:type="firstRow">
       <w:rPr>
+        <w:rFonts w:eastAsia="黑体"/>
         <w:b/>
         <w:bCs/>
         <w:i w:val="0"/>
@@ -11744,6 +12281,7 @@
     </w:tblStylePr>
     <w:tblStylePr w:type="lastRow">
       <w:rPr>
+        <w:rFonts w:eastAsia="黑体"/>
         <w:b/>
         <w:bCs/>
         <w:i w:val="0"/>
@@ -11765,6 +12303,7 @@
     </w:tblStylePr>
     <w:tblStylePr w:type="firstCol">
       <w:rPr>
+        <w:rFonts w:eastAsia="黑体"/>
         <w:b/>
         <w:bCs/>
         <w:i w:val="0"/>
@@ -11784,6 +12323,7 @@
     </w:tblStylePr>
     <w:tblStylePr w:type="lastCol">
       <w:rPr>
+        <w:rFonts w:eastAsia="黑体"/>
         <w:b/>
         <w:bCs/>
         <w:i w:val="0"/>
@@ -11864,6 +12404,7 @@
     </w:tcPr>
     <w:tblStylePr w:type="firstRow">
       <w:rPr>
+        <w:rFonts w:eastAsia="黑体"/>
         <w:b/>
         <w:bCs/>
         <w:i w:val="0"/>
@@ -11885,6 +12426,7 @@
     </w:tblStylePr>
     <w:tblStylePr w:type="lastRow">
       <w:rPr>
+        <w:rFonts w:eastAsia="黑体"/>
         <w:b/>
         <w:bCs/>
         <w:i w:val="0"/>
@@ -11906,6 +12448,7 @@
     </w:tblStylePr>
     <w:tblStylePr w:type="firstCol">
       <w:rPr>
+        <w:rFonts w:eastAsia="黑体"/>
         <w:b/>
         <w:bCs/>
         <w:i w:val="0"/>
@@ -11925,6 +12468,7 @@
     </w:tblStylePr>
     <w:tblStylePr w:type="lastCol">
       <w:rPr>
+        <w:rFonts w:eastAsia="黑体"/>
         <w:b/>
         <w:bCs/>
         <w:i w:val="0"/>
@@ -11982,6 +12526,7 @@
       <w:spacing w:after="0" w:line="240" w:lineRule="auto"/>
     </w:pPr>
     <w:rPr>
+      <w:rFonts w:eastAsia="黑体"/>
       <w:color w:themeColor="background1" w:val="FFFFFF"/>
     </w:rPr>
     <w:tblPr>
@@ -12000,6 +12545,7 @@
     </w:tcPr>
     <w:tblStylePr w:type="firstRow">
       <w:rPr>
+        <w:rFonts w:eastAsia="黑体"/>
         <w:b/>
         <w:bCs/>
       </w:rPr>
@@ -12096,6 +12642,7 @@
       <w:spacing w:after="0" w:line="240" w:lineRule="auto"/>
     </w:pPr>
     <w:rPr>
+      <w:rFonts w:eastAsia="黑体"/>
       <w:color w:themeColor="background1" w:val="FFFFFF"/>
     </w:rPr>
     <w:tblPr>
@@ -12114,6 +12661,7 @@
     </w:tcPr>
     <w:tblStylePr w:type="firstRow">
       <w:rPr>
+        <w:rFonts w:eastAsia="黑体"/>
         <w:b/>
         <w:bCs/>
       </w:rPr>
@@ -12210,6 +12758,7 @@
       <w:spacing w:after="0" w:line="240" w:lineRule="auto"/>
     </w:pPr>
     <w:rPr>
+      <w:rFonts w:eastAsia="黑体"/>
       <w:color w:themeColor="background1" w:val="FFFFFF"/>
     </w:rPr>
     <w:tblPr>
@@ -12228,6 +12777,7 @@
     </w:tcPr>
     <w:tblStylePr w:type="firstRow">
       <w:rPr>
+        <w:rFonts w:eastAsia="黑体"/>
         <w:b/>
         <w:bCs/>
       </w:rPr>
@@ -12324,6 +12874,7 @@
       <w:spacing w:after="0" w:line="240" w:lineRule="auto"/>
     </w:pPr>
     <w:rPr>
+      <w:rFonts w:eastAsia="黑体"/>
       <w:color w:themeColor="background1" w:val="FFFFFF"/>
     </w:rPr>
     <w:tblPr>
@@ -12342,6 +12893,7 @@
     </w:tcPr>
     <w:tblStylePr w:type="firstRow">
       <w:rPr>
+        <w:rFonts w:eastAsia="黑体"/>
         <w:b/>
         <w:bCs/>
       </w:rPr>
@@ -12438,6 +12990,7 @@
       <w:spacing w:after="0" w:line="240" w:lineRule="auto"/>
     </w:pPr>
     <w:rPr>
+      <w:rFonts w:eastAsia="黑体"/>
       <w:color w:themeColor="background1" w:val="FFFFFF"/>
     </w:rPr>
     <w:tblPr>
@@ -12456,6 +13009,7 @@
     </w:tcPr>
     <w:tblStylePr w:type="firstRow">
       <w:rPr>
+        <w:rFonts w:eastAsia="黑体"/>
         <w:b/>
         <w:bCs/>
       </w:rPr>
@@ -12552,6 +13106,7 @@
       <w:spacing w:after="0" w:line="240" w:lineRule="auto"/>
     </w:pPr>
     <w:rPr>
+      <w:rFonts w:eastAsia="黑体"/>
       <w:color w:themeColor="background1" w:val="FFFFFF"/>
     </w:rPr>
     <w:tblPr>
@@ -12570,6 +13125,7 @@
     </w:tcPr>
     <w:tblStylePr w:type="firstRow">
       <w:rPr>
+        <w:rFonts w:eastAsia="黑体"/>
         <w:b/>
         <w:bCs/>
       </w:rPr>
@@ -12666,6 +13222,7 @@
       <w:spacing w:after="0" w:line="240" w:lineRule="auto"/>
     </w:pPr>
     <w:rPr>
+      <w:rFonts w:eastAsia="黑体"/>
       <w:color w:themeColor="background1" w:val="FFFFFF"/>
     </w:rPr>
     <w:tblPr>
@@ -12684,6 +13241,7 @@
     </w:tcPr>
     <w:tblStylePr w:type="firstRow">
       <w:rPr>
+        <w:rFonts w:eastAsia="黑体"/>
         <w:b/>
         <w:bCs/>
       </w:rPr>
@@ -12780,6 +13338,7 @@
       <w:spacing w:after="0" w:line="240" w:lineRule="auto"/>
     </w:pPr>
     <w:rPr>
+      <w:rFonts w:eastAsia="黑体"/>
       <w:color w:themeColor="text1" w:val="000000"/>
     </w:rPr>
     <w:tblPr>
@@ -12806,6 +13365,7 @@
     </w:tcPr>
     <w:tblStylePr w:type="firstRow">
       <w:rPr>
+        <w:rFonts w:eastAsia="黑体"/>
         <w:b/>
         <w:bCs/>
       </w:rPr>
@@ -12824,6 +13384,7 @@
     </w:tblStylePr>
     <w:tblStylePr w:type="lastRow">
       <w:rPr>
+        <w:rFonts w:eastAsia="黑体"/>
         <w:b/>
         <w:bCs/>
         <w:color w:themeColor="background1" w:val="FFFFFF"/>
@@ -12838,6 +13399,7 @@
     </w:tblStylePr>
     <w:tblStylePr w:type="firstCol">
       <w:rPr>
+        <w:rFonts w:eastAsia="黑体"/>
         <w:color w:themeColor="background1" w:val="FFFFFF"/>
       </w:rPr>
       <w:tblPr/>
@@ -12855,6 +13417,7 @@
     </w:tblStylePr>
     <w:tblStylePr w:type="lastCol">
       <w:rPr>
+        <w:rFonts w:eastAsia="黑体"/>
         <w:color w:themeColor="background1" w:val="FFFFFF"/>
       </w:rPr>
       <w:tblPr/>
@@ -12884,11 +13447,13 @@
     </w:tblStylePr>
     <w:tblStylePr w:type="neCell">
       <w:rPr>
+        <w:rFonts w:eastAsia="黑体"/>
         <w:color w:themeColor="text1" w:val="000000"/>
       </w:rPr>
     </w:tblStylePr>
     <w:tblStylePr w:type="nwCell">
       <w:rPr>
+        <w:rFonts w:eastAsia="黑体"/>
         <w:color w:themeColor="text1" w:val="000000"/>
       </w:rPr>
     </w:tblStylePr>
@@ -12902,6 +13467,7 @@
       <w:spacing w:after="0" w:line="240" w:lineRule="auto"/>
     </w:pPr>
     <w:rPr>
+      <w:rFonts w:eastAsia="黑体"/>
       <w:color w:themeColor="text1" w:val="000000"/>
     </w:rPr>
     <w:tblPr>
@@ -12928,6 +13494,7 @@
     </w:tcPr>
     <w:tblStylePr w:type="firstRow">
       <w:rPr>
+        <w:rFonts w:eastAsia="黑体"/>
         <w:b/>
         <w:bCs/>
       </w:rPr>
@@ -12946,6 +13513,7 @@
     </w:tblStylePr>
     <w:tblStylePr w:type="lastRow">
       <w:rPr>
+        <w:rFonts w:eastAsia="黑体"/>
         <w:b/>
         <w:bCs/>
         <w:color w:themeColor="background1" w:val="FFFFFF"/>
@@ -12960,6 +13528,7 @@
     </w:tblStylePr>
     <w:tblStylePr w:type="firstCol">
       <w:rPr>
+        <w:rFonts w:eastAsia="黑体"/>
         <w:color w:themeColor="background1" w:val="FFFFFF"/>
       </w:rPr>
       <w:tblPr/>
@@ -12977,6 +13546,7 @@
     </w:tblStylePr>
     <w:tblStylePr w:type="lastCol">
       <w:rPr>
+        <w:rFonts w:eastAsia="黑体"/>
         <w:color w:themeColor="background1" w:val="FFFFFF"/>
       </w:rPr>
       <w:tblPr/>
@@ -13006,11 +13576,13 @@
     </w:tblStylePr>
     <w:tblStylePr w:type="neCell">
       <w:rPr>
+        <w:rFonts w:eastAsia="黑体"/>
         <w:color w:themeColor="text1" w:val="000000"/>
       </w:rPr>
     </w:tblStylePr>
     <w:tblStylePr w:type="nwCell">
       <w:rPr>
+        <w:rFonts w:eastAsia="黑体"/>
         <w:color w:themeColor="text1" w:val="000000"/>
       </w:rPr>
     </w:tblStylePr>
@@ -13024,6 +13596,7 @@
       <w:spacing w:after="0" w:line="240" w:lineRule="auto"/>
     </w:pPr>
     <w:rPr>
+      <w:rFonts w:eastAsia="黑体"/>
       <w:color w:themeColor="text1" w:val="000000"/>
     </w:rPr>
     <w:tblPr>
@@ -13050,6 +13623,7 @@
     </w:tcPr>
     <w:tblStylePr w:type="firstRow">
       <w:rPr>
+        <w:rFonts w:eastAsia="黑体"/>
         <w:b/>
         <w:bCs/>
       </w:rPr>
@@ -13068,6 +13642,7 @@
     </w:tblStylePr>
     <w:tblStylePr w:type="lastRow">
       <w:rPr>
+        <w:rFonts w:eastAsia="黑体"/>
         <w:b/>
         <w:bCs/>
         <w:color w:themeColor="background1" w:val="FFFFFF"/>
@@ -13082,6 +13657,7 @@
     </w:tblStylePr>
     <w:tblStylePr w:type="firstCol">
       <w:rPr>
+        <w:rFonts w:eastAsia="黑体"/>
         <w:color w:themeColor="background1" w:val="FFFFFF"/>
       </w:rPr>
       <w:tblPr/>
@@ -13099,6 +13675,7 @@
     </w:tblStylePr>
     <w:tblStylePr w:type="lastCol">
       <w:rPr>
+        <w:rFonts w:eastAsia="黑体"/>
         <w:color w:themeColor="background1" w:val="FFFFFF"/>
       </w:rPr>
       <w:tblPr/>
@@ -13128,11 +13705,13 @@
     </w:tblStylePr>
     <w:tblStylePr w:type="neCell">
       <w:rPr>
+        <w:rFonts w:eastAsia="黑体"/>
         <w:color w:themeColor="text1" w:val="000000"/>
       </w:rPr>
     </w:tblStylePr>
     <w:tblStylePr w:type="nwCell">
       <w:rPr>
+        <w:rFonts w:eastAsia="黑体"/>
         <w:color w:themeColor="text1" w:val="000000"/>
       </w:rPr>
     </w:tblStylePr>
@@ -13146,6 +13725,7 @@
       <w:spacing w:after="0" w:line="240" w:lineRule="auto"/>
     </w:pPr>
     <w:rPr>
+      <w:rFonts w:eastAsia="黑体"/>
       <w:color w:themeColor="text1" w:val="000000"/>
     </w:rPr>
     <w:tblPr>
@@ -13172,6 +13752,7 @@
     </w:tcPr>
     <w:tblStylePr w:type="firstRow">
       <w:rPr>
+        <w:rFonts w:eastAsia="黑体"/>
         <w:b/>
         <w:bCs/>
       </w:rPr>
@@ -13190,6 +13771,7 @@
     </w:tblStylePr>
     <w:tblStylePr w:type="lastRow">
       <w:rPr>
+        <w:rFonts w:eastAsia="黑体"/>
         <w:b/>
         <w:bCs/>
         <w:color w:themeColor="background1" w:val="FFFFFF"/>
@@ -13204,6 +13786,7 @@
     </w:tblStylePr>
     <w:tblStylePr w:type="firstCol">
       <w:rPr>
+        <w:rFonts w:eastAsia="黑体"/>
         <w:color w:themeColor="background1" w:val="FFFFFF"/>
       </w:rPr>
       <w:tblPr/>
@@ -13221,6 +13804,7 @@
     </w:tblStylePr>
     <w:tblStylePr w:type="lastCol">
       <w:rPr>
+        <w:rFonts w:eastAsia="黑体"/>
         <w:color w:themeColor="background1" w:val="FFFFFF"/>
       </w:rPr>
       <w:tblPr/>
@@ -13258,6 +13842,7 @@
       <w:spacing w:after="0" w:line="240" w:lineRule="auto"/>
     </w:pPr>
     <w:rPr>
+      <w:rFonts w:eastAsia="黑体"/>
       <w:color w:themeColor="text1" w:val="000000"/>
     </w:rPr>
     <w:tblPr>
@@ -13284,6 +13869,7 @@
     </w:tcPr>
     <w:tblStylePr w:type="firstRow">
       <w:rPr>
+        <w:rFonts w:eastAsia="黑体"/>
         <w:b/>
         <w:bCs/>
       </w:rPr>
@@ -13302,6 +13888,7 @@
     </w:tblStylePr>
     <w:tblStylePr w:type="lastRow">
       <w:rPr>
+        <w:rFonts w:eastAsia="黑体"/>
         <w:b/>
         <w:bCs/>
         <w:color w:themeColor="background1" w:val="FFFFFF"/>
@@ -13316,6 +13903,7 @@
     </w:tblStylePr>
     <w:tblStylePr w:type="firstCol">
       <w:rPr>
+        <w:rFonts w:eastAsia="黑体"/>
         <w:color w:themeColor="background1" w:val="FFFFFF"/>
       </w:rPr>
       <w:tblPr/>
@@ -13333,6 +13921,7 @@
     </w:tblStylePr>
     <w:tblStylePr w:type="lastCol">
       <w:rPr>
+        <w:rFonts w:eastAsia="黑体"/>
         <w:color w:themeColor="background1" w:val="FFFFFF"/>
       </w:rPr>
       <w:tblPr/>
@@ -13362,11 +13951,13 @@
     </w:tblStylePr>
     <w:tblStylePr w:type="neCell">
       <w:rPr>
+        <w:rFonts w:eastAsia="黑体"/>
         <w:color w:themeColor="text1" w:val="000000"/>
       </w:rPr>
     </w:tblStylePr>
     <w:tblStylePr w:type="nwCell">
       <w:rPr>
+        <w:rFonts w:eastAsia="黑体"/>
         <w:color w:themeColor="text1" w:val="000000"/>
       </w:rPr>
     </w:tblStylePr>
@@ -13380,6 +13971,7 @@
       <w:spacing w:after="0" w:line="240" w:lineRule="auto"/>
     </w:pPr>
     <w:rPr>
+      <w:rFonts w:eastAsia="黑体"/>
       <w:color w:themeColor="text1" w:val="000000"/>
     </w:rPr>
     <w:tblPr>
@@ -13406,6 +13998,7 @@
     </w:tcPr>
     <w:tblStylePr w:type="firstRow">
       <w:rPr>
+        <w:rFonts w:eastAsia="黑体"/>
         <w:b/>
         <w:bCs/>
       </w:rPr>
@@ -13424,6 +14017,7 @@
     </w:tblStylePr>
     <w:tblStylePr w:type="lastRow">
       <w:rPr>
+        <w:rFonts w:eastAsia="黑体"/>
         <w:b/>
         <w:bCs/>
         <w:color w:themeColor="background1" w:val="FFFFFF"/>
@@ -13438,6 +14032,7 @@
     </w:tblStylePr>
     <w:tblStylePr w:type="firstCol">
       <w:rPr>
+        <w:rFonts w:eastAsia="黑体"/>
         <w:color w:themeColor="background1" w:val="FFFFFF"/>
       </w:rPr>
       <w:tblPr/>
@@ -13455,6 +14050,7 @@
     </w:tblStylePr>
     <w:tblStylePr w:type="lastCol">
       <w:rPr>
+        <w:rFonts w:eastAsia="黑体"/>
         <w:color w:themeColor="background1" w:val="FFFFFF"/>
       </w:rPr>
       <w:tblPr/>
@@ -13484,11 +14080,13 @@
     </w:tblStylePr>
     <w:tblStylePr w:type="neCell">
       <w:rPr>
+        <w:rFonts w:eastAsia="黑体"/>
         <w:color w:themeColor="text1" w:val="000000"/>
       </w:rPr>
     </w:tblStylePr>
     <w:tblStylePr w:type="nwCell">
       <w:rPr>
+        <w:rFonts w:eastAsia="黑体"/>
         <w:color w:themeColor="text1" w:val="000000"/>
       </w:rPr>
     </w:tblStylePr>
@@ -13502,6 +14100,7 @@
       <w:spacing w:after="0" w:line="240" w:lineRule="auto"/>
     </w:pPr>
     <w:rPr>
+      <w:rFonts w:eastAsia="黑体"/>
       <w:color w:themeColor="text1" w:val="000000"/>
     </w:rPr>
     <w:tblPr>
@@ -13528,6 +14127,7 @@
     </w:tcPr>
     <w:tblStylePr w:type="firstRow">
       <w:rPr>
+        <w:rFonts w:eastAsia="黑体"/>
         <w:b/>
         <w:bCs/>
       </w:rPr>
@@ -13546,6 +14146,7 @@
     </w:tblStylePr>
     <w:tblStylePr w:type="lastRow">
       <w:rPr>
+        <w:rFonts w:eastAsia="黑体"/>
         <w:b/>
         <w:bCs/>
         <w:color w:themeColor="background1" w:val="FFFFFF"/>
@@ -13560,6 +14161,7 @@
     </w:tblStylePr>
     <w:tblStylePr w:type="firstCol">
       <w:rPr>
+        <w:rFonts w:eastAsia="黑体"/>
         <w:color w:themeColor="background1" w:val="FFFFFF"/>
       </w:rPr>
       <w:tblPr/>
@@ -13577,6 +14179,7 @@
     </w:tblStylePr>
     <w:tblStylePr w:type="lastCol">
       <w:rPr>
+        <w:rFonts w:eastAsia="黑体"/>
         <w:color w:themeColor="background1" w:val="FFFFFF"/>
       </w:rPr>
       <w:tblPr/>
@@ -13606,11 +14209,13 @@
     </w:tblStylePr>
     <w:tblStylePr w:type="neCell">
       <w:rPr>
+        <w:rFonts w:eastAsia="黑体"/>
         <w:color w:themeColor="text1" w:val="000000"/>
       </w:rPr>
     </w:tblStylePr>
     <w:tblStylePr w:type="nwCell">
       <w:rPr>
+        <w:rFonts w:eastAsia="黑体"/>
         <w:color w:themeColor="text1" w:val="000000"/>
       </w:rPr>
     </w:tblStylePr>
@@ -13624,6 +14229,7 @@
       <w:spacing w:after="0" w:line="240" w:lineRule="auto"/>
     </w:pPr>
     <w:rPr>
+      <w:rFonts w:eastAsia="黑体"/>
       <w:color w:themeColor="text1" w:val="000000"/>
     </w:rPr>
     <w:tblPr>
@@ -13642,6 +14248,7 @@
     </w:tcPr>
     <w:tblStylePr w:type="firstRow">
       <w:rPr>
+        <w:rFonts w:eastAsia="黑体"/>
         <w:b/>
         <w:bCs/>
         <w:color w:themeColor="background1" w:val="FFFFFF"/>
@@ -13656,6 +14263,7 @@
     </w:tblStylePr>
     <w:tblStylePr w:type="lastRow">
       <w:rPr>
+        <w:rFonts w:eastAsia="黑体"/>
         <w:b/>
         <w:bCs/>
         <w:color w:themeColor="accent2" w:themeShade="CC" w:val="9E3A38"/>
@@ -13670,12 +14278,14 @@
     </w:tblStylePr>
     <w:tblStylePr w:type="firstCol">
       <w:rPr>
+        <w:rFonts w:eastAsia="黑体"/>
         <w:b/>
         <w:bCs/>
       </w:rPr>
     </w:tblStylePr>
     <w:tblStylePr w:type="lastCol">
       <w:rPr>
+        <w:rFonts w:eastAsia="黑体"/>
         <w:b/>
         <w:bCs/>
       </w:rPr>
@@ -13710,6 +14320,7 @@
       <w:spacing w:after="0" w:line="240" w:lineRule="auto"/>
     </w:pPr>
     <w:rPr>
+      <w:rFonts w:eastAsia="黑体"/>
       <w:color w:themeColor="text1" w:val="000000"/>
     </w:rPr>
     <w:tblPr>
@@ -13728,6 +14339,7 @@
     </w:tcPr>
     <w:tblStylePr w:type="firstRow">
       <w:rPr>
+        <w:rFonts w:eastAsia="黑体"/>
         <w:b/>
         <w:bCs/>
         <w:color w:themeColor="background1" w:val="FFFFFF"/>
@@ -13742,6 +14354,7 @@
     </w:tblStylePr>
     <w:tblStylePr w:type="lastRow">
       <w:rPr>
+        <w:rFonts w:eastAsia="黑体"/>
         <w:b/>
         <w:bCs/>
         <w:color w:themeColor="accent2" w:themeShade="CC" w:val="9E3A38"/>
@@ -13756,12 +14369,14 @@
     </w:tblStylePr>
     <w:tblStylePr w:type="firstCol">
       <w:rPr>
+        <w:rFonts w:eastAsia="黑体"/>
         <w:b/>
         <w:bCs/>
       </w:rPr>
     </w:tblStylePr>
     <w:tblStylePr w:type="lastCol">
       <w:rPr>
+        <w:rFonts w:eastAsia="黑体"/>
         <w:b/>
         <w:bCs/>
       </w:rPr>
@@ -13796,6 +14411,7 @@
       <w:spacing w:after="0" w:line="240" w:lineRule="auto"/>
     </w:pPr>
     <w:rPr>
+      <w:rFonts w:eastAsia="黑体"/>
       <w:color w:themeColor="text1" w:val="000000"/>
     </w:rPr>
     <w:tblPr>
@@ -13814,6 +14430,7 @@
     </w:tcPr>
     <w:tblStylePr w:type="firstRow">
       <w:rPr>
+        <w:rFonts w:eastAsia="黑体"/>
         <w:b/>
         <w:bCs/>
         <w:color w:themeColor="background1" w:val="FFFFFF"/>
@@ -13828,6 +14445,7 @@
     </w:tblStylePr>
     <w:tblStylePr w:type="lastRow">
       <w:rPr>
+        <w:rFonts w:eastAsia="黑体"/>
         <w:b/>
         <w:bCs/>
         <w:color w:themeColor="accent2" w:themeShade="CC" w:val="9E3A38"/>
@@ -13842,12 +14460,14 @@
     </w:tblStylePr>
     <w:tblStylePr w:type="firstCol">
       <w:rPr>
+        <w:rFonts w:eastAsia="黑体"/>
         <w:b/>
         <w:bCs/>
       </w:rPr>
     </w:tblStylePr>
     <w:tblStylePr w:type="lastCol">
       <w:rPr>
+        <w:rFonts w:eastAsia="黑体"/>
         <w:b/>
         <w:bCs/>
       </w:rPr>
@@ -13882,6 +14502,7 @@
       <w:spacing w:after="0" w:line="240" w:lineRule="auto"/>
     </w:pPr>
     <w:rPr>
+      <w:rFonts w:eastAsia="黑体"/>
       <w:color w:themeColor="text1" w:val="000000"/>
     </w:rPr>
     <w:tblPr>
@@ -13900,6 +14521,7 @@
     </w:tcPr>
     <w:tblStylePr w:type="firstRow">
       <w:rPr>
+        <w:rFonts w:eastAsia="黑体"/>
         <w:b/>
         <w:bCs/>
         <w:color w:themeColor="background1" w:val="FFFFFF"/>
@@ -13914,6 +14536,7 @@
     </w:tblStylePr>
     <w:tblStylePr w:type="lastRow">
       <w:rPr>
+        <w:rFonts w:eastAsia="黑体"/>
         <w:b/>
         <w:bCs/>
         <w:color w:themeColor="accent4" w:themeShade="CC" w:val="664E82"/>
@@ -13928,12 +14551,14 @@
     </w:tblStylePr>
     <w:tblStylePr w:type="firstCol">
       <w:rPr>
+        <w:rFonts w:eastAsia="黑体"/>
         <w:b/>
         <w:bCs/>
       </w:rPr>
     </w:tblStylePr>
     <w:tblStylePr w:type="lastCol">
       <w:rPr>
+        <w:rFonts w:eastAsia="黑体"/>
         <w:b/>
         <w:bCs/>
       </w:rPr>
@@ -13968,6 +14593,7 @@
       <w:spacing w:after="0" w:line="240" w:lineRule="auto"/>
     </w:pPr>
     <w:rPr>
+      <w:rFonts w:eastAsia="黑体"/>
       <w:color w:themeColor="text1" w:val="000000"/>
     </w:rPr>
     <w:tblPr>
@@ -13986,6 +14612,7 @@
     </w:tcPr>
     <w:tblStylePr w:type="firstRow">
       <w:rPr>
+        <w:rFonts w:eastAsia="黑体"/>
         <w:b/>
         <w:bCs/>
         <w:color w:themeColor="background1" w:val="FFFFFF"/>
@@ -14000,6 +14627,7 @@
     </w:tblStylePr>
     <w:tblStylePr w:type="lastRow">
       <w:rPr>
+        <w:rFonts w:eastAsia="黑体"/>
         <w:b/>
         <w:bCs/>
         <w:color w:themeColor="accent3" w:themeShade="CC" w:val="7E9C40"/>
@@ -14014,12 +14642,14 @@
     </w:tblStylePr>
     <w:tblStylePr w:type="firstCol">
       <w:rPr>
+        <w:rFonts w:eastAsia="黑体"/>
         <w:b/>
         <w:bCs/>
       </w:rPr>
     </w:tblStylePr>
     <w:tblStylePr w:type="lastCol">
       <w:rPr>
+        <w:rFonts w:eastAsia="黑体"/>
         <w:b/>
         <w:bCs/>
       </w:rPr>
@@ -14054,6 +14684,7 @@
       <w:spacing w:after="0" w:line="240" w:lineRule="auto"/>
     </w:pPr>
     <w:rPr>
+      <w:rFonts w:eastAsia="黑体"/>
       <w:color w:themeColor="text1" w:val="000000"/>
     </w:rPr>
     <w:tblPr>
@@ -14072,6 +14703,7 @@
     </w:tcPr>
     <w:tblStylePr w:type="firstRow">
       <w:rPr>
+        <w:rFonts w:eastAsia="黑体"/>
         <w:b/>
         <w:bCs/>
         <w:color w:themeColor="background1" w:val="FFFFFF"/>
@@ -14086,6 +14718,7 @@
     </w:tblStylePr>
     <w:tblStylePr w:type="lastRow">
       <w:rPr>
+        <w:rFonts w:eastAsia="黑体"/>
         <w:b/>
         <w:bCs/>
         <w:color w:themeColor="accent6" w:themeShade="CC" w:val="F2730A"/>
@@ -14100,12 +14733,14 @@
     </w:tblStylePr>
     <w:tblStylePr w:type="firstCol">
       <w:rPr>
+        <w:rFonts w:eastAsia="黑体"/>
         <w:b/>
         <w:bCs/>
       </w:rPr>
     </w:tblStylePr>
     <w:tblStylePr w:type="lastCol">
       <w:rPr>
+        <w:rFonts w:eastAsia="黑体"/>
         <w:b/>
         <w:bCs/>
       </w:rPr>
@@ -14140,6 +14775,7 @@
       <w:spacing w:after="0" w:line="240" w:lineRule="auto"/>
     </w:pPr>
     <w:rPr>
+      <w:rFonts w:eastAsia="黑体"/>
       <w:color w:themeColor="text1" w:val="000000"/>
     </w:rPr>
     <w:tblPr>
@@ -14158,6 +14794,7 @@
     </w:tcPr>
     <w:tblStylePr w:type="firstRow">
       <w:rPr>
+        <w:rFonts w:eastAsia="黑体"/>
         <w:b/>
         <w:bCs/>
         <w:color w:themeColor="background1" w:val="FFFFFF"/>
@@ -14172,6 +14809,7 @@
     </w:tblStylePr>
     <w:tblStylePr w:type="lastRow">
       <w:rPr>
+        <w:rFonts w:eastAsia="黑体"/>
         <w:b/>
         <w:bCs/>
         <w:color w:themeColor="accent5" w:themeShade="CC" w:val="348DA5"/>
@@ -14186,12 +14824,14 @@
     </w:tblStylePr>
     <w:tblStylePr w:type="firstCol">
       <w:rPr>
+        <w:rFonts w:eastAsia="黑体"/>
         <w:b/>
         <w:bCs/>
       </w:rPr>
     </w:tblStylePr>
     <w:tblStylePr w:type="lastCol">
       <w:rPr>
+        <w:rFonts w:eastAsia="黑体"/>
         <w:b/>
         <w:bCs/>
       </w:rPr>
@@ -14226,6 +14866,7 @@
       <w:spacing w:after="0" w:line="240" w:lineRule="auto"/>
     </w:pPr>
     <w:rPr>
+      <w:rFonts w:eastAsia="黑体"/>
       <w:color w:themeColor="text1" w:val="000000"/>
     </w:rPr>
     <w:tblPr>
@@ -14247,6 +14888,7 @@
     </w:tcPr>
     <w:tblStylePr w:type="firstRow">
       <w:rPr>
+        <w:rFonts w:eastAsia="黑体"/>
         <w:b/>
         <w:bCs/>
       </w:rPr>
@@ -14257,6 +14899,7 @@
     </w:tblStylePr>
     <w:tblStylePr w:type="lastRow">
       <w:rPr>
+        <w:rFonts w:eastAsia="黑体"/>
         <w:b/>
         <w:bCs/>
         <w:color w:themeColor="text1" w:val="000000"/>
@@ -14268,6 +14911,7 @@
     </w:tblStylePr>
     <w:tblStylePr w:type="firstCol">
       <w:rPr>
+        <w:rFonts w:eastAsia="黑体"/>
         <w:color w:themeColor="background1" w:val="FFFFFF"/>
       </w:rPr>
       <w:tblPr/>
@@ -14277,6 +14921,7 @@
     </w:tblStylePr>
     <w:tblStylePr w:type="lastCol">
       <w:rPr>
+        <w:rFonts w:eastAsia="黑体"/>
         <w:color w:themeColor="background1" w:val="FFFFFF"/>
       </w:rPr>
       <w:tblPr/>
@@ -14306,6 +14951,7 @@
       <w:spacing w:after="0" w:line="240" w:lineRule="auto"/>
     </w:pPr>
     <w:rPr>
+      <w:rFonts w:eastAsia="黑体"/>
       <w:color w:themeColor="text1" w:val="000000"/>
     </w:rPr>
     <w:tblPr>
@@ -14327,6 +14973,7 @@
     </w:tcPr>
     <w:tblStylePr w:type="firstRow">
       <w:rPr>
+        <w:rFonts w:eastAsia="黑体"/>
         <w:b/>
         <w:bCs/>
       </w:rPr>
@@ -14337,6 +14984,7 @@
     </w:tblStylePr>
     <w:tblStylePr w:type="lastRow">
       <w:rPr>
+        <w:rFonts w:eastAsia="黑体"/>
         <w:b/>
         <w:bCs/>
         <w:color w:themeColor="text1" w:val="000000"/>
@@ -14348,6 +14996,7 @@
     </w:tblStylePr>
     <w:tblStylePr w:type="firstCol">
       <w:rPr>
+        <w:rFonts w:eastAsia="黑体"/>
         <w:color w:themeColor="background1" w:val="FFFFFF"/>
       </w:rPr>
       <w:tblPr/>
@@ -14357,6 +15006,7 @@
     </w:tblStylePr>
     <w:tblStylePr w:type="lastCol">
       <w:rPr>
+        <w:rFonts w:eastAsia="黑体"/>
         <w:color w:themeColor="background1" w:val="FFFFFF"/>
       </w:rPr>
       <w:tblPr/>
@@ -14386,6 +15036,7 @@
       <w:spacing w:after="0" w:line="240" w:lineRule="auto"/>
     </w:pPr>
     <w:rPr>
+      <w:rFonts w:eastAsia="黑体"/>
       <w:color w:themeColor="text1" w:val="000000"/>
     </w:rPr>
     <w:tblPr>
@@ -14407,6 +15058,7 @@
     </w:tcPr>
     <w:tblStylePr w:type="firstRow">
       <w:rPr>
+        <w:rFonts w:eastAsia="黑体"/>
         <w:b/>
         <w:bCs/>
       </w:rPr>
@@ -14417,6 +15069,7 @@
     </w:tblStylePr>
     <w:tblStylePr w:type="lastRow">
       <w:rPr>
+        <w:rFonts w:eastAsia="黑体"/>
         <w:b/>
         <w:bCs/>
         <w:color w:themeColor="text1" w:val="000000"/>
@@ -14428,6 +15081,7 @@
     </w:tblStylePr>
     <w:tblStylePr w:type="firstCol">
       <w:rPr>
+        <w:rFonts w:eastAsia="黑体"/>
         <w:color w:themeColor="background1" w:val="FFFFFF"/>
       </w:rPr>
       <w:tblPr/>
@@ -14437,6 +15091,7 @@
     </w:tblStylePr>
     <w:tblStylePr w:type="lastCol">
       <w:rPr>
+        <w:rFonts w:eastAsia="黑体"/>
         <w:color w:themeColor="background1" w:val="FFFFFF"/>
       </w:rPr>
       <w:tblPr/>
@@ -14466,6 +15121,7 @@
       <w:spacing w:after="0" w:line="240" w:lineRule="auto"/>
     </w:pPr>
     <w:rPr>
+      <w:rFonts w:eastAsia="黑体"/>
       <w:color w:themeColor="text1" w:val="000000"/>
     </w:rPr>
     <w:tblPr>
@@ -14487,6 +15143,7 @@
     </w:tcPr>
     <w:tblStylePr w:type="firstRow">
       <w:rPr>
+        <w:rFonts w:eastAsia="黑体"/>
         <w:b/>
         <w:bCs/>
       </w:rPr>
@@ -14497,6 +15154,7 @@
     </w:tblStylePr>
     <w:tblStylePr w:type="lastRow">
       <w:rPr>
+        <w:rFonts w:eastAsia="黑体"/>
         <w:b/>
         <w:bCs/>
         <w:color w:themeColor="text1" w:val="000000"/>
@@ -14508,6 +15166,7 @@
     </w:tblStylePr>
     <w:tblStylePr w:type="firstCol">
       <w:rPr>
+        <w:rFonts w:eastAsia="黑体"/>
         <w:color w:themeColor="background1" w:val="FFFFFF"/>
       </w:rPr>
       <w:tblPr/>
@@ -14517,6 +15176,7 @@
     </w:tblStylePr>
     <w:tblStylePr w:type="lastCol">
       <w:rPr>
+        <w:rFonts w:eastAsia="黑体"/>
         <w:color w:themeColor="background1" w:val="FFFFFF"/>
       </w:rPr>
       <w:tblPr/>
@@ -14546,6 +15206,7 @@
       <w:spacing w:after="0" w:line="240" w:lineRule="auto"/>
     </w:pPr>
     <w:rPr>
+      <w:rFonts w:eastAsia="黑体"/>
       <w:color w:themeColor="text1" w:val="000000"/>
     </w:rPr>
     <w:tblPr>
@@ -14567,6 +15228,7 @@
     </w:tcPr>
     <w:tblStylePr w:type="firstRow">
       <w:rPr>
+        <w:rFonts w:eastAsia="黑体"/>
         <w:b/>
         <w:bCs/>
       </w:rPr>
@@ -14577,6 +15239,7 @@
     </w:tblStylePr>
     <w:tblStylePr w:type="lastRow">
       <w:rPr>
+        <w:rFonts w:eastAsia="黑体"/>
         <w:b/>
         <w:bCs/>
         <w:color w:themeColor="text1" w:val="000000"/>
@@ -14588,6 +15251,7 @@
     </w:tblStylePr>
     <w:tblStylePr w:type="firstCol">
       <w:rPr>
+        <w:rFonts w:eastAsia="黑体"/>
         <w:color w:themeColor="background1" w:val="FFFFFF"/>
       </w:rPr>
       <w:tblPr/>
@@ -14597,6 +15261,7 @@
     </w:tblStylePr>
     <w:tblStylePr w:type="lastCol">
       <w:rPr>
+        <w:rFonts w:eastAsia="黑体"/>
         <w:color w:themeColor="background1" w:val="FFFFFF"/>
       </w:rPr>
       <w:tblPr/>
@@ -14626,6 +15291,7 @@
       <w:spacing w:after="0" w:line="240" w:lineRule="auto"/>
     </w:pPr>
     <w:rPr>
+      <w:rFonts w:eastAsia="黑体"/>
       <w:color w:themeColor="text1" w:val="000000"/>
     </w:rPr>
     <w:tblPr>
@@ -14647,6 +15313,7 @@
     </w:tcPr>
     <w:tblStylePr w:type="firstRow">
       <w:rPr>
+        <w:rFonts w:eastAsia="黑体"/>
         <w:b/>
         <w:bCs/>
       </w:rPr>
@@ -14657,6 +15324,7 @@
     </w:tblStylePr>
     <w:tblStylePr w:type="lastRow">
       <w:rPr>
+        <w:rFonts w:eastAsia="黑体"/>
         <w:b/>
         <w:bCs/>
         <w:color w:themeColor="text1" w:val="000000"/>
@@ -14668,6 +15336,7 @@
     </w:tblStylePr>
     <w:tblStylePr w:type="firstCol">
       <w:rPr>
+        <w:rFonts w:eastAsia="黑体"/>
         <w:color w:themeColor="background1" w:val="FFFFFF"/>
       </w:rPr>
       <w:tblPr/>
@@ -14677,6 +15346,7 @@
     </w:tblStylePr>
     <w:tblStylePr w:type="lastCol">
       <w:rPr>
+        <w:rFonts w:eastAsia="黑体"/>
         <w:color w:themeColor="background1" w:val="FFFFFF"/>
       </w:rPr>
       <w:tblPr/>
@@ -14706,6 +15376,7 @@
       <w:spacing w:after="0" w:line="240" w:lineRule="auto"/>
     </w:pPr>
     <w:rPr>
+      <w:rFonts w:eastAsia="黑体"/>
       <w:color w:themeColor="text1" w:val="000000"/>
     </w:rPr>
     <w:tblPr>
@@ -14727,6 +15398,7 @@
     </w:tcPr>
     <w:tblStylePr w:type="firstRow">
       <w:rPr>
+        <w:rFonts w:eastAsia="黑体"/>
         <w:b/>
         <w:bCs/>
       </w:rPr>
@@ -14737,6 +15409,7 @@
     </w:tblStylePr>
     <w:tblStylePr w:type="lastRow">
       <w:rPr>
+        <w:rFonts w:eastAsia="黑体"/>
         <w:b/>
         <w:bCs/>
         <w:color w:themeColor="text1" w:val="000000"/>
@@ -14748,6 +15421,7 @@
     </w:tblStylePr>
     <w:tblStylePr w:type="firstCol">
       <w:rPr>
+        <w:rFonts w:eastAsia="黑体"/>
         <w:color w:themeColor="background1" w:val="FFFFFF"/>
       </w:rPr>
       <w:tblPr/>
@@ -14757,6 +15431,7 @@
     </w:tblStylePr>
     <w:tblStylePr w:type="lastCol">
       <w:rPr>
+        <w:rFonts w:eastAsia="黑体"/>
         <w:color w:themeColor="background1" w:val="FFFFFF"/>
       </w:rPr>
       <w:tblPr/>
@@ -14789,6 +15464,7 @@
     <w:name w:val="KeywordTok"/>
     <w:basedOn w:val="VerbatimChar"/>
     <w:rPr>
+      <w:rFonts w:eastAsia="黑体"/>
       <w:b/>
       <w:color w:val="007020"/>
     </w:rPr>
@@ -14797,6 +15473,7 @@
     <w:name w:val="DataTypeTok"/>
     <w:basedOn w:val="VerbatimChar"/>
     <w:rPr>
+      <w:rFonts w:eastAsia="黑体"/>
       <w:color w:val="902000"/>
     </w:rPr>
   </w:style>
@@ -14804,6 +15481,7 @@
     <w:name w:val="DecValTok"/>
     <w:basedOn w:val="VerbatimChar"/>
     <w:rPr>
+      <w:rFonts w:eastAsia="黑体"/>
       <w:color w:val="40a070"/>
     </w:rPr>
   </w:style>
@@ -14811,6 +15489,7 @@
     <w:name w:val="BaseNTok"/>
     <w:basedOn w:val="VerbatimChar"/>
     <w:rPr>
+      <w:rFonts w:eastAsia="黑体"/>
       <w:color w:val="40a070"/>
     </w:rPr>
   </w:style>
@@ -14818,6 +15497,7 @@
     <w:name w:val="FloatTok"/>
     <w:basedOn w:val="VerbatimChar"/>
     <w:rPr>
+      <w:rFonts w:eastAsia="黑体"/>
       <w:color w:val="40a070"/>
     </w:rPr>
   </w:style>
@@ -14825,6 +15505,7 @@
     <w:name w:val="ConstantTok"/>
     <w:basedOn w:val="VerbatimChar"/>
     <w:rPr>
+      <w:rFonts w:eastAsia="黑体"/>
       <w:color w:val="880000"/>
     </w:rPr>
   </w:style>
@@ -14832,6 +15513,7 @@
     <w:name w:val="CharTok"/>
     <w:basedOn w:val="VerbatimChar"/>
     <w:rPr>
+      <w:rFonts w:eastAsia="黑体"/>
       <w:color w:val="4070a0"/>
     </w:rPr>
   </w:style>
@@ -14839,6 +15521,7 @@
     <w:name w:val="SpecialCharTok"/>
     <w:basedOn w:val="VerbatimChar"/>
     <w:rPr>
+      <w:rFonts w:eastAsia="黑体"/>
       <w:color w:val="4070a0"/>
     </w:rPr>
   </w:style>
@@ -14846,6 +15529,7 @@
     <w:name w:val="StringTok"/>
     <w:basedOn w:val="VerbatimChar"/>
     <w:rPr>
+      <w:rFonts w:eastAsia="黑体"/>
       <w:color w:val="4070a0"/>
     </w:rPr>
   </w:style>
@@ -14853,6 +15537,7 @@
     <w:name w:val="VerbatimStringTok"/>
     <w:basedOn w:val="VerbatimChar"/>
     <w:rPr>
+      <w:rFonts w:eastAsia="黑体"/>
       <w:color w:val="4070a0"/>
     </w:rPr>
   </w:style>
@@ -14860,6 +15545,7 @@
     <w:name w:val="SpecialStringTok"/>
     <w:basedOn w:val="VerbatimChar"/>
     <w:rPr>
+      <w:rFonts w:eastAsia="黑体"/>
       <w:color w:val="bb6688"/>
     </w:rPr>
   </w:style>
@@ -14867,6 +15553,7 @@
     <w:name w:val="ImportTok"/>
     <w:basedOn w:val="VerbatimChar"/>
     <w:rPr>
+      <w:rFonts w:eastAsia="黑体"/>
       <w:b/>
       <w:color w:val="008000"/>
     </w:rPr>
@@ -14875,6 +15562,7 @@
     <w:name w:val="CommentTok"/>
     <w:basedOn w:val="VerbatimChar"/>
     <w:rPr>
+      <w:rFonts w:eastAsia="黑体"/>
       <w:i/>
       <w:color w:val="60a0b0"/>
     </w:rPr>
@@ -14883,6 +15571,7 @@
     <w:name w:val="DocumentationTok"/>
     <w:basedOn w:val="VerbatimChar"/>
     <w:rPr>
+      <w:rFonts w:eastAsia="黑体"/>
       <w:i/>
       <w:color w:val="ba2121"/>
     </w:rPr>
@@ -14891,6 +15580,7 @@
     <w:name w:val="AnnotationTok"/>
     <w:basedOn w:val="VerbatimChar"/>
     <w:rPr>
+      <w:rFonts w:eastAsia="黑体"/>
       <w:b/>
       <w:i/>
       <w:color w:val="60a0b0"/>
@@ -14900,6 +15590,7 @@
     <w:name w:val="CommentVarTok"/>
     <w:basedOn w:val="VerbatimChar"/>
     <w:rPr>
+      <w:rFonts w:eastAsia="黑体"/>
       <w:b/>
       <w:i/>
       <w:color w:val="60a0b0"/>
@@ -14909,6 +15600,7 @@
     <w:name w:val="OtherTok"/>
     <w:basedOn w:val="VerbatimChar"/>
     <w:rPr>
+      <w:rFonts w:eastAsia="黑体"/>
       <w:color w:val="007020"/>
     </w:rPr>
   </w:style>
@@ -14916,6 +15608,7 @@
     <w:name w:val="FunctionTok"/>
     <w:basedOn w:val="VerbatimChar"/>
     <w:rPr>
+      <w:rFonts w:eastAsia="黑体"/>
       <w:color w:val="06287e"/>
     </w:rPr>
   </w:style>
@@ -14923,6 +15616,7 @@
     <w:name w:val="VariableTok"/>
     <w:basedOn w:val="VerbatimChar"/>
     <w:rPr>
+      <w:rFonts w:eastAsia="黑体"/>
       <w:color w:val="19177c"/>
     </w:rPr>
   </w:style>
@@ -14930,6 +15624,7 @@
     <w:name w:val="ControlFlowTok"/>
     <w:basedOn w:val="VerbatimChar"/>
     <w:rPr>
+      <w:rFonts w:eastAsia="黑体"/>
       <w:b/>
       <w:color w:val="007020"/>
     </w:rPr>
@@ -14938,6 +15633,7 @@
     <w:name w:val="OperatorTok"/>
     <w:basedOn w:val="VerbatimChar"/>
     <w:rPr>
+      <w:rFonts w:eastAsia="黑体"/>
       <w:color w:val="666666"/>
     </w:rPr>
   </w:style>
@@ -14945,18 +15641,22 @@
     <w:name w:val="BuiltInTok"/>
     <w:basedOn w:val="VerbatimChar"/>
     <w:rPr>
+      <w:rFonts w:eastAsia="黑体"/>
       <w:color w:val="008000"/>
     </w:rPr>
   </w:style>
   <w:style w:type="character" w:customStyle="1" w:styleId="ExtensionTok">
     <w:name w:val="ExtensionTok"/>
     <w:basedOn w:val="VerbatimChar"/>
-    <w:rPr/>
+    <w:rPr>
+      <w:rFonts w:eastAsia="黑体"/>
+    </w:rPr>
   </w:style>
   <w:style w:type="character" w:customStyle="1" w:styleId="PreprocessorTok">
     <w:name w:val="PreprocessorTok"/>
     <w:basedOn w:val="VerbatimChar"/>
     <w:rPr>
+      <w:rFonts w:eastAsia="黑体"/>
       <w:color w:val="bc7a00"/>
     </w:rPr>
   </w:style>
@@ -14964,18 +15664,22 @@
     <w:name w:val="AttributeTok"/>
     <w:basedOn w:val="VerbatimChar"/>
     <w:rPr>
+      <w:rFonts w:eastAsia="黑体"/>
       <w:color w:val="7d9029"/>
     </w:rPr>
   </w:style>
   <w:style w:type="character" w:customStyle="1" w:styleId="RegionMarkerTok">
     <w:name w:val="RegionMarkerTok"/>
     <w:basedOn w:val="VerbatimChar"/>
-    <w:rPr/>
+    <w:rPr>
+      <w:rFonts w:eastAsia="黑体"/>
+    </w:rPr>
   </w:style>
   <w:style w:type="character" w:customStyle="1" w:styleId="InformationTok">
     <w:name w:val="InformationTok"/>
     <w:basedOn w:val="VerbatimChar"/>
     <w:rPr>
+      <w:rFonts w:eastAsia="黑体"/>
       <w:b/>
       <w:i/>
       <w:color w:val="60a0b0"/>
@@ -14985,6 +15689,7 @@
     <w:name w:val="WarningTok"/>
     <w:basedOn w:val="VerbatimChar"/>
     <w:rPr>
+      <w:rFonts w:eastAsia="黑体"/>
       <w:b/>
       <w:i/>
       <w:color w:val="60a0b0"/>
@@ -14994,6 +15699,7 @@
     <w:name w:val="AlertTok"/>
     <w:basedOn w:val="VerbatimChar"/>
     <w:rPr>
+      <w:rFonts w:eastAsia="黑体"/>
       <w:b/>
       <w:color w:val="ff0000"/>
     </w:rPr>
@@ -15002,6 +15708,7 @@
     <w:name w:val="ErrorTok"/>
     <w:basedOn w:val="VerbatimChar"/>
     <w:rPr>
+      <w:rFonts w:eastAsia="黑体"/>
       <w:b/>
       <w:color w:val="ff0000"/>
     </w:rPr>
@@ -15009,7 +15716,9 @@
   <w:style w:type="character" w:customStyle="1" w:styleId="NormalTok">
     <w:name w:val="NormalTok"/>
     <w:basedOn w:val="VerbatimChar"/>
-    <w:rPr/>
+    <w:rPr>
+      <w:rFonts w:eastAsia="黑体"/>
+    </w:rPr>
   </w:style>
 </w:styles>
 </file>
@@ -15058,12 +15767,12 @@
     <a:fontScheme name="Office">
       <a:majorFont>
         <a:latin typeface="Calibri"/>
-        <a:ea typeface=""/>
+        <a:ea typeface="黑体"/>
         <a:cs typeface=""/>
         <a:font script="Jpan" typeface="ＭＳ ゴシック"/>
         <a:font script="Hang" typeface="맑은 고딕"/>
-        <a:font script="Hans" typeface="宋体"/>
-        <a:font script="Hant" typeface="新細明體"/>
+        <a:font script="Hans" typeface="黑体"/>
+        <a:font script="Hant" typeface="黑体"/>
         <a:font script="Arab" typeface="Times New Roman"/>
         <a:font script="Hebr" typeface="Times New Roman"/>
         <a:font script="Thai" typeface="Angsana New"/>
@@ -15093,12 +15802,12 @@
       </a:majorFont>
       <a:minorFont>
         <a:latin typeface="Cambria"/>
-        <a:ea typeface=""/>
+        <a:ea typeface="黑体"/>
         <a:cs typeface=""/>
         <a:font script="Jpan" typeface="ＭＳ 明朝"/>
         <a:font script="Hang" typeface="맑은 고딕"/>
-        <a:font script="Hans" typeface="宋体"/>
-        <a:font script="Hant" typeface="新細明體"/>
+        <a:font script="Hans" typeface="黑体"/>
+        <a:font script="Hant" typeface="黑体"/>
         <a:font script="Arab" typeface="Arial"/>
         <a:font script="Hebr" typeface="Arial"/>
         <a:font script="Thai" typeface="Cordia New"/>

--- a/05-数字电路/03-单片机及嵌入式接口/LED数码管显示电路/LED数码管显示电路.docx
+++ b/05-数字电路/03-单片机及嵌入式接口/LED数码管显示电路/LED数码管显示电路.docx
@@ -2696,7 +2696,7 @@
           <w:color w:val="555555"/>
           <w:sz w:val="21"/>
         </w:rPr>
-        <w:t>材料收集者：杜文杰，WX手机：19519196569，QQ:3478827729</w:t>
+        <w:t>材料收集者：杜文杰，微信/手机：19519196569，QQ:3478827729</w:t>
       </w:r>
     </w:p>
     <w:sectPr>
